--- a/05_Figures/Table_GLS_master.docx
+++ b/05_Figures/Table_GLS_master.docx
@@ -28,7 +28,7 @@
         <w:gridCol w:w="1080"/>
         <w:gridCol w:w="936"/>
         <w:gridCol w:w="1296"/>
-        <w:gridCol w:w="792"/>
+        <w:gridCol w:w="1080"/>
       </w:tblGrid>
       <w:tr>
         <w:trPr>
@@ -37,9 +37,9 @@
         </w:trPr>
         <w:tc>
           <w:tcPr>
-            <w:gridSpan w:val="12"/>
-            <w:tcBorders>
-              <w:bottom w:val="none" w:sz="0" w:space="0" w:color="000000"/>
+            <w:vMerge w:val="restart"/>
+            <w:tcBorders>
+              <w:bottom w:val="single" w:sz="6" w:space="0" w:color="000000"/>
               <w:top w:val="single" w:sz="12" w:space="0" w:color="000000"/>
               <w:left w:val="none" w:sz="0" w:space="0" w:color="000000"/>
               <w:right w:val="none" w:sz="0" w:space="0" w:color="000000"/>
@@ -87,7 +87,399 @@
                 <w:szCs w:val="20"/>
                 <w:color w:val="000000"/>
               </w:rPr>
-              <w:t xml:space="preserve">Table S. Temperature and discharge effects on CO2 flux pathways: joint-model slopes (raw and standardized, with p-values), interaction term, AIC comparison, and best-supported-model fit (pseudo-R²), by response and site.</w:t>
+              <w:t xml:space="preserve">Response (flux pathways log10)</w:t>
+            </w:r>
+          </w:p>
+        </w:tc>
+        <w:tc>
+          <w:tcPr>
+            <w:vMerge w:val="restart"/>
+            <w:tcBorders>
+              <w:bottom w:val="single" w:sz="6" w:space="0" w:color="000000"/>
+              <w:top w:val="single" w:sz="12" w:space="0" w:color="000000"/>
+              <w:left w:val="none" w:sz="0" w:space="0" w:color="000000"/>
+              <w:right w:val="none" w:sz="0" w:space="0" w:color="000000"/>
+            </w:tcBorders>
+            <w:shd w:val="clear" w:color="auto" w:fill="FFFFFF"/>
+            <w:tcMar>
+              <w:top w:w="0" w:type="dxa"/>
+              <w:bottom w:w="0" w:type="dxa"/>
+              <w:left w:w="0" w:type="dxa"/>
+              <w:right w:w="0" w:type="dxa"/>
+            </w:tcMar>
+            <w:vAlign w:val="center"/>
+          </w:tcPr>
+          <w:p>
+            <w:pPr>
+              <w:pStyle w:val="Normal"/>
+              <w:jc w:val="center"/>
+              <w:pBdr>
+                <w:bottom w:val="none" w:sz="0" w:space="0" w:color="000000"/>
+                <w:top w:val="none" w:sz="0" w:space="0" w:color="000000"/>
+                <w:left w:val="none" w:sz="0" w:space="0" w:color="000000"/>
+                <w:right w:val="none" w:sz="0" w:space="0" w:color="000000"/>
+              </w:pBdr>
+              <w:spacing w:after="100" w:before="100" w:line="240"/>
+              <w:ind w:left="100" w:right="100" w:firstLine="0" w:firstLineChars="0"/>
+              <w:rPr>
+                <w:rFonts w:ascii="Times New Roman" w:hAnsi="Times New Roman" w:eastAsia="Times New Roman" w:cs="Times New Roman"/>
+                <w:i w:val="false"/>
+                <w:b w:val="true"/>
+                <w:u w:val="none"/>
+                <w:strike w:val="false"/>
+                <w:sz w:val="20"/>
+                <w:szCs w:val="20"/>
+                <w:color w:val="000000"/>
+              </w:rPr>
+            </w:pPr>
+            <w:r>
+              <w:rPr>
+                <w:rFonts w:ascii="Times New Roman" w:hAnsi="Times New Roman" w:eastAsia="Times New Roman" w:cs="Times New Roman"/>
+                <w:i w:val="false"/>
+                <w:b w:val="true"/>
+                <w:u w:val="none"/>
+                <w:strike w:val="false"/>
+                <w:sz w:val="20"/>
+                <w:szCs w:val="20"/>
+                <w:color w:val="000000"/>
+              </w:rPr>
+              <w:t xml:space="preserve">Site</w:t>
+            </w:r>
+          </w:p>
+        </w:tc>
+        <w:tc>
+          <w:tcPr>
+            <w:gridSpan w:val="3"/>
+            <w:tcBorders>
+              <w:bottom w:val="none" w:sz="0" w:space="0" w:color="000000"/>
+              <w:top w:val="single" w:sz="12" w:space="0" w:color="000000"/>
+              <w:left w:val="none" w:sz="0" w:space="0" w:color="000000"/>
+              <w:right w:val="none" w:sz="0" w:space="0" w:color="000000"/>
+            </w:tcBorders>
+            <w:shd w:val="clear" w:color="auto" w:fill="FFFFFF"/>
+            <w:tcMar>
+              <w:top w:w="0" w:type="dxa"/>
+              <w:bottom w:w="0" w:type="dxa"/>
+              <w:left w:w="0" w:type="dxa"/>
+              <w:right w:w="0" w:type="dxa"/>
+            </w:tcMar>
+            <w:vAlign w:val="center"/>
+          </w:tcPr>
+          <w:p>
+            <w:pPr>
+              <w:pStyle w:val="Normal"/>
+              <w:jc w:val="center"/>
+              <w:pBdr>
+                <w:bottom w:val="none" w:sz="0" w:space="0" w:color="000000"/>
+                <w:top w:val="none" w:sz="0" w:space="0" w:color="000000"/>
+                <w:left w:val="none" w:sz="0" w:space="0" w:color="000000"/>
+                <w:right w:val="none" w:sz="0" w:space="0" w:color="000000"/>
+              </w:pBdr>
+              <w:spacing w:after="100" w:before="100" w:line="240"/>
+              <w:ind w:left="100" w:right="100" w:firstLine="0" w:firstLineChars="0"/>
+              <w:rPr>
+                <w:rFonts w:ascii="Times New Roman" w:hAnsi="Times New Roman" w:eastAsia="Times New Roman" w:cs="Times New Roman"/>
+                <w:i w:val="false"/>
+                <w:b w:val="true"/>
+                <w:u w:val="none"/>
+                <w:strike w:val="false"/>
+                <w:sz w:val="20"/>
+                <w:szCs w:val="20"/>
+                <w:color w:val="000000"/>
+              </w:rPr>
+            </w:pPr>
+            <w:r>
+              <w:rPr>
+                <w:rFonts w:ascii="Times New Roman" w:hAnsi="Times New Roman" w:eastAsia="Times New Roman" w:cs="Times New Roman"/>
+                <w:i w:val="false"/>
+                <w:b w:val="true"/>
+                <w:u w:val="none"/>
+                <w:strike w:val="false"/>
+                <w:sz w:val="20"/>
+                <w:szCs w:val="20"/>
+                <w:color w:val="000000"/>
+              </w:rPr>
+              <w:t xml:space="preserve">Temperature Slope (β)</w:t>
+            </w:r>
+          </w:p>
+        </w:tc>
+        <w:tc>
+          <w:tcPr>
+            <w:gridSpan w:val="3"/>
+            <w:tcBorders>
+              <w:bottom w:val="none" w:sz="0" w:space="0" w:color="000000"/>
+              <w:top w:val="single" w:sz="12" w:space="0" w:color="000000"/>
+              <w:left w:val="none" w:sz="0" w:space="0" w:color="000000"/>
+              <w:right w:val="none" w:sz="0" w:space="0" w:color="000000"/>
+            </w:tcBorders>
+            <w:shd w:val="clear" w:color="auto" w:fill="FFFFFF"/>
+            <w:tcMar>
+              <w:top w:w="0" w:type="dxa"/>
+              <w:bottom w:w="0" w:type="dxa"/>
+              <w:left w:w="0" w:type="dxa"/>
+              <w:right w:w="0" w:type="dxa"/>
+            </w:tcMar>
+            <w:vAlign w:val="center"/>
+          </w:tcPr>
+          <w:p>
+            <w:pPr>
+              <w:pStyle w:val="Normal"/>
+              <w:jc w:val="center"/>
+              <w:pBdr>
+                <w:bottom w:val="none" w:sz="0" w:space="0" w:color="000000"/>
+                <w:top w:val="none" w:sz="0" w:space="0" w:color="000000"/>
+                <w:left w:val="none" w:sz="0" w:space="0" w:color="000000"/>
+                <w:right w:val="none" w:sz="0" w:space="0" w:color="000000"/>
+              </w:pBdr>
+              <w:spacing w:after="100" w:before="100" w:line="240"/>
+              <w:ind w:left="100" w:right="100" w:firstLine="0" w:firstLineChars="0"/>
+              <w:rPr>
+                <w:rFonts w:ascii="Times New Roman" w:hAnsi="Times New Roman" w:eastAsia="Times New Roman" w:cs="Times New Roman"/>
+                <w:i w:val="false"/>
+                <w:b w:val="true"/>
+                <w:u w:val="none"/>
+                <w:strike w:val="false"/>
+                <w:sz w:val="20"/>
+                <w:szCs w:val="20"/>
+                <w:color w:val="000000"/>
+              </w:rPr>
+            </w:pPr>
+            <w:r>
+              <w:rPr>
+                <w:rFonts w:ascii="Times New Roman" w:hAnsi="Times New Roman" w:eastAsia="Times New Roman" w:cs="Times New Roman"/>
+                <w:i w:val="false"/>
+                <w:b w:val="true"/>
+                <w:u w:val="none"/>
+                <w:strike w:val="false"/>
+                <w:sz w:val="20"/>
+                <w:szCs w:val="20"/>
+                <w:color w:val="000000"/>
+              </w:rPr>
+              <w:t xml:space="preserve">Discharge Slope (c)</w:t>
+            </w:r>
+          </w:p>
+        </w:tc>
+        <w:tc>
+          <w:tcPr>
+            <w:vMerge w:val="restart"/>
+            <w:tcBorders>
+              <w:bottom w:val="single" w:sz="6" w:space="0" w:color="000000"/>
+              <w:top w:val="single" w:sz="12" w:space="0" w:color="000000"/>
+              <w:left w:val="none" w:sz="0" w:space="0" w:color="000000"/>
+              <w:right w:val="none" w:sz="0" w:space="0" w:color="000000"/>
+            </w:tcBorders>
+            <w:shd w:val="clear" w:color="auto" w:fill="FFFFFF"/>
+            <w:tcMar>
+              <w:top w:w="0" w:type="dxa"/>
+              <w:bottom w:w="0" w:type="dxa"/>
+              <w:left w:w="0" w:type="dxa"/>
+              <w:right w:w="0" w:type="dxa"/>
+            </w:tcMar>
+            <w:vAlign w:val="center"/>
+          </w:tcPr>
+          <w:p>
+            <w:pPr>
+              <w:pStyle w:val="Normal"/>
+              <w:jc w:val="center"/>
+              <w:pBdr>
+                <w:bottom w:val="none" w:sz="0" w:space="0" w:color="000000"/>
+                <w:top w:val="none" w:sz="0" w:space="0" w:color="000000"/>
+                <w:left w:val="none" w:sz="0" w:space="0" w:color="000000"/>
+                <w:right w:val="none" w:sz="0" w:space="0" w:color="000000"/>
+              </w:pBdr>
+              <w:spacing w:after="100" w:before="100" w:line="240"/>
+              <w:ind w:left="100" w:right="100" w:firstLine="0" w:firstLineChars="0"/>
+              <w:rPr>
+                <w:rFonts w:ascii="Times New Roman" w:hAnsi="Times New Roman" w:eastAsia="Times New Roman" w:cs="Times New Roman"/>
+                <w:i w:val="false"/>
+                <w:b w:val="true"/>
+                <w:u w:val="none"/>
+                <w:strike w:val="false"/>
+                <w:sz w:val="20"/>
+                <w:szCs w:val="20"/>
+                <w:color w:val="000000"/>
+              </w:rPr>
+            </w:pPr>
+            <w:r>
+              <w:rPr>
+                <w:rFonts w:ascii="Times New Roman" w:hAnsi="Times New Roman" w:eastAsia="Times New Roman" w:cs="Times New Roman"/>
+                <w:i w:val="false"/>
+                <w:b w:val="true"/>
+                <w:u w:val="none"/>
+                <w:strike w:val="false"/>
+                <w:sz w:val="20"/>
+                <w:szCs w:val="20"/>
+                <w:color w:val="000000"/>
+              </w:rPr>
+              <w:t xml:space="preserve">Interaction (b)</w:t>
+            </w:r>
+          </w:p>
+        </w:tc>
+        <w:tc>
+          <w:tcPr>
+            <w:vMerge w:val="restart"/>
+            <w:tcBorders>
+              <w:bottom w:val="single" w:sz="6" w:space="0" w:color="000000"/>
+              <w:top w:val="single" w:sz="12" w:space="0" w:color="000000"/>
+              <w:left w:val="none" w:sz="0" w:space="0" w:color="000000"/>
+              <w:right w:val="none" w:sz="0" w:space="0" w:color="000000"/>
+            </w:tcBorders>
+            <w:shd w:val="clear" w:color="auto" w:fill="FFFFFF"/>
+            <w:tcMar>
+              <w:top w:w="0" w:type="dxa"/>
+              <w:bottom w:w="0" w:type="dxa"/>
+              <w:left w:w="0" w:type="dxa"/>
+              <w:right w:w="0" w:type="dxa"/>
+            </w:tcMar>
+            <w:vAlign w:val="center"/>
+          </w:tcPr>
+          <w:p>
+            <w:pPr>
+              <w:pStyle w:val="Normal"/>
+              <w:jc w:val="center"/>
+              <w:pBdr>
+                <w:bottom w:val="none" w:sz="0" w:space="0" w:color="000000"/>
+                <w:top w:val="none" w:sz="0" w:space="0" w:color="000000"/>
+                <w:left w:val="none" w:sz="0" w:space="0" w:color="000000"/>
+                <w:right w:val="none" w:sz="0" w:space="0" w:color="000000"/>
+              </w:pBdr>
+              <w:spacing w:after="100" w:before="100" w:line="240"/>
+              <w:ind w:left="100" w:right="100" w:firstLine="0" w:firstLineChars="0"/>
+              <w:rPr>
+                <w:rFonts w:ascii="Times New Roman" w:hAnsi="Times New Roman" w:eastAsia="Times New Roman" w:cs="Times New Roman"/>
+                <w:i w:val="false"/>
+                <w:b w:val="true"/>
+                <w:u w:val="none"/>
+                <w:strike w:val="false"/>
+                <w:sz w:val="20"/>
+                <w:szCs w:val="20"/>
+                <w:color w:val="000000"/>
+              </w:rPr>
+            </w:pPr>
+            <w:r>
+              <w:rPr>
+                <w:rFonts w:ascii="Times New Roman" w:hAnsi="Times New Roman" w:eastAsia="Times New Roman" w:cs="Times New Roman"/>
+                <w:i w:val="false"/>
+                <w:b w:val="true"/>
+                <w:u w:val="none"/>
+                <w:strike w:val="false"/>
+                <w:sz w:val="20"/>
+                <w:szCs w:val="20"/>
+                <w:color w:val="000000"/>
+              </w:rPr>
+              <w:t xml:space="preserve">ΔAIC</w:t>
+            </w:r>
+          </w:p>
+        </w:tc>
+        <w:tc>
+          <w:tcPr>
+            <w:vMerge w:val="restart"/>
+            <w:tcBorders>
+              <w:bottom w:val="single" w:sz="6" w:space="0" w:color="000000"/>
+              <w:top w:val="single" w:sz="12" w:space="0" w:color="000000"/>
+              <w:left w:val="none" w:sz="0" w:space="0" w:color="000000"/>
+              <w:right w:val="none" w:sz="0" w:space="0" w:color="000000"/>
+            </w:tcBorders>
+            <w:shd w:val="clear" w:color="auto" w:fill="FFFFFF"/>
+            <w:tcMar>
+              <w:top w:w="0" w:type="dxa"/>
+              <w:bottom w:w="0" w:type="dxa"/>
+              <w:left w:w="0" w:type="dxa"/>
+              <w:right w:w="0" w:type="dxa"/>
+            </w:tcMar>
+            <w:vAlign w:val="center"/>
+          </w:tcPr>
+          <w:p>
+            <w:pPr>
+              <w:pStyle w:val="Normal"/>
+              <w:jc w:val="center"/>
+              <w:pBdr>
+                <w:bottom w:val="none" w:sz="0" w:space="0" w:color="000000"/>
+                <w:top w:val="none" w:sz="0" w:space="0" w:color="000000"/>
+                <w:left w:val="none" w:sz="0" w:space="0" w:color="000000"/>
+                <w:right w:val="none" w:sz="0" w:space="0" w:color="000000"/>
+              </w:pBdr>
+              <w:spacing w:after="100" w:before="100" w:line="240"/>
+              <w:ind w:left="100" w:right="100" w:firstLine="0" w:firstLineChars="0"/>
+              <w:rPr>
+                <w:rFonts w:ascii="Times New Roman" w:hAnsi="Times New Roman" w:eastAsia="Times New Roman" w:cs="Times New Roman"/>
+                <w:i w:val="false"/>
+                <w:b w:val="true"/>
+                <w:u w:val="none"/>
+                <w:strike w:val="false"/>
+                <w:sz w:val="20"/>
+                <w:szCs w:val="20"/>
+                <w:color w:val="000000"/>
+              </w:rPr>
+            </w:pPr>
+            <w:r>
+              <w:rPr>
+                <w:rFonts w:ascii="Times New Roman" w:hAnsi="Times New Roman" w:eastAsia="Times New Roman" w:cs="Times New Roman"/>
+                <w:i w:val="false"/>
+                <w:b w:val="true"/>
+                <w:u w:val="none"/>
+                <w:strike w:val="false"/>
+                <w:sz w:val="20"/>
+                <w:szCs w:val="20"/>
+                <w:color w:val="000000"/>
+              </w:rPr>
+              <w:t xml:space="preserve">Pseudo-R² (cor²)</w:t>
+            </w:r>
+          </w:p>
+        </w:tc>
+        <w:tc>
+          <w:tcPr>
+            <w:vMerge w:val="restart"/>
+            <w:tcBorders>
+              <w:bottom w:val="single" w:sz="6" w:space="0" w:color="000000"/>
+              <w:top w:val="single" w:sz="12" w:space="0" w:color="000000"/>
+              <w:left w:val="none" w:sz="0" w:space="0" w:color="000000"/>
+              <w:right w:val="none" w:sz="0" w:space="0" w:color="000000"/>
+            </w:tcBorders>
+            <w:shd w:val="clear" w:color="auto" w:fill="FFFFFF"/>
+            <w:tcMar>
+              <w:top w:w="0" w:type="dxa"/>
+              <w:bottom w:w="0" w:type="dxa"/>
+              <w:left w:w="0" w:type="dxa"/>
+              <w:right w:w="0" w:type="dxa"/>
+            </w:tcMar>
+            <w:vAlign w:val="center"/>
+          </w:tcPr>
+          <w:p>
+            <w:pPr>
+              <w:pStyle w:val="Normal"/>
+              <w:jc w:val="center"/>
+              <w:pBdr>
+                <w:bottom w:val="none" w:sz="0" w:space="0" w:color="000000"/>
+                <w:top w:val="none" w:sz="0" w:space="0" w:color="000000"/>
+                <w:left w:val="none" w:sz="0" w:space="0" w:color="000000"/>
+                <w:right w:val="none" w:sz="0" w:space="0" w:color="000000"/>
+              </w:pBdr>
+              <w:spacing w:after="100" w:before="100" w:line="240"/>
+              <w:ind w:left="100" w:right="100" w:firstLine="0" w:firstLineChars="0"/>
+              <w:rPr>
+                <w:rFonts w:ascii="Times New Roman" w:hAnsi="Times New Roman" w:eastAsia="Times New Roman" w:cs="Times New Roman"/>
+                <w:i w:val="false"/>
+                <w:b w:val="true"/>
+                <w:u w:val="none"/>
+                <w:strike w:val="false"/>
+                <w:sz w:val="20"/>
+                <w:szCs w:val="20"/>
+                <w:color w:val="000000"/>
+              </w:rPr>
+            </w:pPr>
+            <w:r>
+              <w:rPr>
+                <w:rFonts w:ascii="Times New Roman" w:hAnsi="Times New Roman" w:eastAsia="Times New Roman" w:cs="Times New Roman"/>
+                <w:i w:val="false"/>
+                <w:b w:val="true"/>
+                <w:u w:val="none"/>
+                <w:strike w:val="false"/>
+                <w:sz w:val="20"/>
+                <w:szCs w:val="20"/>
+                <w:color w:val="000000"/>
+              </w:rPr>
+              <w:t xml:space="preserve">Favors</w:t>
             </w:r>
           </w:p>
         </w:tc>
@@ -99,460 +491,6 @@
         </w:trPr>
         <w:tc>
           <w:tcPr>
-            <w:vMerge w:val="restart"/>
-            <w:tcBorders>
-              <w:bottom w:val="single" w:sz="6" w:space="0" w:color="000000"/>
-              <w:top w:val="none" w:sz="0" w:space="0" w:color="000000"/>
-              <w:left w:val="none" w:sz="0" w:space="0" w:color="000000"/>
-              <w:right w:val="none" w:sz="0" w:space="0" w:color="000000"/>
-            </w:tcBorders>
-            <w:shd w:val="clear" w:color="auto" w:fill="FFFFFF"/>
-            <w:tcMar>
-              <w:top w:w="0" w:type="dxa"/>
-              <w:bottom w:w="0" w:type="dxa"/>
-              <w:left w:w="0" w:type="dxa"/>
-              <w:right w:w="0" w:type="dxa"/>
-            </w:tcMar>
-            <w:vAlign w:val="center"/>
-          </w:tcPr>
-          <w:p>
-            <w:pPr>
-              <w:pStyle w:val="Normal"/>
-              <w:jc w:val="center"/>
-              <w:pBdr>
-                <w:bottom w:val="none" w:sz="0" w:space="0" w:color="000000"/>
-                <w:top w:val="none" w:sz="0" w:space="0" w:color="000000"/>
-                <w:left w:val="none" w:sz="0" w:space="0" w:color="000000"/>
-                <w:right w:val="none" w:sz="0" w:space="0" w:color="000000"/>
-              </w:pBdr>
-              <w:spacing w:after="100" w:before="100" w:line="240"/>
-              <w:ind w:left="100" w:right="100" w:firstLine="0" w:firstLineChars="0"/>
-              <w:rPr>
-                <w:rFonts w:ascii="Times New Roman" w:hAnsi="Times New Roman" w:eastAsia="Times New Roman" w:cs="Times New Roman"/>
-                <w:i w:val="false"/>
-                <w:b w:val="true"/>
-                <w:u w:val="none"/>
-                <w:strike w:val="false"/>
-                <w:sz w:val="20"/>
-                <w:szCs w:val="20"/>
-                <w:color w:val="000000"/>
-              </w:rPr>
-            </w:pPr>
-            <w:r>
-              <w:rPr>
-                <w:rFonts w:ascii="Times New Roman" w:hAnsi="Times New Roman" w:eastAsia="Times New Roman" w:cs="Times New Roman"/>
-                <w:i w:val="false"/>
-                <w:b w:val="true"/>
-                <w:u w:val="none"/>
-                <w:strike w:val="false"/>
-                <w:sz w:val="20"/>
-                <w:szCs w:val="20"/>
-                <w:color w:val="000000"/>
-              </w:rPr>
-              <w:t xml:space="preserve">Response</w:t>
-            </w:r>
-          </w:p>
-        </w:tc>
-        <w:tc>
-          <w:tcPr>
-            <w:vMerge w:val="restart"/>
-            <w:tcBorders>
-              <w:bottom w:val="single" w:sz="6" w:space="0" w:color="000000"/>
-              <w:top w:val="none" w:sz="0" w:space="0" w:color="000000"/>
-              <w:left w:val="none" w:sz="0" w:space="0" w:color="000000"/>
-              <w:right w:val="none" w:sz="0" w:space="0" w:color="000000"/>
-            </w:tcBorders>
-            <w:shd w:val="clear" w:color="auto" w:fill="FFFFFF"/>
-            <w:tcMar>
-              <w:top w:w="0" w:type="dxa"/>
-              <w:bottom w:w="0" w:type="dxa"/>
-              <w:left w:w="0" w:type="dxa"/>
-              <w:right w:w="0" w:type="dxa"/>
-            </w:tcMar>
-            <w:vAlign w:val="center"/>
-          </w:tcPr>
-          <w:p>
-            <w:pPr>
-              <w:pStyle w:val="Normal"/>
-              <w:jc w:val="center"/>
-              <w:pBdr>
-                <w:bottom w:val="none" w:sz="0" w:space="0" w:color="000000"/>
-                <w:top w:val="none" w:sz="0" w:space="0" w:color="000000"/>
-                <w:left w:val="none" w:sz="0" w:space="0" w:color="000000"/>
-                <w:right w:val="none" w:sz="0" w:space="0" w:color="000000"/>
-              </w:pBdr>
-              <w:spacing w:after="100" w:before="100" w:line="240"/>
-              <w:ind w:left="100" w:right="100" w:firstLine="0" w:firstLineChars="0"/>
-              <w:rPr>
-                <w:rFonts w:ascii="Times New Roman" w:hAnsi="Times New Roman" w:eastAsia="Times New Roman" w:cs="Times New Roman"/>
-                <w:i w:val="false"/>
-                <w:b w:val="true"/>
-                <w:u w:val="none"/>
-                <w:strike w:val="false"/>
-                <w:sz w:val="20"/>
-                <w:szCs w:val="20"/>
-                <w:color w:val="000000"/>
-              </w:rPr>
-            </w:pPr>
-            <w:r>
-              <w:rPr>
-                <w:rFonts w:ascii="Times New Roman" w:hAnsi="Times New Roman" w:eastAsia="Times New Roman" w:cs="Times New Roman"/>
-                <w:i w:val="false"/>
-                <w:b w:val="true"/>
-                <w:u w:val="none"/>
-                <w:strike w:val="false"/>
-                <w:sz w:val="20"/>
-                <w:szCs w:val="20"/>
-                <w:color w:val="000000"/>
-              </w:rPr>
-              <w:t xml:space="preserve">Site</w:t>
-            </w:r>
-          </w:p>
-        </w:tc>
-        <w:tc>
-          <w:tcPr>
-            <w:gridSpan w:val="3"/>
-            <w:tcBorders>
-              <w:bottom w:val="none" w:sz="0" w:space="0" w:color="000000"/>
-              <w:top w:val="none" w:sz="0" w:space="0" w:color="000000"/>
-              <w:left w:val="none" w:sz="0" w:space="0" w:color="000000"/>
-              <w:right w:val="none" w:sz="0" w:space="0" w:color="000000"/>
-            </w:tcBorders>
-            <w:shd w:val="clear" w:color="auto" w:fill="FFFFFF"/>
-            <w:tcMar>
-              <w:top w:w="0" w:type="dxa"/>
-              <w:bottom w:w="0" w:type="dxa"/>
-              <w:left w:w="0" w:type="dxa"/>
-              <w:right w:w="0" w:type="dxa"/>
-            </w:tcMar>
-            <w:vAlign w:val="center"/>
-          </w:tcPr>
-          <w:p>
-            <w:pPr>
-              <w:pStyle w:val="Normal"/>
-              <w:jc w:val="center"/>
-              <w:pBdr>
-                <w:bottom w:val="none" w:sz="0" w:space="0" w:color="000000"/>
-                <w:top w:val="none" w:sz="0" w:space="0" w:color="000000"/>
-                <w:left w:val="none" w:sz="0" w:space="0" w:color="000000"/>
-                <w:right w:val="none" w:sz="0" w:space="0" w:color="000000"/>
-              </w:pBdr>
-              <w:spacing w:after="100" w:before="100" w:line="240"/>
-              <w:ind w:left="100" w:right="100" w:firstLine="0" w:firstLineChars="0"/>
-              <w:rPr>
-                <w:rFonts w:ascii="Times New Roman" w:hAnsi="Times New Roman" w:eastAsia="Times New Roman" w:cs="Times New Roman"/>
-                <w:i w:val="false"/>
-                <w:b w:val="true"/>
-                <w:u w:val="none"/>
-                <w:strike w:val="false"/>
-                <w:sz w:val="20"/>
-                <w:szCs w:val="20"/>
-                <w:color w:val="000000"/>
-              </w:rPr>
-            </w:pPr>
-            <w:r>
-              <w:rPr>
-                <w:rFonts w:ascii="Times New Roman" w:hAnsi="Times New Roman" w:eastAsia="Times New Roman" w:cs="Times New Roman"/>
-                <w:i w:val="false"/>
-                <w:b w:val="true"/>
-                <w:u w:val="none"/>
-                <w:strike w:val="false"/>
-                <w:sz w:val="20"/>
-                <w:szCs w:val="20"/>
-                <w:color w:val="000000"/>
-              </w:rPr>
-              <w:t xml:space="preserve">Temperature Slope (β)</w:t>
-            </w:r>
-          </w:p>
-        </w:tc>
-        <w:tc>
-          <w:tcPr>
-            <w:gridSpan w:val="3"/>
-            <w:tcBorders>
-              <w:bottom w:val="none" w:sz="0" w:space="0" w:color="000000"/>
-              <w:top w:val="none" w:sz="0" w:space="0" w:color="000000"/>
-              <w:left w:val="none" w:sz="0" w:space="0" w:color="000000"/>
-              <w:right w:val="none" w:sz="0" w:space="0" w:color="000000"/>
-            </w:tcBorders>
-            <w:shd w:val="clear" w:color="auto" w:fill="FFFFFF"/>
-            <w:tcMar>
-              <w:top w:w="0" w:type="dxa"/>
-              <w:bottom w:w="0" w:type="dxa"/>
-              <w:left w:w="0" w:type="dxa"/>
-              <w:right w:w="0" w:type="dxa"/>
-            </w:tcMar>
-            <w:vAlign w:val="center"/>
-          </w:tcPr>
-          <w:p>
-            <w:pPr>
-              <w:pStyle w:val="Normal"/>
-              <w:jc w:val="center"/>
-              <w:pBdr>
-                <w:bottom w:val="none" w:sz="0" w:space="0" w:color="000000"/>
-                <w:top w:val="none" w:sz="0" w:space="0" w:color="000000"/>
-                <w:left w:val="none" w:sz="0" w:space="0" w:color="000000"/>
-                <w:right w:val="none" w:sz="0" w:space="0" w:color="000000"/>
-              </w:pBdr>
-              <w:spacing w:after="100" w:before="100" w:line="240"/>
-              <w:ind w:left="100" w:right="100" w:firstLine="0" w:firstLineChars="0"/>
-              <w:rPr>
-                <w:rFonts w:ascii="Times New Roman" w:hAnsi="Times New Roman" w:eastAsia="Times New Roman" w:cs="Times New Roman"/>
-                <w:i w:val="false"/>
-                <w:b w:val="true"/>
-                <w:u w:val="none"/>
-                <w:strike w:val="false"/>
-                <w:sz w:val="20"/>
-                <w:szCs w:val="20"/>
-                <w:color w:val="000000"/>
-              </w:rPr>
-            </w:pPr>
-            <w:r>
-              <w:rPr>
-                <w:rFonts w:ascii="Times New Roman" w:hAnsi="Times New Roman" w:eastAsia="Times New Roman" w:cs="Times New Roman"/>
-                <w:i w:val="false"/>
-                <w:b w:val="true"/>
-                <w:u w:val="none"/>
-                <w:strike w:val="false"/>
-                <w:sz w:val="20"/>
-                <w:szCs w:val="20"/>
-                <w:color w:val="000000"/>
-              </w:rPr>
-              <w:t xml:space="preserve">Discharge Slope (c)</w:t>
-            </w:r>
-          </w:p>
-        </w:tc>
-        <w:tc>
-          <w:tcPr>
-            <w:vMerge w:val="restart"/>
-            <w:tcBorders>
-              <w:bottom w:val="single" w:sz="6" w:space="0" w:color="000000"/>
-              <w:top w:val="none" w:sz="0" w:space="0" w:color="000000"/>
-              <w:left w:val="none" w:sz="0" w:space="0" w:color="000000"/>
-              <w:right w:val="none" w:sz="0" w:space="0" w:color="000000"/>
-            </w:tcBorders>
-            <w:shd w:val="clear" w:color="auto" w:fill="FFFFFF"/>
-            <w:tcMar>
-              <w:top w:w="0" w:type="dxa"/>
-              <w:bottom w:w="0" w:type="dxa"/>
-              <w:left w:w="0" w:type="dxa"/>
-              <w:right w:w="0" w:type="dxa"/>
-            </w:tcMar>
-            <w:vAlign w:val="center"/>
-          </w:tcPr>
-          <w:p>
-            <w:pPr>
-              <w:pStyle w:val="Normal"/>
-              <w:jc w:val="center"/>
-              <w:pBdr>
-                <w:bottom w:val="none" w:sz="0" w:space="0" w:color="000000"/>
-                <w:top w:val="none" w:sz="0" w:space="0" w:color="000000"/>
-                <w:left w:val="none" w:sz="0" w:space="0" w:color="000000"/>
-                <w:right w:val="none" w:sz="0" w:space="0" w:color="000000"/>
-              </w:pBdr>
-              <w:spacing w:after="100" w:before="100" w:line="240"/>
-              <w:ind w:left="100" w:right="100" w:firstLine="0" w:firstLineChars="0"/>
-              <w:rPr>
-                <w:rFonts w:ascii="Times New Roman" w:hAnsi="Times New Roman" w:eastAsia="Times New Roman" w:cs="Times New Roman"/>
-                <w:i w:val="false"/>
-                <w:b w:val="true"/>
-                <w:u w:val="none"/>
-                <w:strike w:val="false"/>
-                <w:sz w:val="20"/>
-                <w:szCs w:val="20"/>
-                <w:color w:val="000000"/>
-              </w:rPr>
-            </w:pPr>
-            <w:r>
-              <w:rPr>
-                <w:rFonts w:ascii="Times New Roman" w:hAnsi="Times New Roman" w:eastAsia="Times New Roman" w:cs="Times New Roman"/>
-                <w:i w:val="false"/>
-                <w:b w:val="true"/>
-                <w:u w:val="none"/>
-                <w:strike w:val="false"/>
-                <w:sz w:val="20"/>
-                <w:szCs w:val="20"/>
-                <w:color w:val="000000"/>
-              </w:rPr>
-              <w:t xml:space="preserve">Interaction (b)</w:t>
-            </w:r>
-          </w:p>
-        </w:tc>
-        <w:tc>
-          <w:tcPr>
-            <w:vMerge w:val="restart"/>
-            <w:tcBorders>
-              <w:bottom w:val="single" w:sz="6" w:space="0" w:color="000000"/>
-              <w:top w:val="none" w:sz="0" w:space="0" w:color="000000"/>
-              <w:left w:val="none" w:sz="0" w:space="0" w:color="000000"/>
-              <w:right w:val="none" w:sz="0" w:space="0" w:color="000000"/>
-            </w:tcBorders>
-            <w:shd w:val="clear" w:color="auto" w:fill="FFFFFF"/>
-            <w:tcMar>
-              <w:top w:w="0" w:type="dxa"/>
-              <w:bottom w:w="0" w:type="dxa"/>
-              <w:left w:w="0" w:type="dxa"/>
-              <w:right w:w="0" w:type="dxa"/>
-            </w:tcMar>
-            <w:vAlign w:val="center"/>
-          </w:tcPr>
-          <w:p>
-            <w:pPr>
-              <w:pStyle w:val="Normal"/>
-              <w:jc w:val="center"/>
-              <w:pBdr>
-                <w:bottom w:val="none" w:sz="0" w:space="0" w:color="000000"/>
-                <w:top w:val="none" w:sz="0" w:space="0" w:color="000000"/>
-                <w:left w:val="none" w:sz="0" w:space="0" w:color="000000"/>
-                <w:right w:val="none" w:sz="0" w:space="0" w:color="000000"/>
-              </w:pBdr>
-              <w:spacing w:after="100" w:before="100" w:line="240"/>
-              <w:ind w:left="100" w:right="100" w:firstLine="0" w:firstLineChars="0"/>
-              <w:rPr>
-                <w:rFonts w:ascii="Times New Roman" w:hAnsi="Times New Roman" w:eastAsia="Times New Roman" w:cs="Times New Roman"/>
-                <w:i w:val="false"/>
-                <w:b w:val="true"/>
-                <w:u w:val="none"/>
-                <w:strike w:val="false"/>
-                <w:sz w:val="20"/>
-                <w:szCs w:val="20"/>
-                <w:color w:val="000000"/>
-              </w:rPr>
-            </w:pPr>
-            <w:r>
-              <w:rPr>
-                <w:rFonts w:ascii="Times New Roman" w:hAnsi="Times New Roman" w:eastAsia="Times New Roman" w:cs="Times New Roman"/>
-                <w:i w:val="false"/>
-                <w:b w:val="true"/>
-                <w:u w:val="none"/>
-                <w:strike w:val="false"/>
-                <w:sz w:val="20"/>
-                <w:szCs w:val="20"/>
-                <w:color w:val="000000"/>
-              </w:rPr>
-              <w:t xml:space="preserve">ΔAIC</w:t>
-            </w:r>
-          </w:p>
-        </w:tc>
-        <w:tc>
-          <w:tcPr>
-            <w:vMerge w:val="restart"/>
-            <w:tcBorders>
-              <w:bottom w:val="single" w:sz="6" w:space="0" w:color="000000"/>
-              <w:top w:val="none" w:sz="0" w:space="0" w:color="000000"/>
-              <w:left w:val="none" w:sz="0" w:space="0" w:color="000000"/>
-              <w:right w:val="none" w:sz="0" w:space="0" w:color="000000"/>
-            </w:tcBorders>
-            <w:shd w:val="clear" w:color="auto" w:fill="FFFFFF"/>
-            <w:tcMar>
-              <w:top w:w="0" w:type="dxa"/>
-              <w:bottom w:w="0" w:type="dxa"/>
-              <w:left w:w="0" w:type="dxa"/>
-              <w:right w:w="0" w:type="dxa"/>
-            </w:tcMar>
-            <w:vAlign w:val="center"/>
-          </w:tcPr>
-          <w:p>
-            <w:pPr>
-              <w:pStyle w:val="Normal"/>
-              <w:jc w:val="center"/>
-              <w:pBdr>
-                <w:bottom w:val="none" w:sz="0" w:space="0" w:color="000000"/>
-                <w:top w:val="none" w:sz="0" w:space="0" w:color="000000"/>
-                <w:left w:val="none" w:sz="0" w:space="0" w:color="000000"/>
-                <w:right w:val="none" w:sz="0" w:space="0" w:color="000000"/>
-              </w:pBdr>
-              <w:spacing w:after="100" w:before="100" w:line="240"/>
-              <w:ind w:left="100" w:right="100" w:firstLine="0" w:firstLineChars="0"/>
-              <w:rPr>
-                <w:rFonts w:ascii="Times New Roman" w:hAnsi="Times New Roman" w:eastAsia="Times New Roman" w:cs="Times New Roman"/>
-                <w:i w:val="false"/>
-                <w:b w:val="true"/>
-                <w:u w:val="none"/>
-                <w:strike w:val="false"/>
-                <w:sz w:val="20"/>
-                <w:szCs w:val="20"/>
-                <w:color w:val="000000"/>
-              </w:rPr>
-            </w:pPr>
-            <w:r>
-              <w:rPr>
-                <w:rFonts w:ascii="Times New Roman" w:hAnsi="Times New Roman" w:eastAsia="Times New Roman" w:cs="Times New Roman"/>
-                <w:i w:val="false"/>
-                <w:b w:val="true"/>
-                <w:u w:val="none"/>
-                <w:strike w:val="false"/>
-                <w:sz w:val="20"/>
-                <w:szCs w:val="20"/>
-                <w:color w:val="000000"/>
-              </w:rPr>
-              <w:t xml:space="preserve">Pseudo-R² (cor²)</w:t>
-            </w:r>
-          </w:p>
-        </w:tc>
-        <w:tc>
-          <w:tcPr>
-            <w:vMerge w:val="restart"/>
-            <w:tcBorders>
-              <w:bottom w:val="single" w:sz="6" w:space="0" w:color="000000"/>
-              <w:top w:val="none" w:sz="0" w:space="0" w:color="000000"/>
-              <w:left w:val="none" w:sz="0" w:space="0" w:color="000000"/>
-              <w:right w:val="none" w:sz="0" w:space="0" w:color="000000"/>
-            </w:tcBorders>
-            <w:shd w:val="clear" w:color="auto" w:fill="FFFFFF"/>
-            <w:tcMar>
-              <w:top w:w="0" w:type="dxa"/>
-              <w:bottom w:w="0" w:type="dxa"/>
-              <w:left w:w="0" w:type="dxa"/>
-              <w:right w:w="0" w:type="dxa"/>
-            </w:tcMar>
-            <w:vAlign w:val="center"/>
-          </w:tcPr>
-          <w:p>
-            <w:pPr>
-              <w:pStyle w:val="Normal"/>
-              <w:jc w:val="center"/>
-              <w:pBdr>
-                <w:bottom w:val="none" w:sz="0" w:space="0" w:color="000000"/>
-                <w:top w:val="none" w:sz="0" w:space="0" w:color="000000"/>
-                <w:left w:val="none" w:sz="0" w:space="0" w:color="000000"/>
-                <w:right w:val="none" w:sz="0" w:space="0" w:color="000000"/>
-              </w:pBdr>
-              <w:spacing w:after="100" w:before="100" w:line="240"/>
-              <w:ind w:left="100" w:right="100" w:firstLine="0" w:firstLineChars="0"/>
-              <w:rPr>
-                <w:rFonts w:ascii="Times New Roman" w:hAnsi="Times New Roman" w:eastAsia="Times New Roman" w:cs="Times New Roman"/>
-                <w:i w:val="false"/>
-                <w:b w:val="true"/>
-                <w:u w:val="none"/>
-                <w:strike w:val="false"/>
-                <w:sz w:val="20"/>
-                <w:szCs w:val="20"/>
-                <w:color w:val="000000"/>
-              </w:rPr>
-            </w:pPr>
-            <w:r>
-              <w:rPr>
-                <w:rFonts w:ascii="Times New Roman" w:hAnsi="Times New Roman" w:eastAsia="Times New Roman" w:cs="Times New Roman"/>
-                <w:i w:val="false"/>
-                <w:b w:val="true"/>
-                <w:u w:val="none"/>
-                <w:strike w:val="false"/>
-                <w:sz w:val="20"/>
-                <w:szCs w:val="20"/>
-                <w:color w:val="000000"/>
-              </w:rPr>
-              <w:t xml:space="preserve">Favors</w:t>
-            </w:r>
-          </w:p>
-        </w:tc>
-      </w:tr>
-      <w:tr>
-        <w:trPr>
-          <w:trHeight w:val="360" w:hRule="auto"/>
-          <w:tblHeader/>
-        </w:trPr>
-        <w:tc>
-          <w:tcPr>
             <w:vMerge/>
             <w:tcBorders>
               <w:bottom w:val="single" w:sz="6" w:space="0" w:color="000000"/>
@@ -1196,7 +1134,7 @@
                 <w:szCs w:val="20"/>
                 <w:color w:val="000000"/>
               </w:rPr>
-              <w:t xml:space="preserve">log10(Total CO2 Flux)</w:t>
+              <w:t xml:space="preserve">Total CO2 Flux</w:t>
             </w:r>
           </w:p>
         </w:tc>
@@ -1801,7 +1739,7 @@
                 <w:szCs w:val="20"/>
                 <w:color w:val="000000"/>
               </w:rPr>
-              <w:t xml:space="preserve">TempC</w:t>
+              <w:t xml:space="preserve">Neither</w:t>
             </w:r>
           </w:p>
         </w:tc>
@@ -1916,43 +1854,43 @@
               <w:left w:val="none" w:sz="0" w:space="0" w:color="000000"/>
               <w:right w:val="none" w:sz="0" w:space="0" w:color="000000"/>
             </w:tcBorders>
-            <w:shd w:val="clear" w:color="auto" w:fill="FFFFFF"/>
-            <w:tcMar>
-              <w:top w:w="0" w:type="dxa"/>
-              <w:bottom w:w="0" w:type="dxa"/>
-              <w:left w:w="0" w:type="dxa"/>
-              <w:right w:w="0" w:type="dxa"/>
-            </w:tcMar>
-            <w:vAlign w:val="center"/>
-          </w:tcPr>
-          <w:p>
-            <w:pPr>
-              <w:pStyle w:val="Normal"/>
-              <w:jc w:val="center"/>
-              <w:pBdr>
-                <w:bottom w:val="none" w:sz="0" w:space="0" w:color="000000"/>
-                <w:top w:val="none" w:sz="0" w:space="0" w:color="000000"/>
-                <w:left w:val="none" w:sz="0" w:space="0" w:color="000000"/>
-                <w:right w:val="none" w:sz="0" w:space="0" w:color="000000"/>
-              </w:pBdr>
-              <w:spacing w:after="100" w:before="100" w:line="240"/>
-              <w:ind w:left="100" w:right="100" w:firstLine="0" w:firstLineChars="0"/>
-              <w:rPr>
-                <w:rFonts w:ascii="Times New Roman" w:hAnsi="Times New Roman" w:eastAsia="Times New Roman" w:cs="Times New Roman"/>
-                <w:i w:val="false"/>
-                <w:b w:val="false"/>
-                <w:u w:val="none"/>
-                <w:strike w:val="false"/>
-                <w:sz w:val="20"/>
-                <w:szCs w:val="20"/>
-                <w:color w:val="000000"/>
-              </w:rPr>
-            </w:pPr>
-            <w:r>
-              <w:rPr>
-                <w:rFonts w:ascii="Times New Roman" w:hAnsi="Times New Roman" w:eastAsia="Times New Roman" w:cs="Times New Roman"/>
-                <w:i w:val="false"/>
-                <w:b w:val="false"/>
+            <w:shd w:val="clear" w:color="auto" w:fill="FFF3B0"/>
+            <w:tcMar>
+              <w:top w:w="0" w:type="dxa"/>
+              <w:bottom w:w="0" w:type="dxa"/>
+              <w:left w:w="0" w:type="dxa"/>
+              <w:right w:w="0" w:type="dxa"/>
+            </w:tcMar>
+            <w:vAlign w:val="center"/>
+          </w:tcPr>
+          <w:p>
+            <w:pPr>
+              <w:pStyle w:val="Normal"/>
+              <w:jc w:val="center"/>
+              <w:pBdr>
+                <w:bottom w:val="none" w:sz="0" w:space="0" w:color="000000"/>
+                <w:top w:val="none" w:sz="0" w:space="0" w:color="000000"/>
+                <w:left w:val="none" w:sz="0" w:space="0" w:color="000000"/>
+                <w:right w:val="none" w:sz="0" w:space="0" w:color="000000"/>
+              </w:pBdr>
+              <w:spacing w:after="100" w:before="100" w:line="240"/>
+              <w:ind w:left="100" w:right="100" w:firstLine="0" w:firstLineChars="0"/>
+              <w:rPr>
+                <w:rFonts w:ascii="Times New Roman" w:hAnsi="Times New Roman" w:eastAsia="Times New Roman" w:cs="Times New Roman"/>
+                <w:i w:val="false"/>
+                <w:b w:val="true"/>
+                <w:u w:val="none"/>
+                <w:strike w:val="false"/>
+                <w:sz w:val="20"/>
+                <w:szCs w:val="20"/>
+                <w:color w:val="000000"/>
+              </w:rPr>
+            </w:pPr>
+            <w:r>
+              <w:rPr>
+                <w:rFonts w:ascii="Times New Roman" w:hAnsi="Times New Roman" w:eastAsia="Times New Roman" w:cs="Times New Roman"/>
+                <w:i w:val="false"/>
+                <w:b w:val="true"/>
                 <w:u w:val="none"/>
                 <w:strike w:val="false"/>
                 <w:sz w:val="20"/>
@@ -1971,43 +1909,43 @@
               <w:left w:val="none" w:sz="0" w:space="0" w:color="000000"/>
               <w:right w:val="none" w:sz="0" w:space="0" w:color="000000"/>
             </w:tcBorders>
-            <w:shd w:val="clear" w:color="auto" w:fill="FFFFFF"/>
-            <w:tcMar>
-              <w:top w:w="0" w:type="dxa"/>
-              <w:bottom w:w="0" w:type="dxa"/>
-              <w:left w:w="0" w:type="dxa"/>
-              <w:right w:w="0" w:type="dxa"/>
-            </w:tcMar>
-            <w:vAlign w:val="center"/>
-          </w:tcPr>
-          <w:p>
-            <w:pPr>
-              <w:pStyle w:val="Normal"/>
-              <w:jc w:val="center"/>
-              <w:pBdr>
-                <w:bottom w:val="none" w:sz="0" w:space="0" w:color="000000"/>
-                <w:top w:val="none" w:sz="0" w:space="0" w:color="000000"/>
-                <w:left w:val="none" w:sz="0" w:space="0" w:color="000000"/>
-                <w:right w:val="none" w:sz="0" w:space="0" w:color="000000"/>
-              </w:pBdr>
-              <w:spacing w:after="100" w:before="100" w:line="240"/>
-              <w:ind w:left="100" w:right="100" w:firstLine="0" w:firstLineChars="0"/>
-              <w:rPr>
-                <w:rFonts w:ascii="Times New Roman" w:hAnsi="Times New Roman" w:eastAsia="Times New Roman" w:cs="Times New Roman"/>
-                <w:i w:val="false"/>
-                <w:b w:val="false"/>
-                <w:u w:val="none"/>
-                <w:strike w:val="false"/>
-                <w:sz w:val="20"/>
-                <w:szCs w:val="20"/>
-                <w:color w:val="000000"/>
-              </w:rPr>
-            </w:pPr>
-            <w:r>
-              <w:rPr>
-                <w:rFonts w:ascii="Times New Roman" w:hAnsi="Times New Roman" w:eastAsia="Times New Roman" w:cs="Times New Roman"/>
-                <w:i w:val="false"/>
-                <w:b w:val="false"/>
+            <w:shd w:val="clear" w:color="auto" w:fill="FFF3B0"/>
+            <w:tcMar>
+              <w:top w:w="0" w:type="dxa"/>
+              <w:bottom w:w="0" w:type="dxa"/>
+              <w:left w:w="0" w:type="dxa"/>
+              <w:right w:w="0" w:type="dxa"/>
+            </w:tcMar>
+            <w:vAlign w:val="center"/>
+          </w:tcPr>
+          <w:p>
+            <w:pPr>
+              <w:pStyle w:val="Normal"/>
+              <w:jc w:val="center"/>
+              <w:pBdr>
+                <w:bottom w:val="none" w:sz="0" w:space="0" w:color="000000"/>
+                <w:top w:val="none" w:sz="0" w:space="0" w:color="000000"/>
+                <w:left w:val="none" w:sz="0" w:space="0" w:color="000000"/>
+                <w:right w:val="none" w:sz="0" w:space="0" w:color="000000"/>
+              </w:pBdr>
+              <w:spacing w:after="100" w:before="100" w:line="240"/>
+              <w:ind w:left="100" w:right="100" w:firstLine="0" w:firstLineChars="0"/>
+              <w:rPr>
+                <w:rFonts w:ascii="Times New Roman" w:hAnsi="Times New Roman" w:eastAsia="Times New Roman" w:cs="Times New Roman"/>
+                <w:i w:val="false"/>
+                <w:b w:val="true"/>
+                <w:u w:val="none"/>
+                <w:strike w:val="false"/>
+                <w:sz w:val="20"/>
+                <w:szCs w:val="20"/>
+                <w:color w:val="000000"/>
+              </w:rPr>
+            </w:pPr>
+            <w:r>
+              <w:rPr>
+                <w:rFonts w:ascii="Times New Roman" w:hAnsi="Times New Roman" w:eastAsia="Times New Roman" w:cs="Times New Roman"/>
+                <w:i w:val="false"/>
+                <w:b w:val="true"/>
                 <w:u w:val="none"/>
                 <w:strike w:val="false"/>
                 <w:sz w:val="20"/>
@@ -2026,43 +1964,43 @@
               <w:left w:val="none" w:sz="0" w:space="0" w:color="000000"/>
               <w:right w:val="none" w:sz="0" w:space="0" w:color="000000"/>
             </w:tcBorders>
-            <w:shd w:val="clear" w:color="auto" w:fill="FFFFFF"/>
-            <w:tcMar>
-              <w:top w:w="0" w:type="dxa"/>
-              <w:bottom w:w="0" w:type="dxa"/>
-              <w:left w:w="0" w:type="dxa"/>
-              <w:right w:w="0" w:type="dxa"/>
-            </w:tcMar>
-            <w:vAlign w:val="center"/>
-          </w:tcPr>
-          <w:p>
-            <w:pPr>
-              <w:pStyle w:val="Normal"/>
-              <w:jc w:val="center"/>
-              <w:pBdr>
-                <w:bottom w:val="none" w:sz="0" w:space="0" w:color="000000"/>
-                <w:top w:val="none" w:sz="0" w:space="0" w:color="000000"/>
-                <w:left w:val="none" w:sz="0" w:space="0" w:color="000000"/>
-                <w:right w:val="none" w:sz="0" w:space="0" w:color="000000"/>
-              </w:pBdr>
-              <w:spacing w:after="100" w:before="100" w:line="240"/>
-              <w:ind w:left="100" w:right="100" w:firstLine="0" w:firstLineChars="0"/>
-              <w:rPr>
-                <w:rFonts w:ascii="Times New Roman" w:hAnsi="Times New Roman" w:eastAsia="Times New Roman" w:cs="Times New Roman"/>
-                <w:i w:val="false"/>
-                <w:b w:val="false"/>
-                <w:u w:val="none"/>
-                <w:strike w:val="false"/>
-                <w:sz w:val="20"/>
-                <w:szCs w:val="20"/>
-                <w:color w:val="000000"/>
-              </w:rPr>
-            </w:pPr>
-            <w:r>
-              <w:rPr>
-                <w:rFonts w:ascii="Times New Roman" w:hAnsi="Times New Roman" w:eastAsia="Times New Roman" w:cs="Times New Roman"/>
-                <w:i w:val="false"/>
-                <w:b w:val="false"/>
+            <w:shd w:val="clear" w:color="auto" w:fill="FFF3B0"/>
+            <w:tcMar>
+              <w:top w:w="0" w:type="dxa"/>
+              <w:bottom w:w="0" w:type="dxa"/>
+              <w:left w:w="0" w:type="dxa"/>
+              <w:right w:w="0" w:type="dxa"/>
+            </w:tcMar>
+            <w:vAlign w:val="center"/>
+          </w:tcPr>
+          <w:p>
+            <w:pPr>
+              <w:pStyle w:val="Normal"/>
+              <w:jc w:val="center"/>
+              <w:pBdr>
+                <w:bottom w:val="none" w:sz="0" w:space="0" w:color="000000"/>
+                <w:top w:val="none" w:sz="0" w:space="0" w:color="000000"/>
+                <w:left w:val="none" w:sz="0" w:space="0" w:color="000000"/>
+                <w:right w:val="none" w:sz="0" w:space="0" w:color="000000"/>
+              </w:pBdr>
+              <w:spacing w:after="100" w:before="100" w:line="240"/>
+              <w:ind w:left="100" w:right="100" w:firstLine="0" w:firstLineChars="0"/>
+              <w:rPr>
+                <w:rFonts w:ascii="Times New Roman" w:hAnsi="Times New Roman" w:eastAsia="Times New Roman" w:cs="Times New Roman"/>
+                <w:i w:val="false"/>
+                <w:b w:val="true"/>
+                <w:u w:val="none"/>
+                <w:strike w:val="false"/>
+                <w:sz w:val="20"/>
+                <w:szCs w:val="20"/>
+                <w:color w:val="000000"/>
+              </w:rPr>
+            </w:pPr>
+            <w:r>
+              <w:rPr>
+                <w:rFonts w:ascii="Times New Roman" w:hAnsi="Times New Roman" w:eastAsia="Times New Roman" w:cs="Times New Roman"/>
+                <w:i w:val="false"/>
+                <w:b w:val="true"/>
                 <w:u w:val="none"/>
                 <w:strike w:val="false"/>
                 <w:sz w:val="20"/>
@@ -2081,43 +2019,43 @@
               <w:left w:val="none" w:sz="0" w:space="0" w:color="000000"/>
               <w:right w:val="none" w:sz="0" w:space="0" w:color="000000"/>
             </w:tcBorders>
-            <w:shd w:val="clear" w:color="auto" w:fill="FFFFFF"/>
-            <w:tcMar>
-              <w:top w:w="0" w:type="dxa"/>
-              <w:bottom w:w="0" w:type="dxa"/>
-              <w:left w:w="0" w:type="dxa"/>
-              <w:right w:w="0" w:type="dxa"/>
-            </w:tcMar>
-            <w:vAlign w:val="center"/>
-          </w:tcPr>
-          <w:p>
-            <w:pPr>
-              <w:pStyle w:val="Normal"/>
-              <w:jc w:val="center"/>
-              <w:pBdr>
-                <w:bottom w:val="none" w:sz="0" w:space="0" w:color="000000"/>
-                <w:top w:val="none" w:sz="0" w:space="0" w:color="000000"/>
-                <w:left w:val="none" w:sz="0" w:space="0" w:color="000000"/>
-                <w:right w:val="none" w:sz="0" w:space="0" w:color="000000"/>
-              </w:pBdr>
-              <w:spacing w:after="100" w:before="100" w:line="240"/>
-              <w:ind w:left="100" w:right="100" w:firstLine="0" w:firstLineChars="0"/>
-              <w:rPr>
-                <w:rFonts w:ascii="Times New Roman" w:hAnsi="Times New Roman" w:eastAsia="Times New Roman" w:cs="Times New Roman"/>
-                <w:i w:val="false"/>
-                <w:b w:val="false"/>
-                <w:u w:val="none"/>
-                <w:strike w:val="false"/>
-                <w:sz w:val="20"/>
-                <w:szCs w:val="20"/>
-                <w:color w:val="000000"/>
-              </w:rPr>
-            </w:pPr>
-            <w:r>
-              <w:rPr>
-                <w:rFonts w:ascii="Times New Roman" w:hAnsi="Times New Roman" w:eastAsia="Times New Roman" w:cs="Times New Roman"/>
-                <w:i w:val="false"/>
-                <w:b w:val="false"/>
+            <w:shd w:val="clear" w:color="auto" w:fill="FFF3B0"/>
+            <w:tcMar>
+              <w:top w:w="0" w:type="dxa"/>
+              <w:bottom w:w="0" w:type="dxa"/>
+              <w:left w:w="0" w:type="dxa"/>
+              <w:right w:w="0" w:type="dxa"/>
+            </w:tcMar>
+            <w:vAlign w:val="center"/>
+          </w:tcPr>
+          <w:p>
+            <w:pPr>
+              <w:pStyle w:val="Normal"/>
+              <w:jc w:val="center"/>
+              <w:pBdr>
+                <w:bottom w:val="none" w:sz="0" w:space="0" w:color="000000"/>
+                <w:top w:val="none" w:sz="0" w:space="0" w:color="000000"/>
+                <w:left w:val="none" w:sz="0" w:space="0" w:color="000000"/>
+                <w:right w:val="none" w:sz="0" w:space="0" w:color="000000"/>
+              </w:pBdr>
+              <w:spacing w:after="100" w:before="100" w:line="240"/>
+              <w:ind w:left="100" w:right="100" w:firstLine="0" w:firstLineChars="0"/>
+              <w:rPr>
+                <w:rFonts w:ascii="Times New Roman" w:hAnsi="Times New Roman" w:eastAsia="Times New Roman" w:cs="Times New Roman"/>
+                <w:i w:val="false"/>
+                <w:b w:val="true"/>
+                <w:u w:val="none"/>
+                <w:strike w:val="false"/>
+                <w:sz w:val="20"/>
+                <w:szCs w:val="20"/>
+                <w:color w:val="000000"/>
+              </w:rPr>
+            </w:pPr>
+            <w:r>
+              <w:rPr>
+                <w:rFonts w:ascii="Times New Roman" w:hAnsi="Times New Roman" w:eastAsia="Times New Roman" w:cs="Times New Roman"/>
+                <w:i w:val="false"/>
+                <w:b w:val="true"/>
                 <w:u w:val="none"/>
                 <w:strike w:val="false"/>
                 <w:sz w:val="20"/>
@@ -2136,43 +2074,43 @@
               <w:left w:val="none" w:sz="0" w:space="0" w:color="000000"/>
               <w:right w:val="none" w:sz="0" w:space="0" w:color="000000"/>
             </w:tcBorders>
-            <w:shd w:val="clear" w:color="auto" w:fill="FFFFFF"/>
-            <w:tcMar>
-              <w:top w:w="0" w:type="dxa"/>
-              <w:bottom w:w="0" w:type="dxa"/>
-              <w:left w:w="0" w:type="dxa"/>
-              <w:right w:w="0" w:type="dxa"/>
-            </w:tcMar>
-            <w:vAlign w:val="center"/>
-          </w:tcPr>
-          <w:p>
-            <w:pPr>
-              <w:pStyle w:val="Normal"/>
-              <w:jc w:val="center"/>
-              <w:pBdr>
-                <w:bottom w:val="none" w:sz="0" w:space="0" w:color="000000"/>
-                <w:top w:val="none" w:sz="0" w:space="0" w:color="000000"/>
-                <w:left w:val="none" w:sz="0" w:space="0" w:color="000000"/>
-                <w:right w:val="none" w:sz="0" w:space="0" w:color="000000"/>
-              </w:pBdr>
-              <w:spacing w:after="100" w:before="100" w:line="240"/>
-              <w:ind w:left="100" w:right="100" w:firstLine="0" w:firstLineChars="0"/>
-              <w:rPr>
-                <w:rFonts w:ascii="Times New Roman" w:hAnsi="Times New Roman" w:eastAsia="Times New Roman" w:cs="Times New Roman"/>
-                <w:i w:val="false"/>
-                <w:b w:val="false"/>
-                <w:u w:val="none"/>
-                <w:strike w:val="false"/>
-                <w:sz w:val="20"/>
-                <w:szCs w:val="20"/>
-                <w:color w:val="000000"/>
-              </w:rPr>
-            </w:pPr>
-            <w:r>
-              <w:rPr>
-                <w:rFonts w:ascii="Times New Roman" w:hAnsi="Times New Roman" w:eastAsia="Times New Roman" w:cs="Times New Roman"/>
-                <w:i w:val="false"/>
-                <w:b w:val="false"/>
+            <w:shd w:val="clear" w:color="auto" w:fill="FFF3B0"/>
+            <w:tcMar>
+              <w:top w:w="0" w:type="dxa"/>
+              <w:bottom w:w="0" w:type="dxa"/>
+              <w:left w:w="0" w:type="dxa"/>
+              <w:right w:w="0" w:type="dxa"/>
+            </w:tcMar>
+            <w:vAlign w:val="center"/>
+          </w:tcPr>
+          <w:p>
+            <w:pPr>
+              <w:pStyle w:val="Normal"/>
+              <w:jc w:val="center"/>
+              <w:pBdr>
+                <w:bottom w:val="none" w:sz="0" w:space="0" w:color="000000"/>
+                <w:top w:val="none" w:sz="0" w:space="0" w:color="000000"/>
+                <w:left w:val="none" w:sz="0" w:space="0" w:color="000000"/>
+                <w:right w:val="none" w:sz="0" w:space="0" w:color="000000"/>
+              </w:pBdr>
+              <w:spacing w:after="100" w:before="100" w:line="240"/>
+              <w:ind w:left="100" w:right="100" w:firstLine="0" w:firstLineChars="0"/>
+              <w:rPr>
+                <w:rFonts w:ascii="Times New Roman" w:hAnsi="Times New Roman" w:eastAsia="Times New Roman" w:cs="Times New Roman"/>
+                <w:i w:val="false"/>
+                <w:b w:val="true"/>
+                <w:u w:val="none"/>
+                <w:strike w:val="false"/>
+                <w:sz w:val="20"/>
+                <w:szCs w:val="20"/>
+                <w:color w:val="000000"/>
+              </w:rPr>
+            </w:pPr>
+            <w:r>
+              <w:rPr>
+                <w:rFonts w:ascii="Times New Roman" w:hAnsi="Times New Roman" w:eastAsia="Times New Roman" w:cs="Times New Roman"/>
+                <w:i w:val="false"/>
+                <w:b w:val="true"/>
                 <w:u w:val="none"/>
                 <w:strike w:val="false"/>
                 <w:sz w:val="20"/>
@@ -2191,43 +2129,43 @@
               <w:left w:val="none" w:sz="0" w:space="0" w:color="000000"/>
               <w:right w:val="none" w:sz="0" w:space="0" w:color="000000"/>
             </w:tcBorders>
-            <w:shd w:val="clear" w:color="auto" w:fill="FFFFFF"/>
-            <w:tcMar>
-              <w:top w:w="0" w:type="dxa"/>
-              <w:bottom w:w="0" w:type="dxa"/>
-              <w:left w:w="0" w:type="dxa"/>
-              <w:right w:w="0" w:type="dxa"/>
-            </w:tcMar>
-            <w:vAlign w:val="center"/>
-          </w:tcPr>
-          <w:p>
-            <w:pPr>
-              <w:pStyle w:val="Normal"/>
-              <w:jc w:val="center"/>
-              <w:pBdr>
-                <w:bottom w:val="none" w:sz="0" w:space="0" w:color="000000"/>
-                <w:top w:val="none" w:sz="0" w:space="0" w:color="000000"/>
-                <w:left w:val="none" w:sz="0" w:space="0" w:color="000000"/>
-                <w:right w:val="none" w:sz="0" w:space="0" w:color="000000"/>
-              </w:pBdr>
-              <w:spacing w:after="100" w:before="100" w:line="240"/>
-              <w:ind w:left="100" w:right="100" w:firstLine="0" w:firstLineChars="0"/>
-              <w:rPr>
-                <w:rFonts w:ascii="Times New Roman" w:hAnsi="Times New Roman" w:eastAsia="Times New Roman" w:cs="Times New Roman"/>
-                <w:i w:val="false"/>
-                <w:b w:val="false"/>
-                <w:u w:val="none"/>
-                <w:strike w:val="false"/>
-                <w:sz w:val="20"/>
-                <w:szCs w:val="20"/>
-                <w:color w:val="000000"/>
-              </w:rPr>
-            </w:pPr>
-            <w:r>
-              <w:rPr>
-                <w:rFonts w:ascii="Times New Roman" w:hAnsi="Times New Roman" w:eastAsia="Times New Roman" w:cs="Times New Roman"/>
-                <w:i w:val="false"/>
-                <w:b w:val="false"/>
+            <w:shd w:val="clear" w:color="auto" w:fill="FFF3B0"/>
+            <w:tcMar>
+              <w:top w:w="0" w:type="dxa"/>
+              <w:bottom w:w="0" w:type="dxa"/>
+              <w:left w:w="0" w:type="dxa"/>
+              <w:right w:w="0" w:type="dxa"/>
+            </w:tcMar>
+            <w:vAlign w:val="center"/>
+          </w:tcPr>
+          <w:p>
+            <w:pPr>
+              <w:pStyle w:val="Normal"/>
+              <w:jc w:val="center"/>
+              <w:pBdr>
+                <w:bottom w:val="none" w:sz="0" w:space="0" w:color="000000"/>
+                <w:top w:val="none" w:sz="0" w:space="0" w:color="000000"/>
+                <w:left w:val="none" w:sz="0" w:space="0" w:color="000000"/>
+                <w:right w:val="none" w:sz="0" w:space="0" w:color="000000"/>
+              </w:pBdr>
+              <w:spacing w:after="100" w:before="100" w:line="240"/>
+              <w:ind w:left="100" w:right="100" w:firstLine="0" w:firstLineChars="0"/>
+              <w:rPr>
+                <w:rFonts w:ascii="Times New Roman" w:hAnsi="Times New Roman" w:eastAsia="Times New Roman" w:cs="Times New Roman"/>
+                <w:i w:val="false"/>
+                <w:b w:val="true"/>
+                <w:u w:val="none"/>
+                <w:strike w:val="false"/>
+                <w:sz w:val="20"/>
+                <w:szCs w:val="20"/>
+                <w:color w:val="000000"/>
+              </w:rPr>
+            </w:pPr>
+            <w:r>
+              <w:rPr>
+                <w:rFonts w:ascii="Times New Roman" w:hAnsi="Times New Roman" w:eastAsia="Times New Roman" w:cs="Times New Roman"/>
+                <w:i w:val="false"/>
+                <w:b w:val="true"/>
                 <w:u w:val="none"/>
                 <w:strike w:val="false"/>
                 <w:sz w:val="20"/>
@@ -3107,7 +3045,7 @@
                 <w:szCs w:val="20"/>
                 <w:color w:val="000000"/>
               </w:rPr>
-              <w:t xml:space="preserve">Q</w:t>
+              <w:t xml:space="preserve">Neither</w:t>
             </w:r>
           </w:p>
         </w:tc>
@@ -3222,43 +3160,43 @@
               <w:left w:val="none" w:sz="0" w:space="0" w:color="000000"/>
               <w:right w:val="none" w:sz="0" w:space="0" w:color="000000"/>
             </w:tcBorders>
-            <w:shd w:val="clear" w:color="auto" w:fill="FFFFFF"/>
-            <w:tcMar>
-              <w:top w:w="0" w:type="dxa"/>
-              <w:bottom w:w="0" w:type="dxa"/>
-              <w:left w:w="0" w:type="dxa"/>
-              <w:right w:w="0" w:type="dxa"/>
-            </w:tcMar>
-            <w:vAlign w:val="center"/>
-          </w:tcPr>
-          <w:p>
-            <w:pPr>
-              <w:pStyle w:val="Normal"/>
-              <w:jc w:val="center"/>
-              <w:pBdr>
-                <w:bottom w:val="none" w:sz="0" w:space="0" w:color="000000"/>
-                <w:top w:val="none" w:sz="0" w:space="0" w:color="000000"/>
-                <w:left w:val="none" w:sz="0" w:space="0" w:color="000000"/>
-                <w:right w:val="none" w:sz="0" w:space="0" w:color="000000"/>
-              </w:pBdr>
-              <w:spacing w:after="100" w:before="100" w:line="240"/>
-              <w:ind w:left="100" w:right="100" w:firstLine="0" w:firstLineChars="0"/>
-              <w:rPr>
-                <w:rFonts w:ascii="Times New Roman" w:hAnsi="Times New Roman" w:eastAsia="Times New Roman" w:cs="Times New Roman"/>
-                <w:i w:val="false"/>
-                <w:b w:val="false"/>
-                <w:u w:val="none"/>
-                <w:strike w:val="false"/>
-                <w:sz w:val="20"/>
-                <w:szCs w:val="20"/>
-                <w:color w:val="000000"/>
-              </w:rPr>
-            </w:pPr>
-            <w:r>
-              <w:rPr>
-                <w:rFonts w:ascii="Times New Roman" w:hAnsi="Times New Roman" w:eastAsia="Times New Roman" w:cs="Times New Roman"/>
-                <w:i w:val="false"/>
-                <w:b w:val="false"/>
+            <w:shd w:val="clear" w:color="auto" w:fill="FFF3B0"/>
+            <w:tcMar>
+              <w:top w:w="0" w:type="dxa"/>
+              <w:bottom w:w="0" w:type="dxa"/>
+              <w:left w:w="0" w:type="dxa"/>
+              <w:right w:w="0" w:type="dxa"/>
+            </w:tcMar>
+            <w:vAlign w:val="center"/>
+          </w:tcPr>
+          <w:p>
+            <w:pPr>
+              <w:pStyle w:val="Normal"/>
+              <w:jc w:val="center"/>
+              <w:pBdr>
+                <w:bottom w:val="none" w:sz="0" w:space="0" w:color="000000"/>
+                <w:top w:val="none" w:sz="0" w:space="0" w:color="000000"/>
+                <w:left w:val="none" w:sz="0" w:space="0" w:color="000000"/>
+                <w:right w:val="none" w:sz="0" w:space="0" w:color="000000"/>
+              </w:pBdr>
+              <w:spacing w:after="100" w:before="100" w:line="240"/>
+              <w:ind w:left="100" w:right="100" w:firstLine="0" w:firstLineChars="0"/>
+              <w:rPr>
+                <w:rFonts w:ascii="Times New Roman" w:hAnsi="Times New Roman" w:eastAsia="Times New Roman" w:cs="Times New Roman"/>
+                <w:i w:val="false"/>
+                <w:b w:val="true"/>
+                <w:u w:val="none"/>
+                <w:strike w:val="false"/>
+                <w:sz w:val="20"/>
+                <w:szCs w:val="20"/>
+                <w:color w:val="000000"/>
+              </w:rPr>
+            </w:pPr>
+            <w:r>
+              <w:rPr>
+                <w:rFonts w:ascii="Times New Roman" w:hAnsi="Times New Roman" w:eastAsia="Times New Roman" w:cs="Times New Roman"/>
+                <w:i w:val="false"/>
+                <w:b w:val="true"/>
                 <w:u w:val="none"/>
                 <w:strike w:val="false"/>
                 <w:sz w:val="20"/>
@@ -3277,43 +3215,43 @@
               <w:left w:val="none" w:sz="0" w:space="0" w:color="000000"/>
               <w:right w:val="none" w:sz="0" w:space="0" w:color="000000"/>
             </w:tcBorders>
-            <w:shd w:val="clear" w:color="auto" w:fill="FFFFFF"/>
-            <w:tcMar>
-              <w:top w:w="0" w:type="dxa"/>
-              <w:bottom w:w="0" w:type="dxa"/>
-              <w:left w:w="0" w:type="dxa"/>
-              <w:right w:w="0" w:type="dxa"/>
-            </w:tcMar>
-            <w:vAlign w:val="center"/>
-          </w:tcPr>
-          <w:p>
-            <w:pPr>
-              <w:pStyle w:val="Normal"/>
-              <w:jc w:val="center"/>
-              <w:pBdr>
-                <w:bottom w:val="none" w:sz="0" w:space="0" w:color="000000"/>
-                <w:top w:val="none" w:sz="0" w:space="0" w:color="000000"/>
-                <w:left w:val="none" w:sz="0" w:space="0" w:color="000000"/>
-                <w:right w:val="none" w:sz="0" w:space="0" w:color="000000"/>
-              </w:pBdr>
-              <w:spacing w:after="100" w:before="100" w:line="240"/>
-              <w:ind w:left="100" w:right="100" w:firstLine="0" w:firstLineChars="0"/>
-              <w:rPr>
-                <w:rFonts w:ascii="Times New Roman" w:hAnsi="Times New Roman" w:eastAsia="Times New Roman" w:cs="Times New Roman"/>
-                <w:i w:val="false"/>
-                <w:b w:val="false"/>
-                <w:u w:val="none"/>
-                <w:strike w:val="false"/>
-                <w:sz w:val="20"/>
-                <w:szCs w:val="20"/>
-                <w:color w:val="000000"/>
-              </w:rPr>
-            </w:pPr>
-            <w:r>
-              <w:rPr>
-                <w:rFonts w:ascii="Times New Roman" w:hAnsi="Times New Roman" w:eastAsia="Times New Roman" w:cs="Times New Roman"/>
-                <w:i w:val="false"/>
-                <w:b w:val="false"/>
+            <w:shd w:val="clear" w:color="auto" w:fill="FFF3B0"/>
+            <w:tcMar>
+              <w:top w:w="0" w:type="dxa"/>
+              <w:bottom w:w="0" w:type="dxa"/>
+              <w:left w:w="0" w:type="dxa"/>
+              <w:right w:w="0" w:type="dxa"/>
+            </w:tcMar>
+            <w:vAlign w:val="center"/>
+          </w:tcPr>
+          <w:p>
+            <w:pPr>
+              <w:pStyle w:val="Normal"/>
+              <w:jc w:val="center"/>
+              <w:pBdr>
+                <w:bottom w:val="none" w:sz="0" w:space="0" w:color="000000"/>
+                <w:top w:val="none" w:sz="0" w:space="0" w:color="000000"/>
+                <w:left w:val="none" w:sz="0" w:space="0" w:color="000000"/>
+                <w:right w:val="none" w:sz="0" w:space="0" w:color="000000"/>
+              </w:pBdr>
+              <w:spacing w:after="100" w:before="100" w:line="240"/>
+              <w:ind w:left="100" w:right="100" w:firstLine="0" w:firstLineChars="0"/>
+              <w:rPr>
+                <w:rFonts w:ascii="Times New Roman" w:hAnsi="Times New Roman" w:eastAsia="Times New Roman" w:cs="Times New Roman"/>
+                <w:i w:val="false"/>
+                <w:b w:val="true"/>
+                <w:u w:val="none"/>
+                <w:strike w:val="false"/>
+                <w:sz w:val="20"/>
+                <w:szCs w:val="20"/>
+                <w:color w:val="000000"/>
+              </w:rPr>
+            </w:pPr>
+            <w:r>
+              <w:rPr>
+                <w:rFonts w:ascii="Times New Roman" w:hAnsi="Times New Roman" w:eastAsia="Times New Roman" w:cs="Times New Roman"/>
+                <w:i w:val="false"/>
+                <w:b w:val="true"/>
                 <w:u w:val="none"/>
                 <w:strike w:val="false"/>
                 <w:sz w:val="20"/>
@@ -3332,43 +3270,43 @@
               <w:left w:val="none" w:sz="0" w:space="0" w:color="000000"/>
               <w:right w:val="none" w:sz="0" w:space="0" w:color="000000"/>
             </w:tcBorders>
-            <w:shd w:val="clear" w:color="auto" w:fill="FFFFFF"/>
-            <w:tcMar>
-              <w:top w:w="0" w:type="dxa"/>
-              <w:bottom w:w="0" w:type="dxa"/>
-              <w:left w:w="0" w:type="dxa"/>
-              <w:right w:w="0" w:type="dxa"/>
-            </w:tcMar>
-            <w:vAlign w:val="center"/>
-          </w:tcPr>
-          <w:p>
-            <w:pPr>
-              <w:pStyle w:val="Normal"/>
-              <w:jc w:val="center"/>
-              <w:pBdr>
-                <w:bottom w:val="none" w:sz="0" w:space="0" w:color="000000"/>
-                <w:top w:val="none" w:sz="0" w:space="0" w:color="000000"/>
-                <w:left w:val="none" w:sz="0" w:space="0" w:color="000000"/>
-                <w:right w:val="none" w:sz="0" w:space="0" w:color="000000"/>
-              </w:pBdr>
-              <w:spacing w:after="100" w:before="100" w:line="240"/>
-              <w:ind w:left="100" w:right="100" w:firstLine="0" w:firstLineChars="0"/>
-              <w:rPr>
-                <w:rFonts w:ascii="Times New Roman" w:hAnsi="Times New Roman" w:eastAsia="Times New Roman" w:cs="Times New Roman"/>
-                <w:i w:val="false"/>
-                <w:b w:val="false"/>
-                <w:u w:val="none"/>
-                <w:strike w:val="false"/>
-                <w:sz w:val="20"/>
-                <w:szCs w:val="20"/>
-                <w:color w:val="000000"/>
-              </w:rPr>
-            </w:pPr>
-            <w:r>
-              <w:rPr>
-                <w:rFonts w:ascii="Times New Roman" w:hAnsi="Times New Roman" w:eastAsia="Times New Roman" w:cs="Times New Roman"/>
-                <w:i w:val="false"/>
-                <w:b w:val="false"/>
+            <w:shd w:val="clear" w:color="auto" w:fill="FFF3B0"/>
+            <w:tcMar>
+              <w:top w:w="0" w:type="dxa"/>
+              <w:bottom w:w="0" w:type="dxa"/>
+              <w:left w:w="0" w:type="dxa"/>
+              <w:right w:w="0" w:type="dxa"/>
+            </w:tcMar>
+            <w:vAlign w:val="center"/>
+          </w:tcPr>
+          <w:p>
+            <w:pPr>
+              <w:pStyle w:val="Normal"/>
+              <w:jc w:val="center"/>
+              <w:pBdr>
+                <w:bottom w:val="none" w:sz="0" w:space="0" w:color="000000"/>
+                <w:top w:val="none" w:sz="0" w:space="0" w:color="000000"/>
+                <w:left w:val="none" w:sz="0" w:space="0" w:color="000000"/>
+                <w:right w:val="none" w:sz="0" w:space="0" w:color="000000"/>
+              </w:pBdr>
+              <w:spacing w:after="100" w:before="100" w:line="240"/>
+              <w:ind w:left="100" w:right="100" w:firstLine="0" w:firstLineChars="0"/>
+              <w:rPr>
+                <w:rFonts w:ascii="Times New Roman" w:hAnsi="Times New Roman" w:eastAsia="Times New Roman" w:cs="Times New Roman"/>
+                <w:i w:val="false"/>
+                <w:b w:val="true"/>
+                <w:u w:val="none"/>
+                <w:strike w:val="false"/>
+                <w:sz w:val="20"/>
+                <w:szCs w:val="20"/>
+                <w:color w:val="000000"/>
+              </w:rPr>
+            </w:pPr>
+            <w:r>
+              <w:rPr>
+                <w:rFonts w:ascii="Times New Roman" w:hAnsi="Times New Roman" w:eastAsia="Times New Roman" w:cs="Times New Roman"/>
+                <w:i w:val="false"/>
+                <w:b w:val="true"/>
                 <w:u w:val="none"/>
                 <w:strike w:val="false"/>
                 <w:sz w:val="20"/>
@@ -3387,43 +3325,43 @@
               <w:left w:val="none" w:sz="0" w:space="0" w:color="000000"/>
               <w:right w:val="none" w:sz="0" w:space="0" w:color="000000"/>
             </w:tcBorders>
-            <w:shd w:val="clear" w:color="auto" w:fill="FFFFFF"/>
-            <w:tcMar>
-              <w:top w:w="0" w:type="dxa"/>
-              <w:bottom w:w="0" w:type="dxa"/>
-              <w:left w:w="0" w:type="dxa"/>
-              <w:right w:w="0" w:type="dxa"/>
-            </w:tcMar>
-            <w:vAlign w:val="center"/>
-          </w:tcPr>
-          <w:p>
-            <w:pPr>
-              <w:pStyle w:val="Normal"/>
-              <w:jc w:val="center"/>
-              <w:pBdr>
-                <w:bottom w:val="none" w:sz="0" w:space="0" w:color="000000"/>
-                <w:top w:val="none" w:sz="0" w:space="0" w:color="000000"/>
-                <w:left w:val="none" w:sz="0" w:space="0" w:color="000000"/>
-                <w:right w:val="none" w:sz="0" w:space="0" w:color="000000"/>
-              </w:pBdr>
-              <w:spacing w:after="100" w:before="100" w:line="240"/>
-              <w:ind w:left="100" w:right="100" w:firstLine="0" w:firstLineChars="0"/>
-              <w:rPr>
-                <w:rFonts w:ascii="Times New Roman" w:hAnsi="Times New Roman" w:eastAsia="Times New Roman" w:cs="Times New Roman"/>
-                <w:i w:val="false"/>
-                <w:b w:val="false"/>
-                <w:u w:val="none"/>
-                <w:strike w:val="false"/>
-                <w:sz w:val="20"/>
-                <w:szCs w:val="20"/>
-                <w:color w:val="000000"/>
-              </w:rPr>
-            </w:pPr>
-            <w:r>
-              <w:rPr>
-                <w:rFonts w:ascii="Times New Roman" w:hAnsi="Times New Roman" w:eastAsia="Times New Roman" w:cs="Times New Roman"/>
-                <w:i w:val="false"/>
-                <w:b w:val="false"/>
+            <w:shd w:val="clear" w:color="auto" w:fill="FFF3B0"/>
+            <w:tcMar>
+              <w:top w:w="0" w:type="dxa"/>
+              <w:bottom w:w="0" w:type="dxa"/>
+              <w:left w:w="0" w:type="dxa"/>
+              <w:right w:w="0" w:type="dxa"/>
+            </w:tcMar>
+            <w:vAlign w:val="center"/>
+          </w:tcPr>
+          <w:p>
+            <w:pPr>
+              <w:pStyle w:val="Normal"/>
+              <w:jc w:val="center"/>
+              <w:pBdr>
+                <w:bottom w:val="none" w:sz="0" w:space="0" w:color="000000"/>
+                <w:top w:val="none" w:sz="0" w:space="0" w:color="000000"/>
+                <w:left w:val="none" w:sz="0" w:space="0" w:color="000000"/>
+                <w:right w:val="none" w:sz="0" w:space="0" w:color="000000"/>
+              </w:pBdr>
+              <w:spacing w:after="100" w:before="100" w:line="240"/>
+              <w:ind w:left="100" w:right="100" w:firstLine="0" w:firstLineChars="0"/>
+              <w:rPr>
+                <w:rFonts w:ascii="Times New Roman" w:hAnsi="Times New Roman" w:eastAsia="Times New Roman" w:cs="Times New Roman"/>
+                <w:i w:val="false"/>
+                <w:b w:val="true"/>
+                <w:u w:val="none"/>
+                <w:strike w:val="false"/>
+                <w:sz w:val="20"/>
+                <w:szCs w:val="20"/>
+                <w:color w:val="000000"/>
+              </w:rPr>
+            </w:pPr>
+            <w:r>
+              <w:rPr>
+                <w:rFonts w:ascii="Times New Roman" w:hAnsi="Times New Roman" w:eastAsia="Times New Roman" w:cs="Times New Roman"/>
+                <w:i w:val="false"/>
+                <w:b w:val="true"/>
                 <w:u w:val="none"/>
                 <w:strike w:val="false"/>
                 <w:sz w:val="20"/>
@@ -3442,43 +3380,43 @@
               <w:left w:val="none" w:sz="0" w:space="0" w:color="000000"/>
               <w:right w:val="none" w:sz="0" w:space="0" w:color="000000"/>
             </w:tcBorders>
-            <w:shd w:val="clear" w:color="auto" w:fill="FFFFFF"/>
-            <w:tcMar>
-              <w:top w:w="0" w:type="dxa"/>
-              <w:bottom w:w="0" w:type="dxa"/>
-              <w:left w:w="0" w:type="dxa"/>
-              <w:right w:w="0" w:type="dxa"/>
-            </w:tcMar>
-            <w:vAlign w:val="center"/>
-          </w:tcPr>
-          <w:p>
-            <w:pPr>
-              <w:pStyle w:val="Normal"/>
-              <w:jc w:val="center"/>
-              <w:pBdr>
-                <w:bottom w:val="none" w:sz="0" w:space="0" w:color="000000"/>
-                <w:top w:val="none" w:sz="0" w:space="0" w:color="000000"/>
-                <w:left w:val="none" w:sz="0" w:space="0" w:color="000000"/>
-                <w:right w:val="none" w:sz="0" w:space="0" w:color="000000"/>
-              </w:pBdr>
-              <w:spacing w:after="100" w:before="100" w:line="240"/>
-              <w:ind w:left="100" w:right="100" w:firstLine="0" w:firstLineChars="0"/>
-              <w:rPr>
-                <w:rFonts w:ascii="Times New Roman" w:hAnsi="Times New Roman" w:eastAsia="Times New Roman" w:cs="Times New Roman"/>
-                <w:i w:val="false"/>
-                <w:b w:val="false"/>
-                <w:u w:val="none"/>
-                <w:strike w:val="false"/>
-                <w:sz w:val="20"/>
-                <w:szCs w:val="20"/>
-                <w:color w:val="000000"/>
-              </w:rPr>
-            </w:pPr>
-            <w:r>
-              <w:rPr>
-                <w:rFonts w:ascii="Times New Roman" w:hAnsi="Times New Roman" w:eastAsia="Times New Roman" w:cs="Times New Roman"/>
-                <w:i w:val="false"/>
-                <w:b w:val="false"/>
+            <w:shd w:val="clear" w:color="auto" w:fill="FFF3B0"/>
+            <w:tcMar>
+              <w:top w:w="0" w:type="dxa"/>
+              <w:bottom w:w="0" w:type="dxa"/>
+              <w:left w:w="0" w:type="dxa"/>
+              <w:right w:w="0" w:type="dxa"/>
+            </w:tcMar>
+            <w:vAlign w:val="center"/>
+          </w:tcPr>
+          <w:p>
+            <w:pPr>
+              <w:pStyle w:val="Normal"/>
+              <w:jc w:val="center"/>
+              <w:pBdr>
+                <w:bottom w:val="none" w:sz="0" w:space="0" w:color="000000"/>
+                <w:top w:val="none" w:sz="0" w:space="0" w:color="000000"/>
+                <w:left w:val="none" w:sz="0" w:space="0" w:color="000000"/>
+                <w:right w:val="none" w:sz="0" w:space="0" w:color="000000"/>
+              </w:pBdr>
+              <w:spacing w:after="100" w:before="100" w:line="240"/>
+              <w:ind w:left="100" w:right="100" w:firstLine="0" w:firstLineChars="0"/>
+              <w:rPr>
+                <w:rFonts w:ascii="Times New Roman" w:hAnsi="Times New Roman" w:eastAsia="Times New Roman" w:cs="Times New Roman"/>
+                <w:i w:val="false"/>
+                <w:b w:val="true"/>
+                <w:u w:val="none"/>
+                <w:strike w:val="false"/>
+                <w:sz w:val="20"/>
+                <w:szCs w:val="20"/>
+                <w:color w:val="000000"/>
+              </w:rPr>
+            </w:pPr>
+            <w:r>
+              <w:rPr>
+                <w:rFonts w:ascii="Times New Roman" w:hAnsi="Times New Roman" w:eastAsia="Times New Roman" w:cs="Times New Roman"/>
+                <w:i w:val="false"/>
+                <w:b w:val="true"/>
                 <w:u w:val="none"/>
                 <w:strike w:val="false"/>
                 <w:sz w:val="20"/>
@@ -3497,43 +3435,43 @@
               <w:left w:val="none" w:sz="0" w:space="0" w:color="000000"/>
               <w:right w:val="none" w:sz="0" w:space="0" w:color="000000"/>
             </w:tcBorders>
-            <w:shd w:val="clear" w:color="auto" w:fill="FFFFFF"/>
-            <w:tcMar>
-              <w:top w:w="0" w:type="dxa"/>
-              <w:bottom w:w="0" w:type="dxa"/>
-              <w:left w:w="0" w:type="dxa"/>
-              <w:right w:w="0" w:type="dxa"/>
-            </w:tcMar>
-            <w:vAlign w:val="center"/>
-          </w:tcPr>
-          <w:p>
-            <w:pPr>
-              <w:pStyle w:val="Normal"/>
-              <w:jc w:val="center"/>
-              <w:pBdr>
-                <w:bottom w:val="none" w:sz="0" w:space="0" w:color="000000"/>
-                <w:top w:val="none" w:sz="0" w:space="0" w:color="000000"/>
-                <w:left w:val="none" w:sz="0" w:space="0" w:color="000000"/>
-                <w:right w:val="none" w:sz="0" w:space="0" w:color="000000"/>
-              </w:pBdr>
-              <w:spacing w:after="100" w:before="100" w:line="240"/>
-              <w:ind w:left="100" w:right="100" w:firstLine="0" w:firstLineChars="0"/>
-              <w:rPr>
-                <w:rFonts w:ascii="Times New Roman" w:hAnsi="Times New Roman" w:eastAsia="Times New Roman" w:cs="Times New Roman"/>
-                <w:i w:val="false"/>
-                <w:b w:val="false"/>
-                <w:u w:val="none"/>
-                <w:strike w:val="false"/>
-                <w:sz w:val="20"/>
-                <w:szCs w:val="20"/>
-                <w:color w:val="000000"/>
-              </w:rPr>
-            </w:pPr>
-            <w:r>
-              <w:rPr>
-                <w:rFonts w:ascii="Times New Roman" w:hAnsi="Times New Roman" w:eastAsia="Times New Roman" w:cs="Times New Roman"/>
-                <w:i w:val="false"/>
-                <w:b w:val="false"/>
+            <w:shd w:val="clear" w:color="auto" w:fill="FFF3B0"/>
+            <w:tcMar>
+              <w:top w:w="0" w:type="dxa"/>
+              <w:bottom w:w="0" w:type="dxa"/>
+              <w:left w:w="0" w:type="dxa"/>
+              <w:right w:w="0" w:type="dxa"/>
+            </w:tcMar>
+            <w:vAlign w:val="center"/>
+          </w:tcPr>
+          <w:p>
+            <w:pPr>
+              <w:pStyle w:val="Normal"/>
+              <w:jc w:val="center"/>
+              <w:pBdr>
+                <w:bottom w:val="none" w:sz="0" w:space="0" w:color="000000"/>
+                <w:top w:val="none" w:sz="0" w:space="0" w:color="000000"/>
+                <w:left w:val="none" w:sz="0" w:space="0" w:color="000000"/>
+                <w:right w:val="none" w:sz="0" w:space="0" w:color="000000"/>
+              </w:pBdr>
+              <w:spacing w:after="100" w:before="100" w:line="240"/>
+              <w:ind w:left="100" w:right="100" w:firstLine="0" w:firstLineChars="0"/>
+              <w:rPr>
+                <w:rFonts w:ascii="Times New Roman" w:hAnsi="Times New Roman" w:eastAsia="Times New Roman" w:cs="Times New Roman"/>
+                <w:i w:val="false"/>
+                <w:b w:val="true"/>
+                <w:u w:val="none"/>
+                <w:strike w:val="false"/>
+                <w:sz w:val="20"/>
+                <w:szCs w:val="20"/>
+                <w:color w:val="000000"/>
+              </w:rPr>
+            </w:pPr>
+            <w:r>
+              <w:rPr>
+                <w:rFonts w:ascii="Times New Roman" w:hAnsi="Times New Roman" w:eastAsia="Times New Roman" w:cs="Times New Roman"/>
+                <w:i w:val="false"/>
+                <w:b w:val="true"/>
                 <w:u w:val="none"/>
                 <w:strike w:val="false"/>
                 <w:sz w:val="20"/>
@@ -3760,7 +3698,7 @@
                 <w:szCs w:val="20"/>
                 <w:color w:val="000000"/>
               </w:rPr>
-              <w:t xml:space="preserve">Q</w:t>
+              <w:t xml:space="preserve">Tied</w:t>
             </w:r>
           </w:p>
         </w:tc>
@@ -3875,43 +3813,43 @@
               <w:left w:val="none" w:sz="0" w:space="0" w:color="000000"/>
               <w:right w:val="none" w:sz="0" w:space="0" w:color="000000"/>
             </w:tcBorders>
-            <w:shd w:val="clear" w:color="auto" w:fill="FFFFFF"/>
-            <w:tcMar>
-              <w:top w:w="0" w:type="dxa"/>
-              <w:bottom w:w="0" w:type="dxa"/>
-              <w:left w:w="0" w:type="dxa"/>
-              <w:right w:w="0" w:type="dxa"/>
-            </w:tcMar>
-            <w:vAlign w:val="center"/>
-          </w:tcPr>
-          <w:p>
-            <w:pPr>
-              <w:pStyle w:val="Normal"/>
-              <w:jc w:val="center"/>
-              <w:pBdr>
-                <w:bottom w:val="none" w:sz="0" w:space="0" w:color="000000"/>
-                <w:top w:val="none" w:sz="0" w:space="0" w:color="000000"/>
-                <w:left w:val="none" w:sz="0" w:space="0" w:color="000000"/>
-                <w:right w:val="none" w:sz="0" w:space="0" w:color="000000"/>
-              </w:pBdr>
-              <w:spacing w:after="100" w:before="100" w:line="240"/>
-              <w:ind w:left="100" w:right="100" w:firstLine="0" w:firstLineChars="0"/>
-              <w:rPr>
-                <w:rFonts w:ascii="Times New Roman" w:hAnsi="Times New Roman" w:eastAsia="Times New Roman" w:cs="Times New Roman"/>
-                <w:i w:val="false"/>
-                <w:b w:val="false"/>
-                <w:u w:val="none"/>
-                <w:strike w:val="false"/>
-                <w:sz w:val="20"/>
-                <w:szCs w:val="20"/>
-                <w:color w:val="000000"/>
-              </w:rPr>
-            </w:pPr>
-            <w:r>
-              <w:rPr>
-                <w:rFonts w:ascii="Times New Roman" w:hAnsi="Times New Roman" w:eastAsia="Times New Roman" w:cs="Times New Roman"/>
-                <w:i w:val="false"/>
-                <w:b w:val="false"/>
+            <w:shd w:val="clear" w:color="auto" w:fill="FFF3B0"/>
+            <w:tcMar>
+              <w:top w:w="0" w:type="dxa"/>
+              <w:bottom w:w="0" w:type="dxa"/>
+              <w:left w:w="0" w:type="dxa"/>
+              <w:right w:w="0" w:type="dxa"/>
+            </w:tcMar>
+            <w:vAlign w:val="center"/>
+          </w:tcPr>
+          <w:p>
+            <w:pPr>
+              <w:pStyle w:val="Normal"/>
+              <w:jc w:val="center"/>
+              <w:pBdr>
+                <w:bottom w:val="none" w:sz="0" w:space="0" w:color="000000"/>
+                <w:top w:val="none" w:sz="0" w:space="0" w:color="000000"/>
+                <w:left w:val="none" w:sz="0" w:space="0" w:color="000000"/>
+                <w:right w:val="none" w:sz="0" w:space="0" w:color="000000"/>
+              </w:pBdr>
+              <w:spacing w:after="100" w:before="100" w:line="240"/>
+              <w:ind w:left="100" w:right="100" w:firstLine="0" w:firstLineChars="0"/>
+              <w:rPr>
+                <w:rFonts w:ascii="Times New Roman" w:hAnsi="Times New Roman" w:eastAsia="Times New Roman" w:cs="Times New Roman"/>
+                <w:i w:val="false"/>
+                <w:b w:val="true"/>
+                <w:u w:val="none"/>
+                <w:strike w:val="false"/>
+                <w:sz w:val="20"/>
+                <w:szCs w:val="20"/>
+                <w:color w:val="000000"/>
+              </w:rPr>
+            </w:pPr>
+            <w:r>
+              <w:rPr>
+                <w:rFonts w:ascii="Times New Roman" w:hAnsi="Times New Roman" w:eastAsia="Times New Roman" w:cs="Times New Roman"/>
+                <w:i w:val="false"/>
+                <w:b w:val="true"/>
                 <w:u w:val="none"/>
                 <w:strike w:val="false"/>
                 <w:sz w:val="20"/>
@@ -3930,43 +3868,43 @@
               <w:left w:val="none" w:sz="0" w:space="0" w:color="000000"/>
               <w:right w:val="none" w:sz="0" w:space="0" w:color="000000"/>
             </w:tcBorders>
-            <w:shd w:val="clear" w:color="auto" w:fill="FFFFFF"/>
-            <w:tcMar>
-              <w:top w:w="0" w:type="dxa"/>
-              <w:bottom w:w="0" w:type="dxa"/>
-              <w:left w:w="0" w:type="dxa"/>
-              <w:right w:w="0" w:type="dxa"/>
-            </w:tcMar>
-            <w:vAlign w:val="center"/>
-          </w:tcPr>
-          <w:p>
-            <w:pPr>
-              <w:pStyle w:val="Normal"/>
-              <w:jc w:val="center"/>
-              <w:pBdr>
-                <w:bottom w:val="none" w:sz="0" w:space="0" w:color="000000"/>
-                <w:top w:val="none" w:sz="0" w:space="0" w:color="000000"/>
-                <w:left w:val="none" w:sz="0" w:space="0" w:color="000000"/>
-                <w:right w:val="none" w:sz="0" w:space="0" w:color="000000"/>
-              </w:pBdr>
-              <w:spacing w:after="100" w:before="100" w:line="240"/>
-              <w:ind w:left="100" w:right="100" w:firstLine="0" w:firstLineChars="0"/>
-              <w:rPr>
-                <w:rFonts w:ascii="Times New Roman" w:hAnsi="Times New Roman" w:eastAsia="Times New Roman" w:cs="Times New Roman"/>
-                <w:i w:val="false"/>
-                <w:b w:val="false"/>
-                <w:u w:val="none"/>
-                <w:strike w:val="false"/>
-                <w:sz w:val="20"/>
-                <w:szCs w:val="20"/>
-                <w:color w:val="000000"/>
-              </w:rPr>
-            </w:pPr>
-            <w:r>
-              <w:rPr>
-                <w:rFonts w:ascii="Times New Roman" w:hAnsi="Times New Roman" w:eastAsia="Times New Roman" w:cs="Times New Roman"/>
-                <w:i w:val="false"/>
-                <w:b w:val="false"/>
+            <w:shd w:val="clear" w:color="auto" w:fill="FFF3B0"/>
+            <w:tcMar>
+              <w:top w:w="0" w:type="dxa"/>
+              <w:bottom w:w="0" w:type="dxa"/>
+              <w:left w:w="0" w:type="dxa"/>
+              <w:right w:w="0" w:type="dxa"/>
+            </w:tcMar>
+            <w:vAlign w:val="center"/>
+          </w:tcPr>
+          <w:p>
+            <w:pPr>
+              <w:pStyle w:val="Normal"/>
+              <w:jc w:val="center"/>
+              <w:pBdr>
+                <w:bottom w:val="none" w:sz="0" w:space="0" w:color="000000"/>
+                <w:top w:val="none" w:sz="0" w:space="0" w:color="000000"/>
+                <w:left w:val="none" w:sz="0" w:space="0" w:color="000000"/>
+                <w:right w:val="none" w:sz="0" w:space="0" w:color="000000"/>
+              </w:pBdr>
+              <w:spacing w:after="100" w:before="100" w:line="240"/>
+              <w:ind w:left="100" w:right="100" w:firstLine="0" w:firstLineChars="0"/>
+              <w:rPr>
+                <w:rFonts w:ascii="Times New Roman" w:hAnsi="Times New Roman" w:eastAsia="Times New Roman" w:cs="Times New Roman"/>
+                <w:i w:val="false"/>
+                <w:b w:val="true"/>
+                <w:u w:val="none"/>
+                <w:strike w:val="false"/>
+                <w:sz w:val="20"/>
+                <w:szCs w:val="20"/>
+                <w:color w:val="000000"/>
+              </w:rPr>
+            </w:pPr>
+            <w:r>
+              <w:rPr>
+                <w:rFonts w:ascii="Times New Roman" w:hAnsi="Times New Roman" w:eastAsia="Times New Roman" w:cs="Times New Roman"/>
+                <w:i w:val="false"/>
+                <w:b w:val="true"/>
                 <w:u w:val="none"/>
                 <w:strike w:val="false"/>
                 <w:sz w:val="20"/>
@@ -3985,43 +3923,43 @@
               <w:left w:val="none" w:sz="0" w:space="0" w:color="000000"/>
               <w:right w:val="none" w:sz="0" w:space="0" w:color="000000"/>
             </w:tcBorders>
-            <w:shd w:val="clear" w:color="auto" w:fill="FFFFFF"/>
-            <w:tcMar>
-              <w:top w:w="0" w:type="dxa"/>
-              <w:bottom w:w="0" w:type="dxa"/>
-              <w:left w:w="0" w:type="dxa"/>
-              <w:right w:w="0" w:type="dxa"/>
-            </w:tcMar>
-            <w:vAlign w:val="center"/>
-          </w:tcPr>
-          <w:p>
-            <w:pPr>
-              <w:pStyle w:val="Normal"/>
-              <w:jc w:val="center"/>
-              <w:pBdr>
-                <w:bottom w:val="none" w:sz="0" w:space="0" w:color="000000"/>
-                <w:top w:val="none" w:sz="0" w:space="0" w:color="000000"/>
-                <w:left w:val="none" w:sz="0" w:space="0" w:color="000000"/>
-                <w:right w:val="none" w:sz="0" w:space="0" w:color="000000"/>
-              </w:pBdr>
-              <w:spacing w:after="100" w:before="100" w:line="240"/>
-              <w:ind w:left="100" w:right="100" w:firstLine="0" w:firstLineChars="0"/>
-              <w:rPr>
-                <w:rFonts w:ascii="Times New Roman" w:hAnsi="Times New Roman" w:eastAsia="Times New Roman" w:cs="Times New Roman"/>
-                <w:i w:val="false"/>
-                <w:b w:val="false"/>
-                <w:u w:val="none"/>
-                <w:strike w:val="false"/>
-                <w:sz w:val="20"/>
-                <w:szCs w:val="20"/>
-                <w:color w:val="000000"/>
-              </w:rPr>
-            </w:pPr>
-            <w:r>
-              <w:rPr>
-                <w:rFonts w:ascii="Times New Roman" w:hAnsi="Times New Roman" w:eastAsia="Times New Roman" w:cs="Times New Roman"/>
-                <w:i w:val="false"/>
-                <w:b w:val="false"/>
+            <w:shd w:val="clear" w:color="auto" w:fill="FFF3B0"/>
+            <w:tcMar>
+              <w:top w:w="0" w:type="dxa"/>
+              <w:bottom w:w="0" w:type="dxa"/>
+              <w:left w:w="0" w:type="dxa"/>
+              <w:right w:w="0" w:type="dxa"/>
+            </w:tcMar>
+            <w:vAlign w:val="center"/>
+          </w:tcPr>
+          <w:p>
+            <w:pPr>
+              <w:pStyle w:val="Normal"/>
+              <w:jc w:val="center"/>
+              <w:pBdr>
+                <w:bottom w:val="none" w:sz="0" w:space="0" w:color="000000"/>
+                <w:top w:val="none" w:sz="0" w:space="0" w:color="000000"/>
+                <w:left w:val="none" w:sz="0" w:space="0" w:color="000000"/>
+                <w:right w:val="none" w:sz="0" w:space="0" w:color="000000"/>
+              </w:pBdr>
+              <w:spacing w:after="100" w:before="100" w:line="240"/>
+              <w:ind w:left="100" w:right="100" w:firstLine="0" w:firstLineChars="0"/>
+              <w:rPr>
+                <w:rFonts w:ascii="Times New Roman" w:hAnsi="Times New Roman" w:eastAsia="Times New Roman" w:cs="Times New Roman"/>
+                <w:i w:val="false"/>
+                <w:b w:val="true"/>
+                <w:u w:val="none"/>
+                <w:strike w:val="false"/>
+                <w:sz w:val="20"/>
+                <w:szCs w:val="20"/>
+                <w:color w:val="000000"/>
+              </w:rPr>
+            </w:pPr>
+            <w:r>
+              <w:rPr>
+                <w:rFonts w:ascii="Times New Roman" w:hAnsi="Times New Roman" w:eastAsia="Times New Roman" w:cs="Times New Roman"/>
+                <w:i w:val="false"/>
+                <w:b w:val="true"/>
                 <w:u w:val="none"/>
                 <w:strike w:val="false"/>
                 <w:sz w:val="20"/>
@@ -4040,43 +3978,43 @@
               <w:left w:val="none" w:sz="0" w:space="0" w:color="000000"/>
               <w:right w:val="none" w:sz="0" w:space="0" w:color="000000"/>
             </w:tcBorders>
-            <w:shd w:val="clear" w:color="auto" w:fill="FFFFFF"/>
-            <w:tcMar>
-              <w:top w:w="0" w:type="dxa"/>
-              <w:bottom w:w="0" w:type="dxa"/>
-              <w:left w:w="0" w:type="dxa"/>
-              <w:right w:w="0" w:type="dxa"/>
-            </w:tcMar>
-            <w:vAlign w:val="center"/>
-          </w:tcPr>
-          <w:p>
-            <w:pPr>
-              <w:pStyle w:val="Normal"/>
-              <w:jc w:val="center"/>
-              <w:pBdr>
-                <w:bottom w:val="none" w:sz="0" w:space="0" w:color="000000"/>
-                <w:top w:val="none" w:sz="0" w:space="0" w:color="000000"/>
-                <w:left w:val="none" w:sz="0" w:space="0" w:color="000000"/>
-                <w:right w:val="none" w:sz="0" w:space="0" w:color="000000"/>
-              </w:pBdr>
-              <w:spacing w:after="100" w:before="100" w:line="240"/>
-              <w:ind w:left="100" w:right="100" w:firstLine="0" w:firstLineChars="0"/>
-              <w:rPr>
-                <w:rFonts w:ascii="Times New Roman" w:hAnsi="Times New Roman" w:eastAsia="Times New Roman" w:cs="Times New Roman"/>
-                <w:i w:val="false"/>
-                <w:b w:val="false"/>
-                <w:u w:val="none"/>
-                <w:strike w:val="false"/>
-                <w:sz w:val="20"/>
-                <w:szCs w:val="20"/>
-                <w:color w:val="000000"/>
-              </w:rPr>
-            </w:pPr>
-            <w:r>
-              <w:rPr>
-                <w:rFonts w:ascii="Times New Roman" w:hAnsi="Times New Roman" w:eastAsia="Times New Roman" w:cs="Times New Roman"/>
-                <w:i w:val="false"/>
-                <w:b w:val="false"/>
+            <w:shd w:val="clear" w:color="auto" w:fill="FFF3B0"/>
+            <w:tcMar>
+              <w:top w:w="0" w:type="dxa"/>
+              <w:bottom w:w="0" w:type="dxa"/>
+              <w:left w:w="0" w:type="dxa"/>
+              <w:right w:w="0" w:type="dxa"/>
+            </w:tcMar>
+            <w:vAlign w:val="center"/>
+          </w:tcPr>
+          <w:p>
+            <w:pPr>
+              <w:pStyle w:val="Normal"/>
+              <w:jc w:val="center"/>
+              <w:pBdr>
+                <w:bottom w:val="none" w:sz="0" w:space="0" w:color="000000"/>
+                <w:top w:val="none" w:sz="0" w:space="0" w:color="000000"/>
+                <w:left w:val="none" w:sz="0" w:space="0" w:color="000000"/>
+                <w:right w:val="none" w:sz="0" w:space="0" w:color="000000"/>
+              </w:pBdr>
+              <w:spacing w:after="100" w:before="100" w:line="240"/>
+              <w:ind w:left="100" w:right="100" w:firstLine="0" w:firstLineChars="0"/>
+              <w:rPr>
+                <w:rFonts w:ascii="Times New Roman" w:hAnsi="Times New Roman" w:eastAsia="Times New Roman" w:cs="Times New Roman"/>
+                <w:i w:val="false"/>
+                <w:b w:val="true"/>
+                <w:u w:val="none"/>
+                <w:strike w:val="false"/>
+                <w:sz w:val="20"/>
+                <w:szCs w:val="20"/>
+                <w:color w:val="000000"/>
+              </w:rPr>
+            </w:pPr>
+            <w:r>
+              <w:rPr>
+                <w:rFonts w:ascii="Times New Roman" w:hAnsi="Times New Roman" w:eastAsia="Times New Roman" w:cs="Times New Roman"/>
+                <w:i w:val="false"/>
+                <w:b w:val="true"/>
                 <w:u w:val="none"/>
                 <w:strike w:val="false"/>
                 <w:sz w:val="20"/>
@@ -4095,43 +4033,43 @@
               <w:left w:val="none" w:sz="0" w:space="0" w:color="000000"/>
               <w:right w:val="none" w:sz="0" w:space="0" w:color="000000"/>
             </w:tcBorders>
-            <w:shd w:val="clear" w:color="auto" w:fill="FFFFFF"/>
-            <w:tcMar>
-              <w:top w:w="0" w:type="dxa"/>
-              <w:bottom w:w="0" w:type="dxa"/>
-              <w:left w:w="0" w:type="dxa"/>
-              <w:right w:w="0" w:type="dxa"/>
-            </w:tcMar>
-            <w:vAlign w:val="center"/>
-          </w:tcPr>
-          <w:p>
-            <w:pPr>
-              <w:pStyle w:val="Normal"/>
-              <w:jc w:val="center"/>
-              <w:pBdr>
-                <w:bottom w:val="none" w:sz="0" w:space="0" w:color="000000"/>
-                <w:top w:val="none" w:sz="0" w:space="0" w:color="000000"/>
-                <w:left w:val="none" w:sz="0" w:space="0" w:color="000000"/>
-                <w:right w:val="none" w:sz="0" w:space="0" w:color="000000"/>
-              </w:pBdr>
-              <w:spacing w:after="100" w:before="100" w:line="240"/>
-              <w:ind w:left="100" w:right="100" w:firstLine="0" w:firstLineChars="0"/>
-              <w:rPr>
-                <w:rFonts w:ascii="Times New Roman" w:hAnsi="Times New Roman" w:eastAsia="Times New Roman" w:cs="Times New Roman"/>
-                <w:i w:val="false"/>
-                <w:b w:val="false"/>
-                <w:u w:val="none"/>
-                <w:strike w:val="false"/>
-                <w:sz w:val="20"/>
-                <w:szCs w:val="20"/>
-                <w:color w:val="000000"/>
-              </w:rPr>
-            </w:pPr>
-            <w:r>
-              <w:rPr>
-                <w:rFonts w:ascii="Times New Roman" w:hAnsi="Times New Roman" w:eastAsia="Times New Roman" w:cs="Times New Roman"/>
-                <w:i w:val="false"/>
-                <w:b w:val="false"/>
+            <w:shd w:val="clear" w:color="auto" w:fill="FFF3B0"/>
+            <w:tcMar>
+              <w:top w:w="0" w:type="dxa"/>
+              <w:bottom w:w="0" w:type="dxa"/>
+              <w:left w:w="0" w:type="dxa"/>
+              <w:right w:w="0" w:type="dxa"/>
+            </w:tcMar>
+            <w:vAlign w:val="center"/>
+          </w:tcPr>
+          <w:p>
+            <w:pPr>
+              <w:pStyle w:val="Normal"/>
+              <w:jc w:val="center"/>
+              <w:pBdr>
+                <w:bottom w:val="none" w:sz="0" w:space="0" w:color="000000"/>
+                <w:top w:val="none" w:sz="0" w:space="0" w:color="000000"/>
+                <w:left w:val="none" w:sz="0" w:space="0" w:color="000000"/>
+                <w:right w:val="none" w:sz="0" w:space="0" w:color="000000"/>
+              </w:pBdr>
+              <w:spacing w:after="100" w:before="100" w:line="240"/>
+              <w:ind w:left="100" w:right="100" w:firstLine="0" w:firstLineChars="0"/>
+              <w:rPr>
+                <w:rFonts w:ascii="Times New Roman" w:hAnsi="Times New Roman" w:eastAsia="Times New Roman" w:cs="Times New Roman"/>
+                <w:i w:val="false"/>
+                <w:b w:val="true"/>
+                <w:u w:val="none"/>
+                <w:strike w:val="false"/>
+                <w:sz w:val="20"/>
+                <w:szCs w:val="20"/>
+                <w:color w:val="000000"/>
+              </w:rPr>
+            </w:pPr>
+            <w:r>
+              <w:rPr>
+                <w:rFonts w:ascii="Times New Roman" w:hAnsi="Times New Roman" w:eastAsia="Times New Roman" w:cs="Times New Roman"/>
+                <w:i w:val="false"/>
+                <w:b w:val="true"/>
                 <w:u w:val="none"/>
                 <w:strike w:val="false"/>
                 <w:sz w:val="20"/>
@@ -4150,43 +4088,43 @@
               <w:left w:val="none" w:sz="0" w:space="0" w:color="000000"/>
               <w:right w:val="none" w:sz="0" w:space="0" w:color="000000"/>
             </w:tcBorders>
-            <w:shd w:val="clear" w:color="auto" w:fill="FFFFFF"/>
-            <w:tcMar>
-              <w:top w:w="0" w:type="dxa"/>
-              <w:bottom w:w="0" w:type="dxa"/>
-              <w:left w:w="0" w:type="dxa"/>
-              <w:right w:w="0" w:type="dxa"/>
-            </w:tcMar>
-            <w:vAlign w:val="center"/>
-          </w:tcPr>
-          <w:p>
-            <w:pPr>
-              <w:pStyle w:val="Normal"/>
-              <w:jc w:val="center"/>
-              <w:pBdr>
-                <w:bottom w:val="none" w:sz="0" w:space="0" w:color="000000"/>
-                <w:top w:val="none" w:sz="0" w:space="0" w:color="000000"/>
-                <w:left w:val="none" w:sz="0" w:space="0" w:color="000000"/>
-                <w:right w:val="none" w:sz="0" w:space="0" w:color="000000"/>
-              </w:pBdr>
-              <w:spacing w:after="100" w:before="100" w:line="240"/>
-              <w:ind w:left="100" w:right="100" w:firstLine="0" w:firstLineChars="0"/>
-              <w:rPr>
-                <w:rFonts w:ascii="Times New Roman" w:hAnsi="Times New Roman" w:eastAsia="Times New Roman" w:cs="Times New Roman"/>
-                <w:i w:val="false"/>
-                <w:b w:val="false"/>
-                <w:u w:val="none"/>
-                <w:strike w:val="false"/>
-                <w:sz w:val="20"/>
-                <w:szCs w:val="20"/>
-                <w:color w:val="000000"/>
-              </w:rPr>
-            </w:pPr>
-            <w:r>
-              <w:rPr>
-                <w:rFonts w:ascii="Times New Roman" w:hAnsi="Times New Roman" w:eastAsia="Times New Roman" w:cs="Times New Roman"/>
-                <w:i w:val="false"/>
-                <w:b w:val="false"/>
+            <w:shd w:val="clear" w:color="auto" w:fill="FFF3B0"/>
+            <w:tcMar>
+              <w:top w:w="0" w:type="dxa"/>
+              <w:bottom w:w="0" w:type="dxa"/>
+              <w:left w:w="0" w:type="dxa"/>
+              <w:right w:w="0" w:type="dxa"/>
+            </w:tcMar>
+            <w:vAlign w:val="center"/>
+          </w:tcPr>
+          <w:p>
+            <w:pPr>
+              <w:pStyle w:val="Normal"/>
+              <w:jc w:val="center"/>
+              <w:pBdr>
+                <w:bottom w:val="none" w:sz="0" w:space="0" w:color="000000"/>
+                <w:top w:val="none" w:sz="0" w:space="0" w:color="000000"/>
+                <w:left w:val="none" w:sz="0" w:space="0" w:color="000000"/>
+                <w:right w:val="none" w:sz="0" w:space="0" w:color="000000"/>
+              </w:pBdr>
+              <w:spacing w:after="100" w:before="100" w:line="240"/>
+              <w:ind w:left="100" w:right="100" w:firstLine="0" w:firstLineChars="0"/>
+              <w:rPr>
+                <w:rFonts w:ascii="Times New Roman" w:hAnsi="Times New Roman" w:eastAsia="Times New Roman" w:cs="Times New Roman"/>
+                <w:i w:val="false"/>
+                <w:b w:val="true"/>
+                <w:u w:val="none"/>
+                <w:strike w:val="false"/>
+                <w:sz w:val="20"/>
+                <w:szCs w:val="20"/>
+                <w:color w:val="000000"/>
+              </w:rPr>
+            </w:pPr>
+            <w:r>
+              <w:rPr>
+                <w:rFonts w:ascii="Times New Roman" w:hAnsi="Times New Roman" w:eastAsia="Times New Roman" w:cs="Times New Roman"/>
+                <w:i w:val="false"/>
+                <w:b w:val="true"/>
                 <w:u w:val="none"/>
                 <w:strike w:val="false"/>
                 <w:sz w:val="20"/>
@@ -4693,43 +4631,43 @@
               <w:left w:val="none" w:sz="0" w:space="0" w:color="000000"/>
               <w:right w:val="none" w:sz="0" w:space="0" w:color="000000"/>
             </w:tcBorders>
-            <w:shd w:val="clear" w:color="auto" w:fill="FFFFFF"/>
-            <w:tcMar>
-              <w:top w:w="0" w:type="dxa"/>
-              <w:bottom w:w="0" w:type="dxa"/>
-              <w:left w:w="0" w:type="dxa"/>
-              <w:right w:w="0" w:type="dxa"/>
-            </w:tcMar>
-            <w:vAlign w:val="center"/>
-          </w:tcPr>
-          <w:p>
-            <w:pPr>
-              <w:pStyle w:val="Normal"/>
-              <w:jc w:val="center"/>
-              <w:pBdr>
-                <w:bottom w:val="none" w:sz="0" w:space="0" w:color="000000"/>
-                <w:top w:val="none" w:sz="0" w:space="0" w:color="000000"/>
-                <w:left w:val="none" w:sz="0" w:space="0" w:color="000000"/>
-                <w:right w:val="none" w:sz="0" w:space="0" w:color="000000"/>
-              </w:pBdr>
-              <w:spacing w:after="100" w:before="100" w:line="240"/>
-              <w:ind w:left="100" w:right="100" w:firstLine="0" w:firstLineChars="0"/>
-              <w:rPr>
-                <w:rFonts w:ascii="Times New Roman" w:hAnsi="Times New Roman" w:eastAsia="Times New Roman" w:cs="Times New Roman"/>
-                <w:i w:val="false"/>
-                <w:b w:val="false"/>
-                <w:u w:val="none"/>
-                <w:strike w:val="false"/>
-                <w:sz w:val="20"/>
-                <w:szCs w:val="20"/>
-                <w:color w:val="000000"/>
-              </w:rPr>
-            </w:pPr>
-            <w:r>
-              <w:rPr>
-                <w:rFonts w:ascii="Times New Roman" w:hAnsi="Times New Roman" w:eastAsia="Times New Roman" w:cs="Times New Roman"/>
-                <w:i w:val="false"/>
-                <w:b w:val="false"/>
+            <w:shd w:val="clear" w:color="auto" w:fill="FFF3B0"/>
+            <w:tcMar>
+              <w:top w:w="0" w:type="dxa"/>
+              <w:bottom w:w="0" w:type="dxa"/>
+              <w:left w:w="0" w:type="dxa"/>
+              <w:right w:w="0" w:type="dxa"/>
+            </w:tcMar>
+            <w:vAlign w:val="center"/>
+          </w:tcPr>
+          <w:p>
+            <w:pPr>
+              <w:pStyle w:val="Normal"/>
+              <w:jc w:val="center"/>
+              <w:pBdr>
+                <w:bottom w:val="none" w:sz="0" w:space="0" w:color="000000"/>
+                <w:top w:val="none" w:sz="0" w:space="0" w:color="000000"/>
+                <w:left w:val="none" w:sz="0" w:space="0" w:color="000000"/>
+                <w:right w:val="none" w:sz="0" w:space="0" w:color="000000"/>
+              </w:pBdr>
+              <w:spacing w:after="100" w:before="100" w:line="240"/>
+              <w:ind w:left="100" w:right="100" w:firstLine="0" w:firstLineChars="0"/>
+              <w:rPr>
+                <w:rFonts w:ascii="Times New Roman" w:hAnsi="Times New Roman" w:eastAsia="Times New Roman" w:cs="Times New Roman"/>
+                <w:i w:val="false"/>
+                <w:b w:val="true"/>
+                <w:u w:val="none"/>
+                <w:strike w:val="false"/>
+                <w:sz w:val="20"/>
+                <w:szCs w:val="20"/>
+                <w:color w:val="000000"/>
+              </w:rPr>
+            </w:pPr>
+            <w:r>
+              <w:rPr>
+                <w:rFonts w:ascii="Times New Roman" w:hAnsi="Times New Roman" w:eastAsia="Times New Roman" w:cs="Times New Roman"/>
+                <w:i w:val="false"/>
+                <w:b w:val="true"/>
                 <w:u w:val="none"/>
                 <w:strike w:val="false"/>
                 <w:sz w:val="20"/>
@@ -4748,43 +4686,43 @@
               <w:left w:val="none" w:sz="0" w:space="0" w:color="000000"/>
               <w:right w:val="none" w:sz="0" w:space="0" w:color="000000"/>
             </w:tcBorders>
-            <w:shd w:val="clear" w:color="auto" w:fill="FFFFFF"/>
-            <w:tcMar>
-              <w:top w:w="0" w:type="dxa"/>
-              <w:bottom w:w="0" w:type="dxa"/>
-              <w:left w:w="0" w:type="dxa"/>
-              <w:right w:w="0" w:type="dxa"/>
-            </w:tcMar>
-            <w:vAlign w:val="center"/>
-          </w:tcPr>
-          <w:p>
-            <w:pPr>
-              <w:pStyle w:val="Normal"/>
-              <w:jc w:val="center"/>
-              <w:pBdr>
-                <w:bottom w:val="none" w:sz="0" w:space="0" w:color="000000"/>
-                <w:top w:val="none" w:sz="0" w:space="0" w:color="000000"/>
-                <w:left w:val="none" w:sz="0" w:space="0" w:color="000000"/>
-                <w:right w:val="none" w:sz="0" w:space="0" w:color="000000"/>
-              </w:pBdr>
-              <w:spacing w:after="100" w:before="100" w:line="240"/>
-              <w:ind w:left="100" w:right="100" w:firstLine="0" w:firstLineChars="0"/>
-              <w:rPr>
-                <w:rFonts w:ascii="Times New Roman" w:hAnsi="Times New Roman" w:eastAsia="Times New Roman" w:cs="Times New Roman"/>
-                <w:i w:val="false"/>
-                <w:b w:val="false"/>
-                <w:u w:val="none"/>
-                <w:strike w:val="false"/>
-                <w:sz w:val="20"/>
-                <w:szCs w:val="20"/>
-                <w:color w:val="000000"/>
-              </w:rPr>
-            </w:pPr>
-            <w:r>
-              <w:rPr>
-                <w:rFonts w:ascii="Times New Roman" w:hAnsi="Times New Roman" w:eastAsia="Times New Roman" w:cs="Times New Roman"/>
-                <w:i w:val="false"/>
-                <w:b w:val="false"/>
+            <w:shd w:val="clear" w:color="auto" w:fill="FFF3B0"/>
+            <w:tcMar>
+              <w:top w:w="0" w:type="dxa"/>
+              <w:bottom w:w="0" w:type="dxa"/>
+              <w:left w:w="0" w:type="dxa"/>
+              <w:right w:w="0" w:type="dxa"/>
+            </w:tcMar>
+            <w:vAlign w:val="center"/>
+          </w:tcPr>
+          <w:p>
+            <w:pPr>
+              <w:pStyle w:val="Normal"/>
+              <w:jc w:val="center"/>
+              <w:pBdr>
+                <w:bottom w:val="none" w:sz="0" w:space="0" w:color="000000"/>
+                <w:top w:val="none" w:sz="0" w:space="0" w:color="000000"/>
+                <w:left w:val="none" w:sz="0" w:space="0" w:color="000000"/>
+                <w:right w:val="none" w:sz="0" w:space="0" w:color="000000"/>
+              </w:pBdr>
+              <w:spacing w:after="100" w:before="100" w:line="240"/>
+              <w:ind w:left="100" w:right="100" w:firstLine="0" w:firstLineChars="0"/>
+              <w:rPr>
+                <w:rFonts w:ascii="Times New Roman" w:hAnsi="Times New Roman" w:eastAsia="Times New Roman" w:cs="Times New Roman"/>
+                <w:i w:val="false"/>
+                <w:b w:val="true"/>
+                <w:u w:val="none"/>
+                <w:strike w:val="false"/>
+                <w:sz w:val="20"/>
+                <w:szCs w:val="20"/>
+                <w:color w:val="000000"/>
+              </w:rPr>
+            </w:pPr>
+            <w:r>
+              <w:rPr>
+                <w:rFonts w:ascii="Times New Roman" w:hAnsi="Times New Roman" w:eastAsia="Times New Roman" w:cs="Times New Roman"/>
+                <w:i w:val="false"/>
+                <w:b w:val="true"/>
                 <w:u w:val="none"/>
                 <w:strike w:val="false"/>
                 <w:sz w:val="20"/>
@@ -4803,43 +4741,43 @@
               <w:left w:val="none" w:sz="0" w:space="0" w:color="000000"/>
               <w:right w:val="none" w:sz="0" w:space="0" w:color="000000"/>
             </w:tcBorders>
-            <w:shd w:val="clear" w:color="auto" w:fill="FFFFFF"/>
-            <w:tcMar>
-              <w:top w:w="0" w:type="dxa"/>
-              <w:bottom w:w="0" w:type="dxa"/>
-              <w:left w:w="0" w:type="dxa"/>
-              <w:right w:w="0" w:type="dxa"/>
-            </w:tcMar>
-            <w:vAlign w:val="center"/>
-          </w:tcPr>
-          <w:p>
-            <w:pPr>
-              <w:pStyle w:val="Normal"/>
-              <w:jc w:val="center"/>
-              <w:pBdr>
-                <w:bottom w:val="none" w:sz="0" w:space="0" w:color="000000"/>
-                <w:top w:val="none" w:sz="0" w:space="0" w:color="000000"/>
-                <w:left w:val="none" w:sz="0" w:space="0" w:color="000000"/>
-                <w:right w:val="none" w:sz="0" w:space="0" w:color="000000"/>
-              </w:pBdr>
-              <w:spacing w:after="100" w:before="100" w:line="240"/>
-              <w:ind w:left="100" w:right="100" w:firstLine="0" w:firstLineChars="0"/>
-              <w:rPr>
-                <w:rFonts w:ascii="Times New Roman" w:hAnsi="Times New Roman" w:eastAsia="Times New Roman" w:cs="Times New Roman"/>
-                <w:i w:val="false"/>
-                <w:b w:val="false"/>
-                <w:u w:val="none"/>
-                <w:strike w:val="false"/>
-                <w:sz w:val="20"/>
-                <w:szCs w:val="20"/>
-                <w:color w:val="000000"/>
-              </w:rPr>
-            </w:pPr>
-            <w:r>
-              <w:rPr>
-                <w:rFonts w:ascii="Times New Roman" w:hAnsi="Times New Roman" w:eastAsia="Times New Roman" w:cs="Times New Roman"/>
-                <w:i w:val="false"/>
-                <w:b w:val="false"/>
+            <w:shd w:val="clear" w:color="auto" w:fill="FFF3B0"/>
+            <w:tcMar>
+              <w:top w:w="0" w:type="dxa"/>
+              <w:bottom w:w="0" w:type="dxa"/>
+              <w:left w:w="0" w:type="dxa"/>
+              <w:right w:w="0" w:type="dxa"/>
+            </w:tcMar>
+            <w:vAlign w:val="center"/>
+          </w:tcPr>
+          <w:p>
+            <w:pPr>
+              <w:pStyle w:val="Normal"/>
+              <w:jc w:val="center"/>
+              <w:pBdr>
+                <w:bottom w:val="none" w:sz="0" w:space="0" w:color="000000"/>
+                <w:top w:val="none" w:sz="0" w:space="0" w:color="000000"/>
+                <w:left w:val="none" w:sz="0" w:space="0" w:color="000000"/>
+                <w:right w:val="none" w:sz="0" w:space="0" w:color="000000"/>
+              </w:pBdr>
+              <w:spacing w:after="100" w:before="100" w:line="240"/>
+              <w:ind w:left="100" w:right="100" w:firstLine="0" w:firstLineChars="0"/>
+              <w:rPr>
+                <w:rFonts w:ascii="Times New Roman" w:hAnsi="Times New Roman" w:eastAsia="Times New Roman" w:cs="Times New Roman"/>
+                <w:i w:val="false"/>
+                <w:b w:val="true"/>
+                <w:u w:val="none"/>
+                <w:strike w:val="false"/>
+                <w:sz w:val="20"/>
+                <w:szCs w:val="20"/>
+                <w:color w:val="000000"/>
+              </w:rPr>
+            </w:pPr>
+            <w:r>
+              <w:rPr>
+                <w:rFonts w:ascii="Times New Roman" w:hAnsi="Times New Roman" w:eastAsia="Times New Roman" w:cs="Times New Roman"/>
+                <w:i w:val="false"/>
+                <w:b w:val="true"/>
                 <w:u w:val="none"/>
                 <w:strike w:val="false"/>
                 <w:sz w:val="20"/>
@@ -5719,7 +5657,7 @@
                 <w:szCs w:val="20"/>
                 <w:color w:val="000000"/>
               </w:rPr>
-              <w:t xml:space="preserve">TempC</w:t>
+              <w:t xml:space="preserve">Neither</w:t>
             </w:r>
           </w:p>
         </w:tc>
@@ -5999,43 +5937,43 @@
               <w:left w:val="none" w:sz="0" w:space="0" w:color="000000"/>
               <w:right w:val="none" w:sz="0" w:space="0" w:color="000000"/>
             </w:tcBorders>
-            <w:shd w:val="clear" w:color="auto" w:fill="FFFFFF"/>
-            <w:tcMar>
-              <w:top w:w="0" w:type="dxa"/>
-              <w:bottom w:w="0" w:type="dxa"/>
-              <w:left w:w="0" w:type="dxa"/>
-              <w:right w:w="0" w:type="dxa"/>
-            </w:tcMar>
-            <w:vAlign w:val="center"/>
-          </w:tcPr>
-          <w:p>
-            <w:pPr>
-              <w:pStyle w:val="Normal"/>
-              <w:jc w:val="center"/>
-              <w:pBdr>
-                <w:bottom w:val="none" w:sz="0" w:space="0" w:color="000000"/>
-                <w:top w:val="none" w:sz="0" w:space="0" w:color="000000"/>
-                <w:left w:val="none" w:sz="0" w:space="0" w:color="000000"/>
-                <w:right w:val="none" w:sz="0" w:space="0" w:color="000000"/>
-              </w:pBdr>
-              <w:spacing w:after="100" w:before="100" w:line="240"/>
-              <w:ind w:left="100" w:right="100" w:firstLine="0" w:firstLineChars="0"/>
-              <w:rPr>
-                <w:rFonts w:ascii="Times New Roman" w:hAnsi="Times New Roman" w:eastAsia="Times New Roman" w:cs="Times New Roman"/>
-                <w:i w:val="false"/>
-                <w:b w:val="false"/>
-                <w:u w:val="none"/>
-                <w:strike w:val="false"/>
-                <w:sz w:val="20"/>
-                <w:szCs w:val="20"/>
-                <w:color w:val="000000"/>
-              </w:rPr>
-            </w:pPr>
-            <w:r>
-              <w:rPr>
-                <w:rFonts w:ascii="Times New Roman" w:hAnsi="Times New Roman" w:eastAsia="Times New Roman" w:cs="Times New Roman"/>
-                <w:i w:val="false"/>
-                <w:b w:val="false"/>
+            <w:shd w:val="clear" w:color="auto" w:fill="FFF3B0"/>
+            <w:tcMar>
+              <w:top w:w="0" w:type="dxa"/>
+              <w:bottom w:w="0" w:type="dxa"/>
+              <w:left w:w="0" w:type="dxa"/>
+              <w:right w:w="0" w:type="dxa"/>
+            </w:tcMar>
+            <w:vAlign w:val="center"/>
+          </w:tcPr>
+          <w:p>
+            <w:pPr>
+              <w:pStyle w:val="Normal"/>
+              <w:jc w:val="center"/>
+              <w:pBdr>
+                <w:bottom w:val="none" w:sz="0" w:space="0" w:color="000000"/>
+                <w:top w:val="none" w:sz="0" w:space="0" w:color="000000"/>
+                <w:left w:val="none" w:sz="0" w:space="0" w:color="000000"/>
+                <w:right w:val="none" w:sz="0" w:space="0" w:color="000000"/>
+              </w:pBdr>
+              <w:spacing w:after="100" w:before="100" w:line="240"/>
+              <w:ind w:left="100" w:right="100" w:firstLine="0" w:firstLineChars="0"/>
+              <w:rPr>
+                <w:rFonts w:ascii="Times New Roman" w:hAnsi="Times New Roman" w:eastAsia="Times New Roman" w:cs="Times New Roman"/>
+                <w:i w:val="false"/>
+                <w:b w:val="true"/>
+                <w:u w:val="none"/>
+                <w:strike w:val="false"/>
+                <w:sz w:val="20"/>
+                <w:szCs w:val="20"/>
+                <w:color w:val="000000"/>
+              </w:rPr>
+            </w:pPr>
+            <w:r>
+              <w:rPr>
+                <w:rFonts w:ascii="Times New Roman" w:hAnsi="Times New Roman" w:eastAsia="Times New Roman" w:cs="Times New Roman"/>
+                <w:i w:val="false"/>
+                <w:b w:val="true"/>
                 <w:u w:val="none"/>
                 <w:strike w:val="false"/>
                 <w:sz w:val="20"/>
@@ -6054,43 +5992,43 @@
               <w:left w:val="none" w:sz="0" w:space="0" w:color="000000"/>
               <w:right w:val="none" w:sz="0" w:space="0" w:color="000000"/>
             </w:tcBorders>
-            <w:shd w:val="clear" w:color="auto" w:fill="FFFFFF"/>
-            <w:tcMar>
-              <w:top w:w="0" w:type="dxa"/>
-              <w:bottom w:w="0" w:type="dxa"/>
-              <w:left w:w="0" w:type="dxa"/>
-              <w:right w:w="0" w:type="dxa"/>
-            </w:tcMar>
-            <w:vAlign w:val="center"/>
-          </w:tcPr>
-          <w:p>
-            <w:pPr>
-              <w:pStyle w:val="Normal"/>
-              <w:jc w:val="center"/>
-              <w:pBdr>
-                <w:bottom w:val="none" w:sz="0" w:space="0" w:color="000000"/>
-                <w:top w:val="none" w:sz="0" w:space="0" w:color="000000"/>
-                <w:left w:val="none" w:sz="0" w:space="0" w:color="000000"/>
-                <w:right w:val="none" w:sz="0" w:space="0" w:color="000000"/>
-              </w:pBdr>
-              <w:spacing w:after="100" w:before="100" w:line="240"/>
-              <w:ind w:left="100" w:right="100" w:firstLine="0" w:firstLineChars="0"/>
-              <w:rPr>
-                <w:rFonts w:ascii="Times New Roman" w:hAnsi="Times New Roman" w:eastAsia="Times New Roman" w:cs="Times New Roman"/>
-                <w:i w:val="false"/>
-                <w:b w:val="false"/>
-                <w:u w:val="none"/>
-                <w:strike w:val="false"/>
-                <w:sz w:val="20"/>
-                <w:szCs w:val="20"/>
-                <w:color w:val="000000"/>
-              </w:rPr>
-            </w:pPr>
-            <w:r>
-              <w:rPr>
-                <w:rFonts w:ascii="Times New Roman" w:hAnsi="Times New Roman" w:eastAsia="Times New Roman" w:cs="Times New Roman"/>
-                <w:i w:val="false"/>
-                <w:b w:val="false"/>
+            <w:shd w:val="clear" w:color="auto" w:fill="FFF3B0"/>
+            <w:tcMar>
+              <w:top w:w="0" w:type="dxa"/>
+              <w:bottom w:w="0" w:type="dxa"/>
+              <w:left w:w="0" w:type="dxa"/>
+              <w:right w:w="0" w:type="dxa"/>
+            </w:tcMar>
+            <w:vAlign w:val="center"/>
+          </w:tcPr>
+          <w:p>
+            <w:pPr>
+              <w:pStyle w:val="Normal"/>
+              <w:jc w:val="center"/>
+              <w:pBdr>
+                <w:bottom w:val="none" w:sz="0" w:space="0" w:color="000000"/>
+                <w:top w:val="none" w:sz="0" w:space="0" w:color="000000"/>
+                <w:left w:val="none" w:sz="0" w:space="0" w:color="000000"/>
+                <w:right w:val="none" w:sz="0" w:space="0" w:color="000000"/>
+              </w:pBdr>
+              <w:spacing w:after="100" w:before="100" w:line="240"/>
+              <w:ind w:left="100" w:right="100" w:firstLine="0" w:firstLineChars="0"/>
+              <w:rPr>
+                <w:rFonts w:ascii="Times New Roman" w:hAnsi="Times New Roman" w:eastAsia="Times New Roman" w:cs="Times New Roman"/>
+                <w:i w:val="false"/>
+                <w:b w:val="true"/>
+                <w:u w:val="none"/>
+                <w:strike w:val="false"/>
+                <w:sz w:val="20"/>
+                <w:szCs w:val="20"/>
+                <w:color w:val="000000"/>
+              </w:rPr>
+            </w:pPr>
+            <w:r>
+              <w:rPr>
+                <w:rFonts w:ascii="Times New Roman" w:hAnsi="Times New Roman" w:eastAsia="Times New Roman" w:cs="Times New Roman"/>
+                <w:i w:val="false"/>
+                <w:b w:val="true"/>
                 <w:u w:val="none"/>
                 <w:strike w:val="false"/>
                 <w:sz w:val="20"/>
@@ -6109,43 +6047,43 @@
               <w:left w:val="none" w:sz="0" w:space="0" w:color="000000"/>
               <w:right w:val="none" w:sz="0" w:space="0" w:color="000000"/>
             </w:tcBorders>
-            <w:shd w:val="clear" w:color="auto" w:fill="FFFFFF"/>
-            <w:tcMar>
-              <w:top w:w="0" w:type="dxa"/>
-              <w:bottom w:w="0" w:type="dxa"/>
-              <w:left w:w="0" w:type="dxa"/>
-              <w:right w:w="0" w:type="dxa"/>
-            </w:tcMar>
-            <w:vAlign w:val="center"/>
-          </w:tcPr>
-          <w:p>
-            <w:pPr>
-              <w:pStyle w:val="Normal"/>
-              <w:jc w:val="center"/>
-              <w:pBdr>
-                <w:bottom w:val="none" w:sz="0" w:space="0" w:color="000000"/>
-                <w:top w:val="none" w:sz="0" w:space="0" w:color="000000"/>
-                <w:left w:val="none" w:sz="0" w:space="0" w:color="000000"/>
-                <w:right w:val="none" w:sz="0" w:space="0" w:color="000000"/>
-              </w:pBdr>
-              <w:spacing w:after="100" w:before="100" w:line="240"/>
-              <w:ind w:left="100" w:right="100" w:firstLine="0" w:firstLineChars="0"/>
-              <w:rPr>
-                <w:rFonts w:ascii="Times New Roman" w:hAnsi="Times New Roman" w:eastAsia="Times New Roman" w:cs="Times New Roman"/>
-                <w:i w:val="false"/>
-                <w:b w:val="false"/>
-                <w:u w:val="none"/>
-                <w:strike w:val="false"/>
-                <w:sz w:val="20"/>
-                <w:szCs w:val="20"/>
-                <w:color w:val="000000"/>
-              </w:rPr>
-            </w:pPr>
-            <w:r>
-              <w:rPr>
-                <w:rFonts w:ascii="Times New Roman" w:hAnsi="Times New Roman" w:eastAsia="Times New Roman" w:cs="Times New Roman"/>
-                <w:i w:val="false"/>
-                <w:b w:val="false"/>
+            <w:shd w:val="clear" w:color="auto" w:fill="FFF3B0"/>
+            <w:tcMar>
+              <w:top w:w="0" w:type="dxa"/>
+              <w:bottom w:w="0" w:type="dxa"/>
+              <w:left w:w="0" w:type="dxa"/>
+              <w:right w:w="0" w:type="dxa"/>
+            </w:tcMar>
+            <w:vAlign w:val="center"/>
+          </w:tcPr>
+          <w:p>
+            <w:pPr>
+              <w:pStyle w:val="Normal"/>
+              <w:jc w:val="center"/>
+              <w:pBdr>
+                <w:bottom w:val="none" w:sz="0" w:space="0" w:color="000000"/>
+                <w:top w:val="none" w:sz="0" w:space="0" w:color="000000"/>
+                <w:left w:val="none" w:sz="0" w:space="0" w:color="000000"/>
+                <w:right w:val="none" w:sz="0" w:space="0" w:color="000000"/>
+              </w:pBdr>
+              <w:spacing w:after="100" w:before="100" w:line="240"/>
+              <w:ind w:left="100" w:right="100" w:firstLine="0" w:firstLineChars="0"/>
+              <w:rPr>
+                <w:rFonts w:ascii="Times New Roman" w:hAnsi="Times New Roman" w:eastAsia="Times New Roman" w:cs="Times New Roman"/>
+                <w:i w:val="false"/>
+                <w:b w:val="true"/>
+                <w:u w:val="none"/>
+                <w:strike w:val="false"/>
+                <w:sz w:val="20"/>
+                <w:szCs w:val="20"/>
+                <w:color w:val="000000"/>
+              </w:rPr>
+            </w:pPr>
+            <w:r>
+              <w:rPr>
+                <w:rFonts w:ascii="Times New Roman" w:hAnsi="Times New Roman" w:eastAsia="Times New Roman" w:cs="Times New Roman"/>
+                <w:i w:val="false"/>
+                <w:b w:val="true"/>
                 <w:u w:val="none"/>
                 <w:strike w:val="false"/>
                 <w:sz w:val="20"/>
@@ -6433,7 +6371,7 @@
                 <w:szCs w:val="20"/>
                 <w:color w:val="000000"/>
               </w:rPr>
-              <w:t xml:space="preserve">log10(Internal CO2 Flux)</w:t>
+              <w:t xml:space="preserve">Internal CO2 Flux</w:t>
             </w:r>
           </w:p>
         </w:tc>
@@ -6500,43 +6438,43 @@
               <w:left w:val="none" w:sz="0" w:space="0" w:color="000000"/>
               <w:right w:val="none" w:sz="0" w:space="0" w:color="000000"/>
             </w:tcBorders>
-            <w:shd w:val="clear" w:color="auto" w:fill="FFFFFF"/>
-            <w:tcMar>
-              <w:top w:w="0" w:type="dxa"/>
-              <w:bottom w:w="0" w:type="dxa"/>
-              <w:left w:w="0" w:type="dxa"/>
-              <w:right w:w="0" w:type="dxa"/>
-            </w:tcMar>
-            <w:vAlign w:val="center"/>
-          </w:tcPr>
-          <w:p>
-            <w:pPr>
-              <w:pStyle w:val="Normal"/>
-              <w:jc w:val="center"/>
-              <w:pBdr>
-                <w:bottom w:val="none" w:sz="0" w:space="0" w:color="000000"/>
-                <w:top w:val="none" w:sz="0" w:space="0" w:color="000000"/>
-                <w:left w:val="none" w:sz="0" w:space="0" w:color="000000"/>
-                <w:right w:val="none" w:sz="0" w:space="0" w:color="000000"/>
-              </w:pBdr>
-              <w:spacing w:after="100" w:before="100" w:line="240"/>
-              <w:ind w:left="100" w:right="100" w:firstLine="0" w:firstLineChars="0"/>
-              <w:rPr>
-                <w:rFonts w:ascii="Times New Roman" w:hAnsi="Times New Roman" w:eastAsia="Times New Roman" w:cs="Times New Roman"/>
-                <w:i w:val="false"/>
-                <w:b w:val="false"/>
-                <w:u w:val="none"/>
-                <w:strike w:val="false"/>
-                <w:sz w:val="20"/>
-                <w:szCs w:val="20"/>
-                <w:color w:val="000000"/>
-              </w:rPr>
-            </w:pPr>
-            <w:r>
-              <w:rPr>
-                <w:rFonts w:ascii="Times New Roman" w:hAnsi="Times New Roman" w:eastAsia="Times New Roman" w:cs="Times New Roman"/>
-                <w:i w:val="false"/>
-                <w:b w:val="false"/>
+            <w:shd w:val="clear" w:color="auto" w:fill="FFF3B0"/>
+            <w:tcMar>
+              <w:top w:w="0" w:type="dxa"/>
+              <w:bottom w:w="0" w:type="dxa"/>
+              <w:left w:w="0" w:type="dxa"/>
+              <w:right w:w="0" w:type="dxa"/>
+            </w:tcMar>
+            <w:vAlign w:val="center"/>
+          </w:tcPr>
+          <w:p>
+            <w:pPr>
+              <w:pStyle w:val="Normal"/>
+              <w:jc w:val="center"/>
+              <w:pBdr>
+                <w:bottom w:val="none" w:sz="0" w:space="0" w:color="000000"/>
+                <w:top w:val="none" w:sz="0" w:space="0" w:color="000000"/>
+                <w:left w:val="none" w:sz="0" w:space="0" w:color="000000"/>
+                <w:right w:val="none" w:sz="0" w:space="0" w:color="000000"/>
+              </w:pBdr>
+              <w:spacing w:after="100" w:before="100" w:line="240"/>
+              <w:ind w:left="100" w:right="100" w:firstLine="0" w:firstLineChars="0"/>
+              <w:rPr>
+                <w:rFonts w:ascii="Times New Roman" w:hAnsi="Times New Roman" w:eastAsia="Times New Roman" w:cs="Times New Roman"/>
+                <w:i w:val="false"/>
+                <w:b w:val="true"/>
+                <w:u w:val="none"/>
+                <w:strike w:val="false"/>
+                <w:sz w:val="20"/>
+                <w:szCs w:val="20"/>
+                <w:color w:val="000000"/>
+              </w:rPr>
+            </w:pPr>
+            <w:r>
+              <w:rPr>
+                <w:rFonts w:ascii="Times New Roman" w:hAnsi="Times New Roman" w:eastAsia="Times New Roman" w:cs="Times New Roman"/>
+                <w:i w:val="false"/>
+                <w:b w:val="true"/>
                 <w:u w:val="none"/>
                 <w:strike w:val="false"/>
                 <w:sz w:val="20"/>
@@ -6555,43 +6493,43 @@
               <w:left w:val="none" w:sz="0" w:space="0" w:color="000000"/>
               <w:right w:val="none" w:sz="0" w:space="0" w:color="000000"/>
             </w:tcBorders>
-            <w:shd w:val="clear" w:color="auto" w:fill="FFFFFF"/>
-            <w:tcMar>
-              <w:top w:w="0" w:type="dxa"/>
-              <w:bottom w:w="0" w:type="dxa"/>
-              <w:left w:w="0" w:type="dxa"/>
-              <w:right w:w="0" w:type="dxa"/>
-            </w:tcMar>
-            <w:vAlign w:val="center"/>
-          </w:tcPr>
-          <w:p>
-            <w:pPr>
-              <w:pStyle w:val="Normal"/>
-              <w:jc w:val="center"/>
-              <w:pBdr>
-                <w:bottom w:val="none" w:sz="0" w:space="0" w:color="000000"/>
-                <w:top w:val="none" w:sz="0" w:space="0" w:color="000000"/>
-                <w:left w:val="none" w:sz="0" w:space="0" w:color="000000"/>
-                <w:right w:val="none" w:sz="0" w:space="0" w:color="000000"/>
-              </w:pBdr>
-              <w:spacing w:after="100" w:before="100" w:line="240"/>
-              <w:ind w:left="100" w:right="100" w:firstLine="0" w:firstLineChars="0"/>
-              <w:rPr>
-                <w:rFonts w:ascii="Times New Roman" w:hAnsi="Times New Roman" w:eastAsia="Times New Roman" w:cs="Times New Roman"/>
-                <w:i w:val="false"/>
-                <w:b w:val="false"/>
-                <w:u w:val="none"/>
-                <w:strike w:val="false"/>
-                <w:sz w:val="20"/>
-                <w:szCs w:val="20"/>
-                <w:color w:val="000000"/>
-              </w:rPr>
-            </w:pPr>
-            <w:r>
-              <w:rPr>
-                <w:rFonts w:ascii="Times New Roman" w:hAnsi="Times New Roman" w:eastAsia="Times New Roman" w:cs="Times New Roman"/>
-                <w:i w:val="false"/>
-                <w:b w:val="false"/>
+            <w:shd w:val="clear" w:color="auto" w:fill="FFF3B0"/>
+            <w:tcMar>
+              <w:top w:w="0" w:type="dxa"/>
+              <w:bottom w:w="0" w:type="dxa"/>
+              <w:left w:w="0" w:type="dxa"/>
+              <w:right w:w="0" w:type="dxa"/>
+            </w:tcMar>
+            <w:vAlign w:val="center"/>
+          </w:tcPr>
+          <w:p>
+            <w:pPr>
+              <w:pStyle w:val="Normal"/>
+              <w:jc w:val="center"/>
+              <w:pBdr>
+                <w:bottom w:val="none" w:sz="0" w:space="0" w:color="000000"/>
+                <w:top w:val="none" w:sz="0" w:space="0" w:color="000000"/>
+                <w:left w:val="none" w:sz="0" w:space="0" w:color="000000"/>
+                <w:right w:val="none" w:sz="0" w:space="0" w:color="000000"/>
+              </w:pBdr>
+              <w:spacing w:after="100" w:before="100" w:line="240"/>
+              <w:ind w:left="100" w:right="100" w:firstLine="0" w:firstLineChars="0"/>
+              <w:rPr>
+                <w:rFonts w:ascii="Times New Roman" w:hAnsi="Times New Roman" w:eastAsia="Times New Roman" w:cs="Times New Roman"/>
+                <w:i w:val="false"/>
+                <w:b w:val="true"/>
+                <w:u w:val="none"/>
+                <w:strike w:val="false"/>
+                <w:sz w:val="20"/>
+                <w:szCs w:val="20"/>
+                <w:color w:val="000000"/>
+              </w:rPr>
+            </w:pPr>
+            <w:r>
+              <w:rPr>
+                <w:rFonts w:ascii="Times New Roman" w:hAnsi="Times New Roman" w:eastAsia="Times New Roman" w:cs="Times New Roman"/>
+                <w:i w:val="false"/>
+                <w:b w:val="true"/>
                 <w:u w:val="none"/>
                 <w:strike w:val="false"/>
                 <w:sz w:val="20"/>
@@ -6610,43 +6548,43 @@
               <w:left w:val="none" w:sz="0" w:space="0" w:color="000000"/>
               <w:right w:val="none" w:sz="0" w:space="0" w:color="000000"/>
             </w:tcBorders>
-            <w:shd w:val="clear" w:color="auto" w:fill="FFFFFF"/>
-            <w:tcMar>
-              <w:top w:w="0" w:type="dxa"/>
-              <w:bottom w:w="0" w:type="dxa"/>
-              <w:left w:w="0" w:type="dxa"/>
-              <w:right w:w="0" w:type="dxa"/>
-            </w:tcMar>
-            <w:vAlign w:val="center"/>
-          </w:tcPr>
-          <w:p>
-            <w:pPr>
-              <w:pStyle w:val="Normal"/>
-              <w:jc w:val="center"/>
-              <w:pBdr>
-                <w:bottom w:val="none" w:sz="0" w:space="0" w:color="000000"/>
-                <w:top w:val="none" w:sz="0" w:space="0" w:color="000000"/>
-                <w:left w:val="none" w:sz="0" w:space="0" w:color="000000"/>
-                <w:right w:val="none" w:sz="0" w:space="0" w:color="000000"/>
-              </w:pBdr>
-              <w:spacing w:after="100" w:before="100" w:line="240"/>
-              <w:ind w:left="100" w:right="100" w:firstLine="0" w:firstLineChars="0"/>
-              <w:rPr>
-                <w:rFonts w:ascii="Times New Roman" w:hAnsi="Times New Roman" w:eastAsia="Times New Roman" w:cs="Times New Roman"/>
-                <w:i w:val="false"/>
-                <w:b w:val="false"/>
-                <w:u w:val="none"/>
-                <w:strike w:val="false"/>
-                <w:sz w:val="20"/>
-                <w:szCs w:val="20"/>
-                <w:color w:val="000000"/>
-              </w:rPr>
-            </w:pPr>
-            <w:r>
-              <w:rPr>
-                <w:rFonts w:ascii="Times New Roman" w:hAnsi="Times New Roman" w:eastAsia="Times New Roman" w:cs="Times New Roman"/>
-                <w:i w:val="false"/>
-                <w:b w:val="false"/>
+            <w:shd w:val="clear" w:color="auto" w:fill="FFF3B0"/>
+            <w:tcMar>
+              <w:top w:w="0" w:type="dxa"/>
+              <w:bottom w:w="0" w:type="dxa"/>
+              <w:left w:w="0" w:type="dxa"/>
+              <w:right w:w="0" w:type="dxa"/>
+            </w:tcMar>
+            <w:vAlign w:val="center"/>
+          </w:tcPr>
+          <w:p>
+            <w:pPr>
+              <w:pStyle w:val="Normal"/>
+              <w:jc w:val="center"/>
+              <w:pBdr>
+                <w:bottom w:val="none" w:sz="0" w:space="0" w:color="000000"/>
+                <w:top w:val="none" w:sz="0" w:space="0" w:color="000000"/>
+                <w:left w:val="none" w:sz="0" w:space="0" w:color="000000"/>
+                <w:right w:val="none" w:sz="0" w:space="0" w:color="000000"/>
+              </w:pBdr>
+              <w:spacing w:after="100" w:before="100" w:line="240"/>
+              <w:ind w:left="100" w:right="100" w:firstLine="0" w:firstLineChars="0"/>
+              <w:rPr>
+                <w:rFonts w:ascii="Times New Roman" w:hAnsi="Times New Roman" w:eastAsia="Times New Roman" w:cs="Times New Roman"/>
+                <w:i w:val="false"/>
+                <w:b w:val="true"/>
+                <w:u w:val="none"/>
+                <w:strike w:val="false"/>
+                <w:sz w:val="20"/>
+                <w:szCs w:val="20"/>
+                <w:color w:val="000000"/>
+              </w:rPr>
+            </w:pPr>
+            <w:r>
+              <w:rPr>
+                <w:rFonts w:ascii="Times New Roman" w:hAnsi="Times New Roman" w:eastAsia="Times New Roman" w:cs="Times New Roman"/>
+                <w:i w:val="false"/>
+                <w:b w:val="true"/>
                 <w:u w:val="none"/>
                 <w:strike w:val="false"/>
                 <w:sz w:val="20"/>
@@ -7318,43 +7256,43 @@
               <w:left w:val="none" w:sz="0" w:space="0" w:color="000000"/>
               <w:right w:val="none" w:sz="0" w:space="0" w:color="000000"/>
             </w:tcBorders>
-            <w:shd w:val="clear" w:color="auto" w:fill="FFFFFF"/>
-            <w:tcMar>
-              <w:top w:w="0" w:type="dxa"/>
-              <w:bottom w:w="0" w:type="dxa"/>
-              <w:left w:w="0" w:type="dxa"/>
-              <w:right w:w="0" w:type="dxa"/>
-            </w:tcMar>
-            <w:vAlign w:val="center"/>
-          </w:tcPr>
-          <w:p>
-            <w:pPr>
-              <w:pStyle w:val="Normal"/>
-              <w:jc w:val="center"/>
-              <w:pBdr>
-                <w:bottom w:val="none" w:sz="0" w:space="0" w:color="000000"/>
-                <w:top w:val="none" w:sz="0" w:space="0" w:color="000000"/>
-                <w:left w:val="none" w:sz="0" w:space="0" w:color="000000"/>
-                <w:right w:val="none" w:sz="0" w:space="0" w:color="000000"/>
-              </w:pBdr>
-              <w:spacing w:after="100" w:before="100" w:line="240"/>
-              <w:ind w:left="100" w:right="100" w:firstLine="0" w:firstLineChars="0"/>
-              <w:rPr>
-                <w:rFonts w:ascii="Times New Roman" w:hAnsi="Times New Roman" w:eastAsia="Times New Roman" w:cs="Times New Roman"/>
-                <w:i w:val="false"/>
-                <w:b w:val="false"/>
-                <w:u w:val="none"/>
-                <w:strike w:val="false"/>
-                <w:sz w:val="20"/>
-                <w:szCs w:val="20"/>
-                <w:color w:val="000000"/>
-              </w:rPr>
-            </w:pPr>
-            <w:r>
-              <w:rPr>
-                <w:rFonts w:ascii="Times New Roman" w:hAnsi="Times New Roman" w:eastAsia="Times New Roman" w:cs="Times New Roman"/>
-                <w:i w:val="false"/>
-                <w:b w:val="false"/>
+            <w:shd w:val="clear" w:color="auto" w:fill="FFF3B0"/>
+            <w:tcMar>
+              <w:top w:w="0" w:type="dxa"/>
+              <w:bottom w:w="0" w:type="dxa"/>
+              <w:left w:w="0" w:type="dxa"/>
+              <w:right w:w="0" w:type="dxa"/>
+            </w:tcMar>
+            <w:vAlign w:val="center"/>
+          </w:tcPr>
+          <w:p>
+            <w:pPr>
+              <w:pStyle w:val="Normal"/>
+              <w:jc w:val="center"/>
+              <w:pBdr>
+                <w:bottom w:val="none" w:sz="0" w:space="0" w:color="000000"/>
+                <w:top w:val="none" w:sz="0" w:space="0" w:color="000000"/>
+                <w:left w:val="none" w:sz="0" w:space="0" w:color="000000"/>
+                <w:right w:val="none" w:sz="0" w:space="0" w:color="000000"/>
+              </w:pBdr>
+              <w:spacing w:after="100" w:before="100" w:line="240"/>
+              <w:ind w:left="100" w:right="100" w:firstLine="0" w:firstLineChars="0"/>
+              <w:rPr>
+                <w:rFonts w:ascii="Times New Roman" w:hAnsi="Times New Roman" w:eastAsia="Times New Roman" w:cs="Times New Roman"/>
+                <w:i w:val="false"/>
+                <w:b w:val="true"/>
+                <w:u w:val="none"/>
+                <w:strike w:val="false"/>
+                <w:sz w:val="20"/>
+                <w:szCs w:val="20"/>
+                <w:color w:val="000000"/>
+              </w:rPr>
+            </w:pPr>
+            <w:r>
+              <w:rPr>
+                <w:rFonts w:ascii="Times New Roman" w:hAnsi="Times New Roman" w:eastAsia="Times New Roman" w:cs="Times New Roman"/>
+                <w:i w:val="false"/>
+                <w:b w:val="true"/>
                 <w:u w:val="none"/>
                 <w:strike w:val="false"/>
                 <w:sz w:val="20"/>
@@ -7373,43 +7311,43 @@
               <w:left w:val="none" w:sz="0" w:space="0" w:color="000000"/>
               <w:right w:val="none" w:sz="0" w:space="0" w:color="000000"/>
             </w:tcBorders>
-            <w:shd w:val="clear" w:color="auto" w:fill="FFFFFF"/>
-            <w:tcMar>
-              <w:top w:w="0" w:type="dxa"/>
-              <w:bottom w:w="0" w:type="dxa"/>
-              <w:left w:w="0" w:type="dxa"/>
-              <w:right w:w="0" w:type="dxa"/>
-            </w:tcMar>
-            <w:vAlign w:val="center"/>
-          </w:tcPr>
-          <w:p>
-            <w:pPr>
-              <w:pStyle w:val="Normal"/>
-              <w:jc w:val="center"/>
-              <w:pBdr>
-                <w:bottom w:val="none" w:sz="0" w:space="0" w:color="000000"/>
-                <w:top w:val="none" w:sz="0" w:space="0" w:color="000000"/>
-                <w:left w:val="none" w:sz="0" w:space="0" w:color="000000"/>
-                <w:right w:val="none" w:sz="0" w:space="0" w:color="000000"/>
-              </w:pBdr>
-              <w:spacing w:after="100" w:before="100" w:line="240"/>
-              <w:ind w:left="100" w:right="100" w:firstLine="0" w:firstLineChars="0"/>
-              <w:rPr>
-                <w:rFonts w:ascii="Times New Roman" w:hAnsi="Times New Roman" w:eastAsia="Times New Roman" w:cs="Times New Roman"/>
-                <w:i w:val="false"/>
-                <w:b w:val="false"/>
-                <w:u w:val="none"/>
-                <w:strike w:val="false"/>
-                <w:sz w:val="20"/>
-                <w:szCs w:val="20"/>
-                <w:color w:val="000000"/>
-              </w:rPr>
-            </w:pPr>
-            <w:r>
-              <w:rPr>
-                <w:rFonts w:ascii="Times New Roman" w:hAnsi="Times New Roman" w:eastAsia="Times New Roman" w:cs="Times New Roman"/>
-                <w:i w:val="false"/>
-                <w:b w:val="false"/>
+            <w:shd w:val="clear" w:color="auto" w:fill="FFF3B0"/>
+            <w:tcMar>
+              <w:top w:w="0" w:type="dxa"/>
+              <w:bottom w:w="0" w:type="dxa"/>
+              <w:left w:w="0" w:type="dxa"/>
+              <w:right w:w="0" w:type="dxa"/>
+            </w:tcMar>
+            <w:vAlign w:val="center"/>
+          </w:tcPr>
+          <w:p>
+            <w:pPr>
+              <w:pStyle w:val="Normal"/>
+              <w:jc w:val="center"/>
+              <w:pBdr>
+                <w:bottom w:val="none" w:sz="0" w:space="0" w:color="000000"/>
+                <w:top w:val="none" w:sz="0" w:space="0" w:color="000000"/>
+                <w:left w:val="none" w:sz="0" w:space="0" w:color="000000"/>
+                <w:right w:val="none" w:sz="0" w:space="0" w:color="000000"/>
+              </w:pBdr>
+              <w:spacing w:after="100" w:before="100" w:line="240"/>
+              <w:ind w:left="100" w:right="100" w:firstLine="0" w:firstLineChars="0"/>
+              <w:rPr>
+                <w:rFonts w:ascii="Times New Roman" w:hAnsi="Times New Roman" w:eastAsia="Times New Roman" w:cs="Times New Roman"/>
+                <w:i w:val="false"/>
+                <w:b w:val="true"/>
+                <w:u w:val="none"/>
+                <w:strike w:val="false"/>
+                <w:sz w:val="20"/>
+                <w:szCs w:val="20"/>
+                <w:color w:val="000000"/>
+              </w:rPr>
+            </w:pPr>
+            <w:r>
+              <w:rPr>
+                <w:rFonts w:ascii="Times New Roman" w:hAnsi="Times New Roman" w:eastAsia="Times New Roman" w:cs="Times New Roman"/>
+                <w:i w:val="false"/>
+                <w:b w:val="true"/>
                 <w:u w:val="none"/>
                 <w:strike w:val="false"/>
                 <w:sz w:val="20"/>
@@ -7428,43 +7366,43 @@
               <w:left w:val="none" w:sz="0" w:space="0" w:color="000000"/>
               <w:right w:val="none" w:sz="0" w:space="0" w:color="000000"/>
             </w:tcBorders>
-            <w:shd w:val="clear" w:color="auto" w:fill="FFFFFF"/>
-            <w:tcMar>
-              <w:top w:w="0" w:type="dxa"/>
-              <w:bottom w:w="0" w:type="dxa"/>
-              <w:left w:w="0" w:type="dxa"/>
-              <w:right w:w="0" w:type="dxa"/>
-            </w:tcMar>
-            <w:vAlign w:val="center"/>
-          </w:tcPr>
-          <w:p>
-            <w:pPr>
-              <w:pStyle w:val="Normal"/>
-              <w:jc w:val="center"/>
-              <w:pBdr>
-                <w:bottom w:val="none" w:sz="0" w:space="0" w:color="000000"/>
-                <w:top w:val="none" w:sz="0" w:space="0" w:color="000000"/>
-                <w:left w:val="none" w:sz="0" w:space="0" w:color="000000"/>
-                <w:right w:val="none" w:sz="0" w:space="0" w:color="000000"/>
-              </w:pBdr>
-              <w:spacing w:after="100" w:before="100" w:line="240"/>
-              <w:ind w:left="100" w:right="100" w:firstLine="0" w:firstLineChars="0"/>
-              <w:rPr>
-                <w:rFonts w:ascii="Times New Roman" w:hAnsi="Times New Roman" w:eastAsia="Times New Roman" w:cs="Times New Roman"/>
-                <w:i w:val="false"/>
-                <w:b w:val="false"/>
-                <w:u w:val="none"/>
-                <w:strike w:val="false"/>
-                <w:sz w:val="20"/>
-                <w:szCs w:val="20"/>
-                <w:color w:val="000000"/>
-              </w:rPr>
-            </w:pPr>
-            <w:r>
-              <w:rPr>
-                <w:rFonts w:ascii="Times New Roman" w:hAnsi="Times New Roman" w:eastAsia="Times New Roman" w:cs="Times New Roman"/>
-                <w:i w:val="false"/>
-                <w:b w:val="false"/>
+            <w:shd w:val="clear" w:color="auto" w:fill="FFF3B0"/>
+            <w:tcMar>
+              <w:top w:w="0" w:type="dxa"/>
+              <w:bottom w:w="0" w:type="dxa"/>
+              <w:left w:w="0" w:type="dxa"/>
+              <w:right w:w="0" w:type="dxa"/>
+            </w:tcMar>
+            <w:vAlign w:val="center"/>
+          </w:tcPr>
+          <w:p>
+            <w:pPr>
+              <w:pStyle w:val="Normal"/>
+              <w:jc w:val="center"/>
+              <w:pBdr>
+                <w:bottom w:val="none" w:sz="0" w:space="0" w:color="000000"/>
+                <w:top w:val="none" w:sz="0" w:space="0" w:color="000000"/>
+                <w:left w:val="none" w:sz="0" w:space="0" w:color="000000"/>
+                <w:right w:val="none" w:sz="0" w:space="0" w:color="000000"/>
+              </w:pBdr>
+              <w:spacing w:after="100" w:before="100" w:line="240"/>
+              <w:ind w:left="100" w:right="100" w:firstLine="0" w:firstLineChars="0"/>
+              <w:rPr>
+                <w:rFonts w:ascii="Times New Roman" w:hAnsi="Times New Roman" w:eastAsia="Times New Roman" w:cs="Times New Roman"/>
+                <w:i w:val="false"/>
+                <w:b w:val="true"/>
+                <w:u w:val="none"/>
+                <w:strike w:val="false"/>
+                <w:sz w:val="20"/>
+                <w:szCs w:val="20"/>
+                <w:color w:val="000000"/>
+              </w:rPr>
+            </w:pPr>
+            <w:r>
+              <w:rPr>
+                <w:rFonts w:ascii="Times New Roman" w:hAnsi="Times New Roman" w:eastAsia="Times New Roman" w:cs="Times New Roman"/>
+                <w:i w:val="false"/>
+                <w:b w:val="true"/>
                 <w:u w:val="none"/>
                 <w:strike w:val="false"/>
                 <w:sz w:val="20"/>
@@ -7971,43 +7909,43 @@
               <w:left w:val="none" w:sz="0" w:space="0" w:color="000000"/>
               <w:right w:val="none" w:sz="0" w:space="0" w:color="000000"/>
             </w:tcBorders>
-            <w:shd w:val="clear" w:color="auto" w:fill="FFFFFF"/>
-            <w:tcMar>
-              <w:top w:w="0" w:type="dxa"/>
-              <w:bottom w:w="0" w:type="dxa"/>
-              <w:left w:w="0" w:type="dxa"/>
-              <w:right w:w="0" w:type="dxa"/>
-            </w:tcMar>
-            <w:vAlign w:val="center"/>
-          </w:tcPr>
-          <w:p>
-            <w:pPr>
-              <w:pStyle w:val="Normal"/>
-              <w:jc w:val="center"/>
-              <w:pBdr>
-                <w:bottom w:val="none" w:sz="0" w:space="0" w:color="000000"/>
-                <w:top w:val="none" w:sz="0" w:space="0" w:color="000000"/>
-                <w:left w:val="none" w:sz="0" w:space="0" w:color="000000"/>
-                <w:right w:val="none" w:sz="0" w:space="0" w:color="000000"/>
-              </w:pBdr>
-              <w:spacing w:after="100" w:before="100" w:line="240"/>
-              <w:ind w:left="100" w:right="100" w:firstLine="0" w:firstLineChars="0"/>
-              <w:rPr>
-                <w:rFonts w:ascii="Times New Roman" w:hAnsi="Times New Roman" w:eastAsia="Times New Roman" w:cs="Times New Roman"/>
-                <w:i w:val="false"/>
-                <w:b w:val="false"/>
-                <w:u w:val="none"/>
-                <w:strike w:val="false"/>
-                <w:sz w:val="20"/>
-                <w:szCs w:val="20"/>
-                <w:color w:val="000000"/>
-              </w:rPr>
-            </w:pPr>
-            <w:r>
-              <w:rPr>
-                <w:rFonts w:ascii="Times New Roman" w:hAnsi="Times New Roman" w:eastAsia="Times New Roman" w:cs="Times New Roman"/>
-                <w:i w:val="false"/>
-                <w:b w:val="false"/>
+            <w:shd w:val="clear" w:color="auto" w:fill="FFF3B0"/>
+            <w:tcMar>
+              <w:top w:w="0" w:type="dxa"/>
+              <w:bottom w:w="0" w:type="dxa"/>
+              <w:left w:w="0" w:type="dxa"/>
+              <w:right w:w="0" w:type="dxa"/>
+            </w:tcMar>
+            <w:vAlign w:val="center"/>
+          </w:tcPr>
+          <w:p>
+            <w:pPr>
+              <w:pStyle w:val="Normal"/>
+              <w:jc w:val="center"/>
+              <w:pBdr>
+                <w:bottom w:val="none" w:sz="0" w:space="0" w:color="000000"/>
+                <w:top w:val="none" w:sz="0" w:space="0" w:color="000000"/>
+                <w:left w:val="none" w:sz="0" w:space="0" w:color="000000"/>
+                <w:right w:val="none" w:sz="0" w:space="0" w:color="000000"/>
+              </w:pBdr>
+              <w:spacing w:after="100" w:before="100" w:line="240"/>
+              <w:ind w:left="100" w:right="100" w:firstLine="0" w:firstLineChars="0"/>
+              <w:rPr>
+                <w:rFonts w:ascii="Times New Roman" w:hAnsi="Times New Roman" w:eastAsia="Times New Roman" w:cs="Times New Roman"/>
+                <w:i w:val="false"/>
+                <w:b w:val="true"/>
+                <w:u w:val="none"/>
+                <w:strike w:val="false"/>
+                <w:sz w:val="20"/>
+                <w:szCs w:val="20"/>
+                <w:color w:val="000000"/>
+              </w:rPr>
+            </w:pPr>
+            <w:r>
+              <w:rPr>
+                <w:rFonts w:ascii="Times New Roman" w:hAnsi="Times New Roman" w:eastAsia="Times New Roman" w:cs="Times New Roman"/>
+                <w:i w:val="false"/>
+                <w:b w:val="true"/>
                 <w:u w:val="none"/>
                 <w:strike w:val="false"/>
                 <w:sz w:val="20"/>
@@ -8026,43 +7964,43 @@
               <w:left w:val="none" w:sz="0" w:space="0" w:color="000000"/>
               <w:right w:val="none" w:sz="0" w:space="0" w:color="000000"/>
             </w:tcBorders>
-            <w:shd w:val="clear" w:color="auto" w:fill="FFFFFF"/>
-            <w:tcMar>
-              <w:top w:w="0" w:type="dxa"/>
-              <w:bottom w:w="0" w:type="dxa"/>
-              <w:left w:w="0" w:type="dxa"/>
-              <w:right w:w="0" w:type="dxa"/>
-            </w:tcMar>
-            <w:vAlign w:val="center"/>
-          </w:tcPr>
-          <w:p>
-            <w:pPr>
-              <w:pStyle w:val="Normal"/>
-              <w:jc w:val="center"/>
-              <w:pBdr>
-                <w:bottom w:val="none" w:sz="0" w:space="0" w:color="000000"/>
-                <w:top w:val="none" w:sz="0" w:space="0" w:color="000000"/>
-                <w:left w:val="none" w:sz="0" w:space="0" w:color="000000"/>
-                <w:right w:val="none" w:sz="0" w:space="0" w:color="000000"/>
-              </w:pBdr>
-              <w:spacing w:after="100" w:before="100" w:line="240"/>
-              <w:ind w:left="100" w:right="100" w:firstLine="0" w:firstLineChars="0"/>
-              <w:rPr>
-                <w:rFonts w:ascii="Times New Roman" w:hAnsi="Times New Roman" w:eastAsia="Times New Roman" w:cs="Times New Roman"/>
-                <w:i w:val="false"/>
-                <w:b w:val="false"/>
-                <w:u w:val="none"/>
-                <w:strike w:val="false"/>
-                <w:sz w:val="20"/>
-                <w:szCs w:val="20"/>
-                <w:color w:val="000000"/>
-              </w:rPr>
-            </w:pPr>
-            <w:r>
-              <w:rPr>
-                <w:rFonts w:ascii="Times New Roman" w:hAnsi="Times New Roman" w:eastAsia="Times New Roman" w:cs="Times New Roman"/>
-                <w:i w:val="false"/>
-                <w:b w:val="false"/>
+            <w:shd w:val="clear" w:color="auto" w:fill="FFF3B0"/>
+            <w:tcMar>
+              <w:top w:w="0" w:type="dxa"/>
+              <w:bottom w:w="0" w:type="dxa"/>
+              <w:left w:w="0" w:type="dxa"/>
+              <w:right w:w="0" w:type="dxa"/>
+            </w:tcMar>
+            <w:vAlign w:val="center"/>
+          </w:tcPr>
+          <w:p>
+            <w:pPr>
+              <w:pStyle w:val="Normal"/>
+              <w:jc w:val="center"/>
+              <w:pBdr>
+                <w:bottom w:val="none" w:sz="0" w:space="0" w:color="000000"/>
+                <w:top w:val="none" w:sz="0" w:space="0" w:color="000000"/>
+                <w:left w:val="none" w:sz="0" w:space="0" w:color="000000"/>
+                <w:right w:val="none" w:sz="0" w:space="0" w:color="000000"/>
+              </w:pBdr>
+              <w:spacing w:after="100" w:before="100" w:line="240"/>
+              <w:ind w:left="100" w:right="100" w:firstLine="0" w:firstLineChars="0"/>
+              <w:rPr>
+                <w:rFonts w:ascii="Times New Roman" w:hAnsi="Times New Roman" w:eastAsia="Times New Roman" w:cs="Times New Roman"/>
+                <w:i w:val="false"/>
+                <w:b w:val="true"/>
+                <w:u w:val="none"/>
+                <w:strike w:val="false"/>
+                <w:sz w:val="20"/>
+                <w:szCs w:val="20"/>
+                <w:color w:val="000000"/>
+              </w:rPr>
+            </w:pPr>
+            <w:r>
+              <w:rPr>
+                <w:rFonts w:ascii="Times New Roman" w:hAnsi="Times New Roman" w:eastAsia="Times New Roman" w:cs="Times New Roman"/>
+                <w:i w:val="false"/>
+                <w:b w:val="true"/>
                 <w:u w:val="none"/>
                 <w:strike w:val="false"/>
                 <w:sz w:val="20"/>
@@ -8081,43 +8019,43 @@
               <w:left w:val="none" w:sz="0" w:space="0" w:color="000000"/>
               <w:right w:val="none" w:sz="0" w:space="0" w:color="000000"/>
             </w:tcBorders>
-            <w:shd w:val="clear" w:color="auto" w:fill="FFFFFF"/>
-            <w:tcMar>
-              <w:top w:w="0" w:type="dxa"/>
-              <w:bottom w:w="0" w:type="dxa"/>
-              <w:left w:w="0" w:type="dxa"/>
-              <w:right w:w="0" w:type="dxa"/>
-            </w:tcMar>
-            <w:vAlign w:val="center"/>
-          </w:tcPr>
-          <w:p>
-            <w:pPr>
-              <w:pStyle w:val="Normal"/>
-              <w:jc w:val="center"/>
-              <w:pBdr>
-                <w:bottom w:val="none" w:sz="0" w:space="0" w:color="000000"/>
-                <w:top w:val="none" w:sz="0" w:space="0" w:color="000000"/>
-                <w:left w:val="none" w:sz="0" w:space="0" w:color="000000"/>
-                <w:right w:val="none" w:sz="0" w:space="0" w:color="000000"/>
-              </w:pBdr>
-              <w:spacing w:after="100" w:before="100" w:line="240"/>
-              <w:ind w:left="100" w:right="100" w:firstLine="0" w:firstLineChars="0"/>
-              <w:rPr>
-                <w:rFonts w:ascii="Times New Roman" w:hAnsi="Times New Roman" w:eastAsia="Times New Roman" w:cs="Times New Roman"/>
-                <w:i w:val="false"/>
-                <w:b w:val="false"/>
-                <w:u w:val="none"/>
-                <w:strike w:val="false"/>
-                <w:sz w:val="20"/>
-                <w:szCs w:val="20"/>
-                <w:color w:val="000000"/>
-              </w:rPr>
-            </w:pPr>
-            <w:r>
-              <w:rPr>
-                <w:rFonts w:ascii="Times New Roman" w:hAnsi="Times New Roman" w:eastAsia="Times New Roman" w:cs="Times New Roman"/>
-                <w:i w:val="false"/>
-                <w:b w:val="false"/>
+            <w:shd w:val="clear" w:color="auto" w:fill="FFF3B0"/>
+            <w:tcMar>
+              <w:top w:w="0" w:type="dxa"/>
+              <w:bottom w:w="0" w:type="dxa"/>
+              <w:left w:w="0" w:type="dxa"/>
+              <w:right w:w="0" w:type="dxa"/>
+            </w:tcMar>
+            <w:vAlign w:val="center"/>
+          </w:tcPr>
+          <w:p>
+            <w:pPr>
+              <w:pStyle w:val="Normal"/>
+              <w:jc w:val="center"/>
+              <w:pBdr>
+                <w:bottom w:val="none" w:sz="0" w:space="0" w:color="000000"/>
+                <w:top w:val="none" w:sz="0" w:space="0" w:color="000000"/>
+                <w:left w:val="none" w:sz="0" w:space="0" w:color="000000"/>
+                <w:right w:val="none" w:sz="0" w:space="0" w:color="000000"/>
+              </w:pBdr>
+              <w:spacing w:after="100" w:before="100" w:line="240"/>
+              <w:ind w:left="100" w:right="100" w:firstLine="0" w:firstLineChars="0"/>
+              <w:rPr>
+                <w:rFonts w:ascii="Times New Roman" w:hAnsi="Times New Roman" w:eastAsia="Times New Roman" w:cs="Times New Roman"/>
+                <w:i w:val="false"/>
+                <w:b w:val="true"/>
+                <w:u w:val="none"/>
+                <w:strike w:val="false"/>
+                <w:sz w:val="20"/>
+                <w:szCs w:val="20"/>
+                <w:color w:val="000000"/>
+              </w:rPr>
+            </w:pPr>
+            <w:r>
+              <w:rPr>
+                <w:rFonts w:ascii="Times New Roman" w:hAnsi="Times New Roman" w:eastAsia="Times New Roman" w:cs="Times New Roman"/>
+                <w:i w:val="false"/>
+                <w:b w:val="true"/>
                 <w:u w:val="none"/>
                 <w:strike w:val="false"/>
                 <w:sz w:val="20"/>
@@ -8459,43 +8397,43 @@
               <w:left w:val="none" w:sz="0" w:space="0" w:color="000000"/>
               <w:right w:val="none" w:sz="0" w:space="0" w:color="000000"/>
             </w:tcBorders>
-            <w:shd w:val="clear" w:color="auto" w:fill="FFFFFF"/>
-            <w:tcMar>
-              <w:top w:w="0" w:type="dxa"/>
-              <w:bottom w:w="0" w:type="dxa"/>
-              <w:left w:w="0" w:type="dxa"/>
-              <w:right w:w="0" w:type="dxa"/>
-            </w:tcMar>
-            <w:vAlign w:val="center"/>
-          </w:tcPr>
-          <w:p>
-            <w:pPr>
-              <w:pStyle w:val="Normal"/>
-              <w:jc w:val="center"/>
-              <w:pBdr>
-                <w:bottom w:val="none" w:sz="0" w:space="0" w:color="000000"/>
-                <w:top w:val="none" w:sz="0" w:space="0" w:color="000000"/>
-                <w:left w:val="none" w:sz="0" w:space="0" w:color="000000"/>
-                <w:right w:val="none" w:sz="0" w:space="0" w:color="000000"/>
-              </w:pBdr>
-              <w:spacing w:after="100" w:before="100" w:line="240"/>
-              <w:ind w:left="100" w:right="100" w:firstLine="0" w:firstLineChars="0"/>
-              <w:rPr>
-                <w:rFonts w:ascii="Times New Roman" w:hAnsi="Times New Roman" w:eastAsia="Times New Roman" w:cs="Times New Roman"/>
-                <w:i w:val="false"/>
-                <w:b w:val="false"/>
-                <w:u w:val="none"/>
-                <w:strike w:val="false"/>
-                <w:sz w:val="20"/>
-                <w:szCs w:val="20"/>
-                <w:color w:val="000000"/>
-              </w:rPr>
-            </w:pPr>
-            <w:r>
-              <w:rPr>
-                <w:rFonts w:ascii="Times New Roman" w:hAnsi="Times New Roman" w:eastAsia="Times New Roman" w:cs="Times New Roman"/>
-                <w:i w:val="false"/>
-                <w:b w:val="false"/>
+            <w:shd w:val="clear" w:color="auto" w:fill="FFF3B0"/>
+            <w:tcMar>
+              <w:top w:w="0" w:type="dxa"/>
+              <w:bottom w:w="0" w:type="dxa"/>
+              <w:left w:w="0" w:type="dxa"/>
+              <w:right w:w="0" w:type="dxa"/>
+            </w:tcMar>
+            <w:vAlign w:val="center"/>
+          </w:tcPr>
+          <w:p>
+            <w:pPr>
+              <w:pStyle w:val="Normal"/>
+              <w:jc w:val="center"/>
+              <w:pBdr>
+                <w:bottom w:val="none" w:sz="0" w:space="0" w:color="000000"/>
+                <w:top w:val="none" w:sz="0" w:space="0" w:color="000000"/>
+                <w:left w:val="none" w:sz="0" w:space="0" w:color="000000"/>
+                <w:right w:val="none" w:sz="0" w:space="0" w:color="000000"/>
+              </w:pBdr>
+              <w:spacing w:after="100" w:before="100" w:line="240"/>
+              <w:ind w:left="100" w:right="100" w:firstLine="0" w:firstLineChars="0"/>
+              <w:rPr>
+                <w:rFonts w:ascii="Times New Roman" w:hAnsi="Times New Roman" w:eastAsia="Times New Roman" w:cs="Times New Roman"/>
+                <w:i w:val="false"/>
+                <w:b w:val="true"/>
+                <w:u w:val="none"/>
+                <w:strike w:val="false"/>
+                <w:sz w:val="20"/>
+                <w:szCs w:val="20"/>
+                <w:color w:val="000000"/>
+              </w:rPr>
+            </w:pPr>
+            <w:r>
+              <w:rPr>
+                <w:rFonts w:ascii="Times New Roman" w:hAnsi="Times New Roman" w:eastAsia="Times New Roman" w:cs="Times New Roman"/>
+                <w:i w:val="false"/>
+                <w:b w:val="true"/>
                 <w:u w:val="none"/>
                 <w:strike w:val="false"/>
                 <w:sz w:val="20"/>
@@ -8514,43 +8452,43 @@
               <w:left w:val="none" w:sz="0" w:space="0" w:color="000000"/>
               <w:right w:val="none" w:sz="0" w:space="0" w:color="000000"/>
             </w:tcBorders>
-            <w:shd w:val="clear" w:color="auto" w:fill="FFFFFF"/>
-            <w:tcMar>
-              <w:top w:w="0" w:type="dxa"/>
-              <w:bottom w:w="0" w:type="dxa"/>
-              <w:left w:w="0" w:type="dxa"/>
-              <w:right w:w="0" w:type="dxa"/>
-            </w:tcMar>
-            <w:vAlign w:val="center"/>
-          </w:tcPr>
-          <w:p>
-            <w:pPr>
-              <w:pStyle w:val="Normal"/>
-              <w:jc w:val="center"/>
-              <w:pBdr>
-                <w:bottom w:val="none" w:sz="0" w:space="0" w:color="000000"/>
-                <w:top w:val="none" w:sz="0" w:space="0" w:color="000000"/>
-                <w:left w:val="none" w:sz="0" w:space="0" w:color="000000"/>
-                <w:right w:val="none" w:sz="0" w:space="0" w:color="000000"/>
-              </w:pBdr>
-              <w:spacing w:after="100" w:before="100" w:line="240"/>
-              <w:ind w:left="100" w:right="100" w:firstLine="0" w:firstLineChars="0"/>
-              <w:rPr>
-                <w:rFonts w:ascii="Times New Roman" w:hAnsi="Times New Roman" w:eastAsia="Times New Roman" w:cs="Times New Roman"/>
-                <w:i w:val="false"/>
-                <w:b w:val="false"/>
-                <w:u w:val="none"/>
-                <w:strike w:val="false"/>
-                <w:sz w:val="20"/>
-                <w:szCs w:val="20"/>
-                <w:color w:val="000000"/>
-              </w:rPr>
-            </w:pPr>
-            <w:r>
-              <w:rPr>
-                <w:rFonts w:ascii="Times New Roman" w:hAnsi="Times New Roman" w:eastAsia="Times New Roman" w:cs="Times New Roman"/>
-                <w:i w:val="false"/>
-                <w:b w:val="false"/>
+            <w:shd w:val="clear" w:color="auto" w:fill="FFF3B0"/>
+            <w:tcMar>
+              <w:top w:w="0" w:type="dxa"/>
+              <w:bottom w:w="0" w:type="dxa"/>
+              <w:left w:w="0" w:type="dxa"/>
+              <w:right w:w="0" w:type="dxa"/>
+            </w:tcMar>
+            <w:vAlign w:val="center"/>
+          </w:tcPr>
+          <w:p>
+            <w:pPr>
+              <w:pStyle w:val="Normal"/>
+              <w:jc w:val="center"/>
+              <w:pBdr>
+                <w:bottom w:val="none" w:sz="0" w:space="0" w:color="000000"/>
+                <w:top w:val="none" w:sz="0" w:space="0" w:color="000000"/>
+                <w:left w:val="none" w:sz="0" w:space="0" w:color="000000"/>
+                <w:right w:val="none" w:sz="0" w:space="0" w:color="000000"/>
+              </w:pBdr>
+              <w:spacing w:after="100" w:before="100" w:line="240"/>
+              <w:ind w:left="100" w:right="100" w:firstLine="0" w:firstLineChars="0"/>
+              <w:rPr>
+                <w:rFonts w:ascii="Times New Roman" w:hAnsi="Times New Roman" w:eastAsia="Times New Roman" w:cs="Times New Roman"/>
+                <w:i w:val="false"/>
+                <w:b w:val="true"/>
+                <w:u w:val="none"/>
+                <w:strike w:val="false"/>
+                <w:sz w:val="20"/>
+                <w:szCs w:val="20"/>
+                <w:color w:val="000000"/>
+              </w:rPr>
+            </w:pPr>
+            <w:r>
+              <w:rPr>
+                <w:rFonts w:ascii="Times New Roman" w:hAnsi="Times New Roman" w:eastAsia="Times New Roman" w:cs="Times New Roman"/>
+                <w:i w:val="false"/>
+                <w:b w:val="true"/>
                 <w:u w:val="none"/>
                 <w:strike w:val="false"/>
                 <w:sz w:val="20"/>
@@ -8569,43 +8507,43 @@
               <w:left w:val="none" w:sz="0" w:space="0" w:color="000000"/>
               <w:right w:val="none" w:sz="0" w:space="0" w:color="000000"/>
             </w:tcBorders>
-            <w:shd w:val="clear" w:color="auto" w:fill="FFFFFF"/>
-            <w:tcMar>
-              <w:top w:w="0" w:type="dxa"/>
-              <w:bottom w:w="0" w:type="dxa"/>
-              <w:left w:w="0" w:type="dxa"/>
-              <w:right w:w="0" w:type="dxa"/>
-            </w:tcMar>
-            <w:vAlign w:val="center"/>
-          </w:tcPr>
-          <w:p>
-            <w:pPr>
-              <w:pStyle w:val="Normal"/>
-              <w:jc w:val="center"/>
-              <w:pBdr>
-                <w:bottom w:val="none" w:sz="0" w:space="0" w:color="000000"/>
-                <w:top w:val="none" w:sz="0" w:space="0" w:color="000000"/>
-                <w:left w:val="none" w:sz="0" w:space="0" w:color="000000"/>
-                <w:right w:val="none" w:sz="0" w:space="0" w:color="000000"/>
-              </w:pBdr>
-              <w:spacing w:after="100" w:before="100" w:line="240"/>
-              <w:ind w:left="100" w:right="100" w:firstLine="0" w:firstLineChars="0"/>
-              <w:rPr>
-                <w:rFonts w:ascii="Times New Roman" w:hAnsi="Times New Roman" w:eastAsia="Times New Roman" w:cs="Times New Roman"/>
-                <w:i w:val="false"/>
-                <w:b w:val="false"/>
-                <w:u w:val="none"/>
-                <w:strike w:val="false"/>
-                <w:sz w:val="20"/>
-                <w:szCs w:val="20"/>
-                <w:color w:val="000000"/>
-              </w:rPr>
-            </w:pPr>
-            <w:r>
-              <w:rPr>
-                <w:rFonts w:ascii="Times New Roman" w:hAnsi="Times New Roman" w:eastAsia="Times New Roman" w:cs="Times New Roman"/>
-                <w:i w:val="false"/>
-                <w:b w:val="false"/>
+            <w:shd w:val="clear" w:color="auto" w:fill="FFF3B0"/>
+            <w:tcMar>
+              <w:top w:w="0" w:type="dxa"/>
+              <w:bottom w:w="0" w:type="dxa"/>
+              <w:left w:w="0" w:type="dxa"/>
+              <w:right w:w="0" w:type="dxa"/>
+            </w:tcMar>
+            <w:vAlign w:val="center"/>
+          </w:tcPr>
+          <w:p>
+            <w:pPr>
+              <w:pStyle w:val="Normal"/>
+              <w:jc w:val="center"/>
+              <w:pBdr>
+                <w:bottom w:val="none" w:sz="0" w:space="0" w:color="000000"/>
+                <w:top w:val="none" w:sz="0" w:space="0" w:color="000000"/>
+                <w:left w:val="none" w:sz="0" w:space="0" w:color="000000"/>
+                <w:right w:val="none" w:sz="0" w:space="0" w:color="000000"/>
+              </w:pBdr>
+              <w:spacing w:after="100" w:before="100" w:line="240"/>
+              <w:ind w:left="100" w:right="100" w:firstLine="0" w:firstLineChars="0"/>
+              <w:rPr>
+                <w:rFonts w:ascii="Times New Roman" w:hAnsi="Times New Roman" w:eastAsia="Times New Roman" w:cs="Times New Roman"/>
+                <w:i w:val="false"/>
+                <w:b w:val="true"/>
+                <w:u w:val="none"/>
+                <w:strike w:val="false"/>
+                <w:sz w:val="20"/>
+                <w:szCs w:val="20"/>
+                <w:color w:val="000000"/>
+              </w:rPr>
+            </w:pPr>
+            <w:r>
+              <w:rPr>
+                <w:rFonts w:ascii="Times New Roman" w:hAnsi="Times New Roman" w:eastAsia="Times New Roman" w:cs="Times New Roman"/>
+                <w:i w:val="false"/>
+                <w:b w:val="true"/>
                 <w:u w:val="none"/>
                 <w:strike w:val="false"/>
                 <w:sz w:val="20"/>
@@ -8624,43 +8562,43 @@
               <w:left w:val="none" w:sz="0" w:space="0" w:color="000000"/>
               <w:right w:val="none" w:sz="0" w:space="0" w:color="000000"/>
             </w:tcBorders>
-            <w:shd w:val="clear" w:color="auto" w:fill="FFFFFF"/>
-            <w:tcMar>
-              <w:top w:w="0" w:type="dxa"/>
-              <w:bottom w:w="0" w:type="dxa"/>
-              <w:left w:w="0" w:type="dxa"/>
-              <w:right w:w="0" w:type="dxa"/>
-            </w:tcMar>
-            <w:vAlign w:val="center"/>
-          </w:tcPr>
-          <w:p>
-            <w:pPr>
-              <w:pStyle w:val="Normal"/>
-              <w:jc w:val="center"/>
-              <w:pBdr>
-                <w:bottom w:val="none" w:sz="0" w:space="0" w:color="000000"/>
-                <w:top w:val="none" w:sz="0" w:space="0" w:color="000000"/>
-                <w:left w:val="none" w:sz="0" w:space="0" w:color="000000"/>
-                <w:right w:val="none" w:sz="0" w:space="0" w:color="000000"/>
-              </w:pBdr>
-              <w:spacing w:after="100" w:before="100" w:line="240"/>
-              <w:ind w:left="100" w:right="100" w:firstLine="0" w:firstLineChars="0"/>
-              <w:rPr>
-                <w:rFonts w:ascii="Times New Roman" w:hAnsi="Times New Roman" w:eastAsia="Times New Roman" w:cs="Times New Roman"/>
-                <w:i w:val="false"/>
-                <w:b w:val="false"/>
-                <w:u w:val="none"/>
-                <w:strike w:val="false"/>
-                <w:sz w:val="20"/>
-                <w:szCs w:val="20"/>
-                <w:color w:val="000000"/>
-              </w:rPr>
-            </w:pPr>
-            <w:r>
-              <w:rPr>
-                <w:rFonts w:ascii="Times New Roman" w:hAnsi="Times New Roman" w:eastAsia="Times New Roman" w:cs="Times New Roman"/>
-                <w:i w:val="false"/>
-                <w:b w:val="false"/>
+            <w:shd w:val="clear" w:color="auto" w:fill="FFF3B0"/>
+            <w:tcMar>
+              <w:top w:w="0" w:type="dxa"/>
+              <w:bottom w:w="0" w:type="dxa"/>
+              <w:left w:w="0" w:type="dxa"/>
+              <w:right w:w="0" w:type="dxa"/>
+            </w:tcMar>
+            <w:vAlign w:val="center"/>
+          </w:tcPr>
+          <w:p>
+            <w:pPr>
+              <w:pStyle w:val="Normal"/>
+              <w:jc w:val="center"/>
+              <w:pBdr>
+                <w:bottom w:val="none" w:sz="0" w:space="0" w:color="000000"/>
+                <w:top w:val="none" w:sz="0" w:space="0" w:color="000000"/>
+                <w:left w:val="none" w:sz="0" w:space="0" w:color="000000"/>
+                <w:right w:val="none" w:sz="0" w:space="0" w:color="000000"/>
+              </w:pBdr>
+              <w:spacing w:after="100" w:before="100" w:line="240"/>
+              <w:ind w:left="100" w:right="100" w:firstLine="0" w:firstLineChars="0"/>
+              <w:rPr>
+                <w:rFonts w:ascii="Times New Roman" w:hAnsi="Times New Roman" w:eastAsia="Times New Roman" w:cs="Times New Roman"/>
+                <w:i w:val="false"/>
+                <w:b w:val="true"/>
+                <w:u w:val="none"/>
+                <w:strike w:val="false"/>
+                <w:sz w:val="20"/>
+                <w:szCs w:val="20"/>
+                <w:color w:val="000000"/>
+              </w:rPr>
+            </w:pPr>
+            <w:r>
+              <w:rPr>
+                <w:rFonts w:ascii="Times New Roman" w:hAnsi="Times New Roman" w:eastAsia="Times New Roman" w:cs="Times New Roman"/>
+                <w:i w:val="false"/>
+                <w:b w:val="true"/>
                 <w:u w:val="none"/>
                 <w:strike w:val="false"/>
                 <w:sz w:val="20"/>
@@ -8679,43 +8617,43 @@
               <w:left w:val="none" w:sz="0" w:space="0" w:color="000000"/>
               <w:right w:val="none" w:sz="0" w:space="0" w:color="000000"/>
             </w:tcBorders>
-            <w:shd w:val="clear" w:color="auto" w:fill="FFFFFF"/>
-            <w:tcMar>
-              <w:top w:w="0" w:type="dxa"/>
-              <w:bottom w:w="0" w:type="dxa"/>
-              <w:left w:w="0" w:type="dxa"/>
-              <w:right w:w="0" w:type="dxa"/>
-            </w:tcMar>
-            <w:vAlign w:val="center"/>
-          </w:tcPr>
-          <w:p>
-            <w:pPr>
-              <w:pStyle w:val="Normal"/>
-              <w:jc w:val="center"/>
-              <w:pBdr>
-                <w:bottom w:val="none" w:sz="0" w:space="0" w:color="000000"/>
-                <w:top w:val="none" w:sz="0" w:space="0" w:color="000000"/>
-                <w:left w:val="none" w:sz="0" w:space="0" w:color="000000"/>
-                <w:right w:val="none" w:sz="0" w:space="0" w:color="000000"/>
-              </w:pBdr>
-              <w:spacing w:after="100" w:before="100" w:line="240"/>
-              <w:ind w:left="100" w:right="100" w:firstLine="0" w:firstLineChars="0"/>
-              <w:rPr>
-                <w:rFonts w:ascii="Times New Roman" w:hAnsi="Times New Roman" w:eastAsia="Times New Roman" w:cs="Times New Roman"/>
-                <w:i w:val="false"/>
-                <w:b w:val="false"/>
-                <w:u w:val="none"/>
-                <w:strike w:val="false"/>
-                <w:sz w:val="20"/>
-                <w:szCs w:val="20"/>
-                <w:color w:val="000000"/>
-              </w:rPr>
-            </w:pPr>
-            <w:r>
-              <w:rPr>
-                <w:rFonts w:ascii="Times New Roman" w:hAnsi="Times New Roman" w:eastAsia="Times New Roman" w:cs="Times New Roman"/>
-                <w:i w:val="false"/>
-                <w:b w:val="false"/>
+            <w:shd w:val="clear" w:color="auto" w:fill="FFF3B0"/>
+            <w:tcMar>
+              <w:top w:w="0" w:type="dxa"/>
+              <w:bottom w:w="0" w:type="dxa"/>
+              <w:left w:w="0" w:type="dxa"/>
+              <w:right w:w="0" w:type="dxa"/>
+            </w:tcMar>
+            <w:vAlign w:val="center"/>
+          </w:tcPr>
+          <w:p>
+            <w:pPr>
+              <w:pStyle w:val="Normal"/>
+              <w:jc w:val="center"/>
+              <w:pBdr>
+                <w:bottom w:val="none" w:sz="0" w:space="0" w:color="000000"/>
+                <w:top w:val="none" w:sz="0" w:space="0" w:color="000000"/>
+                <w:left w:val="none" w:sz="0" w:space="0" w:color="000000"/>
+                <w:right w:val="none" w:sz="0" w:space="0" w:color="000000"/>
+              </w:pBdr>
+              <w:spacing w:after="100" w:before="100" w:line="240"/>
+              <w:ind w:left="100" w:right="100" w:firstLine="0" w:firstLineChars="0"/>
+              <w:rPr>
+                <w:rFonts w:ascii="Times New Roman" w:hAnsi="Times New Roman" w:eastAsia="Times New Roman" w:cs="Times New Roman"/>
+                <w:i w:val="false"/>
+                <w:b w:val="true"/>
+                <w:u w:val="none"/>
+                <w:strike w:val="false"/>
+                <w:sz w:val="20"/>
+                <w:szCs w:val="20"/>
+                <w:color w:val="000000"/>
+              </w:rPr>
+            </w:pPr>
+            <w:r>
+              <w:rPr>
+                <w:rFonts w:ascii="Times New Roman" w:hAnsi="Times New Roman" w:eastAsia="Times New Roman" w:cs="Times New Roman"/>
+                <w:i w:val="false"/>
+                <w:b w:val="true"/>
                 <w:u w:val="none"/>
                 <w:strike w:val="false"/>
                 <w:sz w:val="20"/>
@@ -8734,43 +8672,43 @@
               <w:left w:val="none" w:sz="0" w:space="0" w:color="000000"/>
               <w:right w:val="none" w:sz="0" w:space="0" w:color="000000"/>
             </w:tcBorders>
-            <w:shd w:val="clear" w:color="auto" w:fill="FFFFFF"/>
-            <w:tcMar>
-              <w:top w:w="0" w:type="dxa"/>
-              <w:bottom w:w="0" w:type="dxa"/>
-              <w:left w:w="0" w:type="dxa"/>
-              <w:right w:w="0" w:type="dxa"/>
-            </w:tcMar>
-            <w:vAlign w:val="center"/>
-          </w:tcPr>
-          <w:p>
-            <w:pPr>
-              <w:pStyle w:val="Normal"/>
-              <w:jc w:val="center"/>
-              <w:pBdr>
-                <w:bottom w:val="none" w:sz="0" w:space="0" w:color="000000"/>
-                <w:top w:val="none" w:sz="0" w:space="0" w:color="000000"/>
-                <w:left w:val="none" w:sz="0" w:space="0" w:color="000000"/>
-                <w:right w:val="none" w:sz="0" w:space="0" w:color="000000"/>
-              </w:pBdr>
-              <w:spacing w:after="100" w:before="100" w:line="240"/>
-              <w:ind w:left="100" w:right="100" w:firstLine="0" w:firstLineChars="0"/>
-              <w:rPr>
-                <w:rFonts w:ascii="Times New Roman" w:hAnsi="Times New Roman" w:eastAsia="Times New Roman" w:cs="Times New Roman"/>
-                <w:i w:val="false"/>
-                <w:b w:val="false"/>
-                <w:u w:val="none"/>
-                <w:strike w:val="false"/>
-                <w:sz w:val="20"/>
-                <w:szCs w:val="20"/>
-                <w:color w:val="000000"/>
-              </w:rPr>
-            </w:pPr>
-            <w:r>
-              <w:rPr>
-                <w:rFonts w:ascii="Times New Roman" w:hAnsi="Times New Roman" w:eastAsia="Times New Roman" w:cs="Times New Roman"/>
-                <w:i w:val="false"/>
-                <w:b w:val="false"/>
+            <w:shd w:val="clear" w:color="auto" w:fill="FFF3B0"/>
+            <w:tcMar>
+              <w:top w:w="0" w:type="dxa"/>
+              <w:bottom w:w="0" w:type="dxa"/>
+              <w:left w:w="0" w:type="dxa"/>
+              <w:right w:w="0" w:type="dxa"/>
+            </w:tcMar>
+            <w:vAlign w:val="center"/>
+          </w:tcPr>
+          <w:p>
+            <w:pPr>
+              <w:pStyle w:val="Normal"/>
+              <w:jc w:val="center"/>
+              <w:pBdr>
+                <w:bottom w:val="none" w:sz="0" w:space="0" w:color="000000"/>
+                <w:top w:val="none" w:sz="0" w:space="0" w:color="000000"/>
+                <w:left w:val="none" w:sz="0" w:space="0" w:color="000000"/>
+                <w:right w:val="none" w:sz="0" w:space="0" w:color="000000"/>
+              </w:pBdr>
+              <w:spacing w:after="100" w:before="100" w:line="240"/>
+              <w:ind w:left="100" w:right="100" w:firstLine="0" w:firstLineChars="0"/>
+              <w:rPr>
+                <w:rFonts w:ascii="Times New Roman" w:hAnsi="Times New Roman" w:eastAsia="Times New Roman" w:cs="Times New Roman"/>
+                <w:i w:val="false"/>
+                <w:b w:val="true"/>
+                <w:u w:val="none"/>
+                <w:strike w:val="false"/>
+                <w:sz w:val="20"/>
+                <w:szCs w:val="20"/>
+                <w:color w:val="000000"/>
+              </w:rPr>
+            </w:pPr>
+            <w:r>
+              <w:rPr>
+                <w:rFonts w:ascii="Times New Roman" w:hAnsi="Times New Roman" w:eastAsia="Times New Roman" w:cs="Times New Roman"/>
+                <w:i w:val="false"/>
+                <w:b w:val="true"/>
                 <w:u w:val="none"/>
                 <w:strike w:val="false"/>
                 <w:sz w:val="20"/>
@@ -9277,43 +9215,43 @@
               <w:left w:val="none" w:sz="0" w:space="0" w:color="000000"/>
               <w:right w:val="none" w:sz="0" w:space="0" w:color="000000"/>
             </w:tcBorders>
-            <w:shd w:val="clear" w:color="auto" w:fill="FFFFFF"/>
-            <w:tcMar>
-              <w:top w:w="0" w:type="dxa"/>
-              <w:bottom w:w="0" w:type="dxa"/>
-              <w:left w:w="0" w:type="dxa"/>
-              <w:right w:w="0" w:type="dxa"/>
-            </w:tcMar>
-            <w:vAlign w:val="center"/>
-          </w:tcPr>
-          <w:p>
-            <w:pPr>
-              <w:pStyle w:val="Normal"/>
-              <w:jc w:val="center"/>
-              <w:pBdr>
-                <w:bottom w:val="none" w:sz="0" w:space="0" w:color="000000"/>
-                <w:top w:val="none" w:sz="0" w:space="0" w:color="000000"/>
-                <w:left w:val="none" w:sz="0" w:space="0" w:color="000000"/>
-                <w:right w:val="none" w:sz="0" w:space="0" w:color="000000"/>
-              </w:pBdr>
-              <w:spacing w:after="100" w:before="100" w:line="240"/>
-              <w:ind w:left="100" w:right="100" w:firstLine="0" w:firstLineChars="0"/>
-              <w:rPr>
-                <w:rFonts w:ascii="Times New Roman" w:hAnsi="Times New Roman" w:eastAsia="Times New Roman" w:cs="Times New Roman"/>
-                <w:i w:val="false"/>
-                <w:b w:val="false"/>
-                <w:u w:val="none"/>
-                <w:strike w:val="false"/>
-                <w:sz w:val="20"/>
-                <w:szCs w:val="20"/>
-                <w:color w:val="000000"/>
-              </w:rPr>
-            </w:pPr>
-            <w:r>
-              <w:rPr>
-                <w:rFonts w:ascii="Times New Roman" w:hAnsi="Times New Roman" w:eastAsia="Times New Roman" w:cs="Times New Roman"/>
-                <w:i w:val="false"/>
-                <w:b w:val="false"/>
+            <w:shd w:val="clear" w:color="auto" w:fill="FFF3B0"/>
+            <w:tcMar>
+              <w:top w:w="0" w:type="dxa"/>
+              <w:bottom w:w="0" w:type="dxa"/>
+              <w:left w:w="0" w:type="dxa"/>
+              <w:right w:w="0" w:type="dxa"/>
+            </w:tcMar>
+            <w:vAlign w:val="center"/>
+          </w:tcPr>
+          <w:p>
+            <w:pPr>
+              <w:pStyle w:val="Normal"/>
+              <w:jc w:val="center"/>
+              <w:pBdr>
+                <w:bottom w:val="none" w:sz="0" w:space="0" w:color="000000"/>
+                <w:top w:val="none" w:sz="0" w:space="0" w:color="000000"/>
+                <w:left w:val="none" w:sz="0" w:space="0" w:color="000000"/>
+                <w:right w:val="none" w:sz="0" w:space="0" w:color="000000"/>
+              </w:pBdr>
+              <w:spacing w:after="100" w:before="100" w:line="240"/>
+              <w:ind w:left="100" w:right="100" w:firstLine="0" w:firstLineChars="0"/>
+              <w:rPr>
+                <w:rFonts w:ascii="Times New Roman" w:hAnsi="Times New Roman" w:eastAsia="Times New Roman" w:cs="Times New Roman"/>
+                <w:i w:val="false"/>
+                <w:b w:val="true"/>
+                <w:u w:val="none"/>
+                <w:strike w:val="false"/>
+                <w:sz w:val="20"/>
+                <w:szCs w:val="20"/>
+                <w:color w:val="000000"/>
+              </w:rPr>
+            </w:pPr>
+            <w:r>
+              <w:rPr>
+                <w:rFonts w:ascii="Times New Roman" w:hAnsi="Times New Roman" w:eastAsia="Times New Roman" w:cs="Times New Roman"/>
+                <w:i w:val="false"/>
+                <w:b w:val="true"/>
                 <w:u w:val="none"/>
                 <w:strike w:val="false"/>
                 <w:sz w:val="20"/>
@@ -9332,43 +9270,43 @@
               <w:left w:val="none" w:sz="0" w:space="0" w:color="000000"/>
               <w:right w:val="none" w:sz="0" w:space="0" w:color="000000"/>
             </w:tcBorders>
-            <w:shd w:val="clear" w:color="auto" w:fill="FFFFFF"/>
-            <w:tcMar>
-              <w:top w:w="0" w:type="dxa"/>
-              <w:bottom w:w="0" w:type="dxa"/>
-              <w:left w:w="0" w:type="dxa"/>
-              <w:right w:w="0" w:type="dxa"/>
-            </w:tcMar>
-            <w:vAlign w:val="center"/>
-          </w:tcPr>
-          <w:p>
-            <w:pPr>
-              <w:pStyle w:val="Normal"/>
-              <w:jc w:val="center"/>
-              <w:pBdr>
-                <w:bottom w:val="none" w:sz="0" w:space="0" w:color="000000"/>
-                <w:top w:val="none" w:sz="0" w:space="0" w:color="000000"/>
-                <w:left w:val="none" w:sz="0" w:space="0" w:color="000000"/>
-                <w:right w:val="none" w:sz="0" w:space="0" w:color="000000"/>
-              </w:pBdr>
-              <w:spacing w:after="100" w:before="100" w:line="240"/>
-              <w:ind w:left="100" w:right="100" w:firstLine="0" w:firstLineChars="0"/>
-              <w:rPr>
-                <w:rFonts w:ascii="Times New Roman" w:hAnsi="Times New Roman" w:eastAsia="Times New Roman" w:cs="Times New Roman"/>
-                <w:i w:val="false"/>
-                <w:b w:val="false"/>
-                <w:u w:val="none"/>
-                <w:strike w:val="false"/>
-                <w:sz w:val="20"/>
-                <w:szCs w:val="20"/>
-                <w:color w:val="000000"/>
-              </w:rPr>
-            </w:pPr>
-            <w:r>
-              <w:rPr>
-                <w:rFonts w:ascii="Times New Roman" w:hAnsi="Times New Roman" w:eastAsia="Times New Roman" w:cs="Times New Roman"/>
-                <w:i w:val="false"/>
-                <w:b w:val="false"/>
+            <w:shd w:val="clear" w:color="auto" w:fill="FFF3B0"/>
+            <w:tcMar>
+              <w:top w:w="0" w:type="dxa"/>
+              <w:bottom w:w="0" w:type="dxa"/>
+              <w:left w:w="0" w:type="dxa"/>
+              <w:right w:w="0" w:type="dxa"/>
+            </w:tcMar>
+            <w:vAlign w:val="center"/>
+          </w:tcPr>
+          <w:p>
+            <w:pPr>
+              <w:pStyle w:val="Normal"/>
+              <w:jc w:val="center"/>
+              <w:pBdr>
+                <w:bottom w:val="none" w:sz="0" w:space="0" w:color="000000"/>
+                <w:top w:val="none" w:sz="0" w:space="0" w:color="000000"/>
+                <w:left w:val="none" w:sz="0" w:space="0" w:color="000000"/>
+                <w:right w:val="none" w:sz="0" w:space="0" w:color="000000"/>
+              </w:pBdr>
+              <w:spacing w:after="100" w:before="100" w:line="240"/>
+              <w:ind w:left="100" w:right="100" w:firstLine="0" w:firstLineChars="0"/>
+              <w:rPr>
+                <w:rFonts w:ascii="Times New Roman" w:hAnsi="Times New Roman" w:eastAsia="Times New Roman" w:cs="Times New Roman"/>
+                <w:i w:val="false"/>
+                <w:b w:val="true"/>
+                <w:u w:val="none"/>
+                <w:strike w:val="false"/>
+                <w:sz w:val="20"/>
+                <w:szCs w:val="20"/>
+                <w:color w:val="000000"/>
+              </w:rPr>
+            </w:pPr>
+            <w:r>
+              <w:rPr>
+                <w:rFonts w:ascii="Times New Roman" w:hAnsi="Times New Roman" w:eastAsia="Times New Roman" w:cs="Times New Roman"/>
+                <w:i w:val="false"/>
+                <w:b w:val="true"/>
                 <w:u w:val="none"/>
                 <w:strike w:val="false"/>
                 <w:sz w:val="20"/>
@@ -9387,43 +9325,43 @@
               <w:left w:val="none" w:sz="0" w:space="0" w:color="000000"/>
               <w:right w:val="none" w:sz="0" w:space="0" w:color="000000"/>
             </w:tcBorders>
-            <w:shd w:val="clear" w:color="auto" w:fill="FFFFFF"/>
-            <w:tcMar>
-              <w:top w:w="0" w:type="dxa"/>
-              <w:bottom w:w="0" w:type="dxa"/>
-              <w:left w:w="0" w:type="dxa"/>
-              <w:right w:w="0" w:type="dxa"/>
-            </w:tcMar>
-            <w:vAlign w:val="center"/>
-          </w:tcPr>
-          <w:p>
-            <w:pPr>
-              <w:pStyle w:val="Normal"/>
-              <w:jc w:val="center"/>
-              <w:pBdr>
-                <w:bottom w:val="none" w:sz="0" w:space="0" w:color="000000"/>
-                <w:top w:val="none" w:sz="0" w:space="0" w:color="000000"/>
-                <w:left w:val="none" w:sz="0" w:space="0" w:color="000000"/>
-                <w:right w:val="none" w:sz="0" w:space="0" w:color="000000"/>
-              </w:pBdr>
-              <w:spacing w:after="100" w:before="100" w:line="240"/>
-              <w:ind w:left="100" w:right="100" w:firstLine="0" w:firstLineChars="0"/>
-              <w:rPr>
-                <w:rFonts w:ascii="Times New Roman" w:hAnsi="Times New Roman" w:eastAsia="Times New Roman" w:cs="Times New Roman"/>
-                <w:i w:val="false"/>
-                <w:b w:val="false"/>
-                <w:u w:val="none"/>
-                <w:strike w:val="false"/>
-                <w:sz w:val="20"/>
-                <w:szCs w:val="20"/>
-                <w:color w:val="000000"/>
-              </w:rPr>
-            </w:pPr>
-            <w:r>
-              <w:rPr>
-                <w:rFonts w:ascii="Times New Roman" w:hAnsi="Times New Roman" w:eastAsia="Times New Roman" w:cs="Times New Roman"/>
-                <w:i w:val="false"/>
-                <w:b w:val="false"/>
+            <w:shd w:val="clear" w:color="auto" w:fill="FFF3B0"/>
+            <w:tcMar>
+              <w:top w:w="0" w:type="dxa"/>
+              <w:bottom w:w="0" w:type="dxa"/>
+              <w:left w:w="0" w:type="dxa"/>
+              <w:right w:w="0" w:type="dxa"/>
+            </w:tcMar>
+            <w:vAlign w:val="center"/>
+          </w:tcPr>
+          <w:p>
+            <w:pPr>
+              <w:pStyle w:val="Normal"/>
+              <w:jc w:val="center"/>
+              <w:pBdr>
+                <w:bottom w:val="none" w:sz="0" w:space="0" w:color="000000"/>
+                <w:top w:val="none" w:sz="0" w:space="0" w:color="000000"/>
+                <w:left w:val="none" w:sz="0" w:space="0" w:color="000000"/>
+                <w:right w:val="none" w:sz="0" w:space="0" w:color="000000"/>
+              </w:pBdr>
+              <w:spacing w:after="100" w:before="100" w:line="240"/>
+              <w:ind w:left="100" w:right="100" w:firstLine="0" w:firstLineChars="0"/>
+              <w:rPr>
+                <w:rFonts w:ascii="Times New Roman" w:hAnsi="Times New Roman" w:eastAsia="Times New Roman" w:cs="Times New Roman"/>
+                <w:i w:val="false"/>
+                <w:b w:val="true"/>
+                <w:u w:val="none"/>
+                <w:strike w:val="false"/>
+                <w:sz w:val="20"/>
+                <w:szCs w:val="20"/>
+                <w:color w:val="000000"/>
+              </w:rPr>
+            </w:pPr>
+            <w:r>
+              <w:rPr>
+                <w:rFonts w:ascii="Times New Roman" w:hAnsi="Times New Roman" w:eastAsia="Times New Roman" w:cs="Times New Roman"/>
+                <w:i w:val="false"/>
+                <w:b w:val="true"/>
                 <w:u w:val="none"/>
                 <w:strike w:val="false"/>
                 <w:sz w:val="20"/>
@@ -9930,43 +9868,43 @@
               <w:left w:val="none" w:sz="0" w:space="0" w:color="000000"/>
               <w:right w:val="none" w:sz="0" w:space="0" w:color="000000"/>
             </w:tcBorders>
-            <w:shd w:val="clear" w:color="auto" w:fill="FFFFFF"/>
-            <w:tcMar>
-              <w:top w:w="0" w:type="dxa"/>
-              <w:bottom w:w="0" w:type="dxa"/>
-              <w:left w:w="0" w:type="dxa"/>
-              <w:right w:w="0" w:type="dxa"/>
-            </w:tcMar>
-            <w:vAlign w:val="center"/>
-          </w:tcPr>
-          <w:p>
-            <w:pPr>
-              <w:pStyle w:val="Normal"/>
-              <w:jc w:val="center"/>
-              <w:pBdr>
-                <w:bottom w:val="none" w:sz="0" w:space="0" w:color="000000"/>
-                <w:top w:val="none" w:sz="0" w:space="0" w:color="000000"/>
-                <w:left w:val="none" w:sz="0" w:space="0" w:color="000000"/>
-                <w:right w:val="none" w:sz="0" w:space="0" w:color="000000"/>
-              </w:pBdr>
-              <w:spacing w:after="100" w:before="100" w:line="240"/>
-              <w:ind w:left="100" w:right="100" w:firstLine="0" w:firstLineChars="0"/>
-              <w:rPr>
-                <w:rFonts w:ascii="Times New Roman" w:hAnsi="Times New Roman" w:eastAsia="Times New Roman" w:cs="Times New Roman"/>
-                <w:i w:val="false"/>
-                <w:b w:val="false"/>
-                <w:u w:val="none"/>
-                <w:strike w:val="false"/>
-                <w:sz w:val="20"/>
-                <w:szCs w:val="20"/>
-                <w:color w:val="000000"/>
-              </w:rPr>
-            </w:pPr>
-            <w:r>
-              <w:rPr>
-                <w:rFonts w:ascii="Times New Roman" w:hAnsi="Times New Roman" w:eastAsia="Times New Roman" w:cs="Times New Roman"/>
-                <w:i w:val="false"/>
-                <w:b w:val="false"/>
+            <w:shd w:val="clear" w:color="auto" w:fill="FFF3B0"/>
+            <w:tcMar>
+              <w:top w:w="0" w:type="dxa"/>
+              <w:bottom w:w="0" w:type="dxa"/>
+              <w:left w:w="0" w:type="dxa"/>
+              <w:right w:w="0" w:type="dxa"/>
+            </w:tcMar>
+            <w:vAlign w:val="center"/>
+          </w:tcPr>
+          <w:p>
+            <w:pPr>
+              <w:pStyle w:val="Normal"/>
+              <w:jc w:val="center"/>
+              <w:pBdr>
+                <w:bottom w:val="none" w:sz="0" w:space="0" w:color="000000"/>
+                <w:top w:val="none" w:sz="0" w:space="0" w:color="000000"/>
+                <w:left w:val="none" w:sz="0" w:space="0" w:color="000000"/>
+                <w:right w:val="none" w:sz="0" w:space="0" w:color="000000"/>
+              </w:pBdr>
+              <w:spacing w:after="100" w:before="100" w:line="240"/>
+              <w:ind w:left="100" w:right="100" w:firstLine="0" w:firstLineChars="0"/>
+              <w:rPr>
+                <w:rFonts w:ascii="Times New Roman" w:hAnsi="Times New Roman" w:eastAsia="Times New Roman" w:cs="Times New Roman"/>
+                <w:i w:val="false"/>
+                <w:b w:val="true"/>
+                <w:u w:val="none"/>
+                <w:strike w:val="false"/>
+                <w:sz w:val="20"/>
+                <w:szCs w:val="20"/>
+                <w:color w:val="000000"/>
+              </w:rPr>
+            </w:pPr>
+            <w:r>
+              <w:rPr>
+                <w:rFonts w:ascii="Times New Roman" w:hAnsi="Times New Roman" w:eastAsia="Times New Roman" w:cs="Times New Roman"/>
+                <w:i w:val="false"/>
+                <w:b w:val="true"/>
                 <w:u w:val="none"/>
                 <w:strike w:val="false"/>
                 <w:sz w:val="20"/>
@@ -9985,43 +9923,43 @@
               <w:left w:val="none" w:sz="0" w:space="0" w:color="000000"/>
               <w:right w:val="none" w:sz="0" w:space="0" w:color="000000"/>
             </w:tcBorders>
-            <w:shd w:val="clear" w:color="auto" w:fill="FFFFFF"/>
-            <w:tcMar>
-              <w:top w:w="0" w:type="dxa"/>
-              <w:bottom w:w="0" w:type="dxa"/>
-              <w:left w:w="0" w:type="dxa"/>
-              <w:right w:w="0" w:type="dxa"/>
-            </w:tcMar>
-            <w:vAlign w:val="center"/>
-          </w:tcPr>
-          <w:p>
-            <w:pPr>
-              <w:pStyle w:val="Normal"/>
-              <w:jc w:val="center"/>
-              <w:pBdr>
-                <w:bottom w:val="none" w:sz="0" w:space="0" w:color="000000"/>
-                <w:top w:val="none" w:sz="0" w:space="0" w:color="000000"/>
-                <w:left w:val="none" w:sz="0" w:space="0" w:color="000000"/>
-                <w:right w:val="none" w:sz="0" w:space="0" w:color="000000"/>
-              </w:pBdr>
-              <w:spacing w:after="100" w:before="100" w:line="240"/>
-              <w:ind w:left="100" w:right="100" w:firstLine="0" w:firstLineChars="0"/>
-              <w:rPr>
-                <w:rFonts w:ascii="Times New Roman" w:hAnsi="Times New Roman" w:eastAsia="Times New Roman" w:cs="Times New Roman"/>
-                <w:i w:val="false"/>
-                <w:b w:val="false"/>
-                <w:u w:val="none"/>
-                <w:strike w:val="false"/>
-                <w:sz w:val="20"/>
-                <w:szCs w:val="20"/>
-                <w:color w:val="000000"/>
-              </w:rPr>
-            </w:pPr>
-            <w:r>
-              <w:rPr>
-                <w:rFonts w:ascii="Times New Roman" w:hAnsi="Times New Roman" w:eastAsia="Times New Roman" w:cs="Times New Roman"/>
-                <w:i w:val="false"/>
-                <w:b w:val="false"/>
+            <w:shd w:val="clear" w:color="auto" w:fill="FFF3B0"/>
+            <w:tcMar>
+              <w:top w:w="0" w:type="dxa"/>
+              <w:bottom w:w="0" w:type="dxa"/>
+              <w:left w:w="0" w:type="dxa"/>
+              <w:right w:w="0" w:type="dxa"/>
+            </w:tcMar>
+            <w:vAlign w:val="center"/>
+          </w:tcPr>
+          <w:p>
+            <w:pPr>
+              <w:pStyle w:val="Normal"/>
+              <w:jc w:val="center"/>
+              <w:pBdr>
+                <w:bottom w:val="none" w:sz="0" w:space="0" w:color="000000"/>
+                <w:top w:val="none" w:sz="0" w:space="0" w:color="000000"/>
+                <w:left w:val="none" w:sz="0" w:space="0" w:color="000000"/>
+                <w:right w:val="none" w:sz="0" w:space="0" w:color="000000"/>
+              </w:pBdr>
+              <w:spacing w:after="100" w:before="100" w:line="240"/>
+              <w:ind w:left="100" w:right="100" w:firstLine="0" w:firstLineChars="0"/>
+              <w:rPr>
+                <w:rFonts w:ascii="Times New Roman" w:hAnsi="Times New Roman" w:eastAsia="Times New Roman" w:cs="Times New Roman"/>
+                <w:i w:val="false"/>
+                <w:b w:val="true"/>
+                <w:u w:val="none"/>
+                <w:strike w:val="false"/>
+                <w:sz w:val="20"/>
+                <w:szCs w:val="20"/>
+                <w:color w:val="000000"/>
+              </w:rPr>
+            </w:pPr>
+            <w:r>
+              <w:rPr>
+                <w:rFonts w:ascii="Times New Roman" w:hAnsi="Times New Roman" w:eastAsia="Times New Roman" w:cs="Times New Roman"/>
+                <w:i w:val="false"/>
+                <w:b w:val="true"/>
                 <w:u w:val="none"/>
                 <w:strike w:val="false"/>
                 <w:sz w:val="20"/>
@@ -10040,43 +9978,43 @@
               <w:left w:val="none" w:sz="0" w:space="0" w:color="000000"/>
               <w:right w:val="none" w:sz="0" w:space="0" w:color="000000"/>
             </w:tcBorders>
-            <w:shd w:val="clear" w:color="auto" w:fill="FFFFFF"/>
-            <w:tcMar>
-              <w:top w:w="0" w:type="dxa"/>
-              <w:bottom w:w="0" w:type="dxa"/>
-              <w:left w:w="0" w:type="dxa"/>
-              <w:right w:w="0" w:type="dxa"/>
-            </w:tcMar>
-            <w:vAlign w:val="center"/>
-          </w:tcPr>
-          <w:p>
-            <w:pPr>
-              <w:pStyle w:val="Normal"/>
-              <w:jc w:val="center"/>
-              <w:pBdr>
-                <w:bottom w:val="none" w:sz="0" w:space="0" w:color="000000"/>
-                <w:top w:val="none" w:sz="0" w:space="0" w:color="000000"/>
-                <w:left w:val="none" w:sz="0" w:space="0" w:color="000000"/>
-                <w:right w:val="none" w:sz="0" w:space="0" w:color="000000"/>
-              </w:pBdr>
-              <w:spacing w:after="100" w:before="100" w:line="240"/>
-              <w:ind w:left="100" w:right="100" w:firstLine="0" w:firstLineChars="0"/>
-              <w:rPr>
-                <w:rFonts w:ascii="Times New Roman" w:hAnsi="Times New Roman" w:eastAsia="Times New Roman" w:cs="Times New Roman"/>
-                <w:i w:val="false"/>
-                <w:b w:val="false"/>
-                <w:u w:val="none"/>
-                <w:strike w:val="false"/>
-                <w:sz w:val="20"/>
-                <w:szCs w:val="20"/>
-                <w:color w:val="000000"/>
-              </w:rPr>
-            </w:pPr>
-            <w:r>
-              <w:rPr>
-                <w:rFonts w:ascii="Times New Roman" w:hAnsi="Times New Roman" w:eastAsia="Times New Roman" w:cs="Times New Roman"/>
-                <w:i w:val="false"/>
-                <w:b w:val="false"/>
+            <w:shd w:val="clear" w:color="auto" w:fill="FFF3B0"/>
+            <w:tcMar>
+              <w:top w:w="0" w:type="dxa"/>
+              <w:bottom w:w="0" w:type="dxa"/>
+              <w:left w:w="0" w:type="dxa"/>
+              <w:right w:w="0" w:type="dxa"/>
+            </w:tcMar>
+            <w:vAlign w:val="center"/>
+          </w:tcPr>
+          <w:p>
+            <w:pPr>
+              <w:pStyle w:val="Normal"/>
+              <w:jc w:val="center"/>
+              <w:pBdr>
+                <w:bottom w:val="none" w:sz="0" w:space="0" w:color="000000"/>
+                <w:top w:val="none" w:sz="0" w:space="0" w:color="000000"/>
+                <w:left w:val="none" w:sz="0" w:space="0" w:color="000000"/>
+                <w:right w:val="none" w:sz="0" w:space="0" w:color="000000"/>
+              </w:pBdr>
+              <w:spacing w:after="100" w:before="100" w:line="240"/>
+              <w:ind w:left="100" w:right="100" w:firstLine="0" w:firstLineChars="0"/>
+              <w:rPr>
+                <w:rFonts w:ascii="Times New Roman" w:hAnsi="Times New Roman" w:eastAsia="Times New Roman" w:cs="Times New Roman"/>
+                <w:i w:val="false"/>
+                <w:b w:val="true"/>
+                <w:u w:val="none"/>
+                <w:strike w:val="false"/>
+                <w:sz w:val="20"/>
+                <w:szCs w:val="20"/>
+                <w:color w:val="000000"/>
+              </w:rPr>
+            </w:pPr>
+            <w:r>
+              <w:rPr>
+                <w:rFonts w:ascii="Times New Roman" w:hAnsi="Times New Roman" w:eastAsia="Times New Roman" w:cs="Times New Roman"/>
+                <w:i w:val="false"/>
+                <w:b w:val="true"/>
                 <w:u w:val="none"/>
                 <w:strike w:val="false"/>
                 <w:sz w:val="20"/>
@@ -10956,7 +10894,7 @@
                 <w:szCs w:val="20"/>
                 <w:color w:val="000000"/>
               </w:rPr>
-              <w:t xml:space="preserve">TempC</w:t>
+              <w:t xml:space="preserve">Neither</w:t>
             </w:r>
           </w:p>
         </w:tc>
@@ -11236,43 +11174,43 @@
               <w:left w:val="none" w:sz="0" w:space="0" w:color="000000"/>
               <w:right w:val="none" w:sz="0" w:space="0" w:color="000000"/>
             </w:tcBorders>
-            <w:shd w:val="clear" w:color="auto" w:fill="FFFFFF"/>
-            <w:tcMar>
-              <w:top w:w="0" w:type="dxa"/>
-              <w:bottom w:w="0" w:type="dxa"/>
-              <w:left w:w="0" w:type="dxa"/>
-              <w:right w:w="0" w:type="dxa"/>
-            </w:tcMar>
-            <w:vAlign w:val="center"/>
-          </w:tcPr>
-          <w:p>
-            <w:pPr>
-              <w:pStyle w:val="Normal"/>
-              <w:jc w:val="center"/>
-              <w:pBdr>
-                <w:bottom w:val="none" w:sz="0" w:space="0" w:color="000000"/>
-                <w:top w:val="none" w:sz="0" w:space="0" w:color="000000"/>
-                <w:left w:val="none" w:sz="0" w:space="0" w:color="000000"/>
-                <w:right w:val="none" w:sz="0" w:space="0" w:color="000000"/>
-              </w:pBdr>
-              <w:spacing w:after="100" w:before="100" w:line="240"/>
-              <w:ind w:left="100" w:right="100" w:firstLine="0" w:firstLineChars="0"/>
-              <w:rPr>
-                <w:rFonts w:ascii="Times New Roman" w:hAnsi="Times New Roman" w:eastAsia="Times New Roman" w:cs="Times New Roman"/>
-                <w:i w:val="false"/>
-                <w:b w:val="false"/>
-                <w:u w:val="none"/>
-                <w:strike w:val="false"/>
-                <w:sz w:val="20"/>
-                <w:szCs w:val="20"/>
-                <w:color w:val="000000"/>
-              </w:rPr>
-            </w:pPr>
-            <w:r>
-              <w:rPr>
-                <w:rFonts w:ascii="Times New Roman" w:hAnsi="Times New Roman" w:eastAsia="Times New Roman" w:cs="Times New Roman"/>
-                <w:i w:val="false"/>
-                <w:b w:val="false"/>
+            <w:shd w:val="clear" w:color="auto" w:fill="FFF3B0"/>
+            <w:tcMar>
+              <w:top w:w="0" w:type="dxa"/>
+              <w:bottom w:w="0" w:type="dxa"/>
+              <w:left w:w="0" w:type="dxa"/>
+              <w:right w:w="0" w:type="dxa"/>
+            </w:tcMar>
+            <w:vAlign w:val="center"/>
+          </w:tcPr>
+          <w:p>
+            <w:pPr>
+              <w:pStyle w:val="Normal"/>
+              <w:jc w:val="center"/>
+              <w:pBdr>
+                <w:bottom w:val="none" w:sz="0" w:space="0" w:color="000000"/>
+                <w:top w:val="none" w:sz="0" w:space="0" w:color="000000"/>
+                <w:left w:val="none" w:sz="0" w:space="0" w:color="000000"/>
+                <w:right w:val="none" w:sz="0" w:space="0" w:color="000000"/>
+              </w:pBdr>
+              <w:spacing w:after="100" w:before="100" w:line="240"/>
+              <w:ind w:left="100" w:right="100" w:firstLine="0" w:firstLineChars="0"/>
+              <w:rPr>
+                <w:rFonts w:ascii="Times New Roman" w:hAnsi="Times New Roman" w:eastAsia="Times New Roman" w:cs="Times New Roman"/>
+                <w:i w:val="false"/>
+                <w:b w:val="true"/>
+                <w:u w:val="none"/>
+                <w:strike w:val="false"/>
+                <w:sz w:val="20"/>
+                <w:szCs w:val="20"/>
+                <w:color w:val="000000"/>
+              </w:rPr>
+            </w:pPr>
+            <w:r>
+              <w:rPr>
+                <w:rFonts w:ascii="Times New Roman" w:hAnsi="Times New Roman" w:eastAsia="Times New Roman" w:cs="Times New Roman"/>
+                <w:i w:val="false"/>
+                <w:b w:val="true"/>
                 <w:u w:val="none"/>
                 <w:strike w:val="false"/>
                 <w:sz w:val="20"/>
@@ -11291,43 +11229,43 @@
               <w:left w:val="none" w:sz="0" w:space="0" w:color="000000"/>
               <w:right w:val="none" w:sz="0" w:space="0" w:color="000000"/>
             </w:tcBorders>
-            <w:shd w:val="clear" w:color="auto" w:fill="FFFFFF"/>
-            <w:tcMar>
-              <w:top w:w="0" w:type="dxa"/>
-              <w:bottom w:w="0" w:type="dxa"/>
-              <w:left w:w="0" w:type="dxa"/>
-              <w:right w:w="0" w:type="dxa"/>
-            </w:tcMar>
-            <w:vAlign w:val="center"/>
-          </w:tcPr>
-          <w:p>
-            <w:pPr>
-              <w:pStyle w:val="Normal"/>
-              <w:jc w:val="center"/>
-              <w:pBdr>
-                <w:bottom w:val="none" w:sz="0" w:space="0" w:color="000000"/>
-                <w:top w:val="none" w:sz="0" w:space="0" w:color="000000"/>
-                <w:left w:val="none" w:sz="0" w:space="0" w:color="000000"/>
-                <w:right w:val="none" w:sz="0" w:space="0" w:color="000000"/>
-              </w:pBdr>
-              <w:spacing w:after="100" w:before="100" w:line="240"/>
-              <w:ind w:left="100" w:right="100" w:firstLine="0" w:firstLineChars="0"/>
-              <w:rPr>
-                <w:rFonts w:ascii="Times New Roman" w:hAnsi="Times New Roman" w:eastAsia="Times New Roman" w:cs="Times New Roman"/>
-                <w:i w:val="false"/>
-                <w:b w:val="false"/>
-                <w:u w:val="none"/>
-                <w:strike w:val="false"/>
-                <w:sz w:val="20"/>
-                <w:szCs w:val="20"/>
-                <w:color w:val="000000"/>
-              </w:rPr>
-            </w:pPr>
-            <w:r>
-              <w:rPr>
-                <w:rFonts w:ascii="Times New Roman" w:hAnsi="Times New Roman" w:eastAsia="Times New Roman" w:cs="Times New Roman"/>
-                <w:i w:val="false"/>
-                <w:b w:val="false"/>
+            <w:shd w:val="clear" w:color="auto" w:fill="FFF3B0"/>
+            <w:tcMar>
+              <w:top w:w="0" w:type="dxa"/>
+              <w:bottom w:w="0" w:type="dxa"/>
+              <w:left w:w="0" w:type="dxa"/>
+              <w:right w:w="0" w:type="dxa"/>
+            </w:tcMar>
+            <w:vAlign w:val="center"/>
+          </w:tcPr>
+          <w:p>
+            <w:pPr>
+              <w:pStyle w:val="Normal"/>
+              <w:jc w:val="center"/>
+              <w:pBdr>
+                <w:bottom w:val="none" w:sz="0" w:space="0" w:color="000000"/>
+                <w:top w:val="none" w:sz="0" w:space="0" w:color="000000"/>
+                <w:left w:val="none" w:sz="0" w:space="0" w:color="000000"/>
+                <w:right w:val="none" w:sz="0" w:space="0" w:color="000000"/>
+              </w:pBdr>
+              <w:spacing w:after="100" w:before="100" w:line="240"/>
+              <w:ind w:left="100" w:right="100" w:firstLine="0" w:firstLineChars="0"/>
+              <w:rPr>
+                <w:rFonts w:ascii="Times New Roman" w:hAnsi="Times New Roman" w:eastAsia="Times New Roman" w:cs="Times New Roman"/>
+                <w:i w:val="false"/>
+                <w:b w:val="true"/>
+                <w:u w:val="none"/>
+                <w:strike w:val="false"/>
+                <w:sz w:val="20"/>
+                <w:szCs w:val="20"/>
+                <w:color w:val="000000"/>
+              </w:rPr>
+            </w:pPr>
+            <w:r>
+              <w:rPr>
+                <w:rFonts w:ascii="Times New Roman" w:hAnsi="Times New Roman" w:eastAsia="Times New Roman" w:cs="Times New Roman"/>
+                <w:i w:val="false"/>
+                <w:b w:val="true"/>
                 <w:u w:val="none"/>
                 <w:strike w:val="false"/>
                 <w:sz w:val="20"/>
@@ -11346,43 +11284,43 @@
               <w:left w:val="none" w:sz="0" w:space="0" w:color="000000"/>
               <w:right w:val="none" w:sz="0" w:space="0" w:color="000000"/>
             </w:tcBorders>
-            <w:shd w:val="clear" w:color="auto" w:fill="FFFFFF"/>
-            <w:tcMar>
-              <w:top w:w="0" w:type="dxa"/>
-              <w:bottom w:w="0" w:type="dxa"/>
-              <w:left w:w="0" w:type="dxa"/>
-              <w:right w:w="0" w:type="dxa"/>
-            </w:tcMar>
-            <w:vAlign w:val="center"/>
-          </w:tcPr>
-          <w:p>
-            <w:pPr>
-              <w:pStyle w:val="Normal"/>
-              <w:jc w:val="center"/>
-              <w:pBdr>
-                <w:bottom w:val="none" w:sz="0" w:space="0" w:color="000000"/>
-                <w:top w:val="none" w:sz="0" w:space="0" w:color="000000"/>
-                <w:left w:val="none" w:sz="0" w:space="0" w:color="000000"/>
-                <w:right w:val="none" w:sz="0" w:space="0" w:color="000000"/>
-              </w:pBdr>
-              <w:spacing w:after="100" w:before="100" w:line="240"/>
-              <w:ind w:left="100" w:right="100" w:firstLine="0" w:firstLineChars="0"/>
-              <w:rPr>
-                <w:rFonts w:ascii="Times New Roman" w:hAnsi="Times New Roman" w:eastAsia="Times New Roman" w:cs="Times New Roman"/>
-                <w:i w:val="false"/>
-                <w:b w:val="false"/>
-                <w:u w:val="none"/>
-                <w:strike w:val="false"/>
-                <w:sz w:val="20"/>
-                <w:szCs w:val="20"/>
-                <w:color w:val="000000"/>
-              </w:rPr>
-            </w:pPr>
-            <w:r>
-              <w:rPr>
-                <w:rFonts w:ascii="Times New Roman" w:hAnsi="Times New Roman" w:eastAsia="Times New Roman" w:cs="Times New Roman"/>
-                <w:i w:val="false"/>
-                <w:b w:val="false"/>
+            <w:shd w:val="clear" w:color="auto" w:fill="FFF3B0"/>
+            <w:tcMar>
+              <w:top w:w="0" w:type="dxa"/>
+              <w:bottom w:w="0" w:type="dxa"/>
+              <w:left w:w="0" w:type="dxa"/>
+              <w:right w:w="0" w:type="dxa"/>
+            </w:tcMar>
+            <w:vAlign w:val="center"/>
+          </w:tcPr>
+          <w:p>
+            <w:pPr>
+              <w:pStyle w:val="Normal"/>
+              <w:jc w:val="center"/>
+              <w:pBdr>
+                <w:bottom w:val="none" w:sz="0" w:space="0" w:color="000000"/>
+                <w:top w:val="none" w:sz="0" w:space="0" w:color="000000"/>
+                <w:left w:val="none" w:sz="0" w:space="0" w:color="000000"/>
+                <w:right w:val="none" w:sz="0" w:space="0" w:color="000000"/>
+              </w:pBdr>
+              <w:spacing w:after="100" w:before="100" w:line="240"/>
+              <w:ind w:left="100" w:right="100" w:firstLine="0" w:firstLineChars="0"/>
+              <w:rPr>
+                <w:rFonts w:ascii="Times New Roman" w:hAnsi="Times New Roman" w:eastAsia="Times New Roman" w:cs="Times New Roman"/>
+                <w:i w:val="false"/>
+                <w:b w:val="true"/>
+                <w:u w:val="none"/>
+                <w:strike w:val="false"/>
+                <w:sz w:val="20"/>
+                <w:szCs w:val="20"/>
+                <w:color w:val="000000"/>
+              </w:rPr>
+            </w:pPr>
+            <w:r>
+              <w:rPr>
+                <w:rFonts w:ascii="Times New Roman" w:hAnsi="Times New Roman" w:eastAsia="Times New Roman" w:cs="Times New Roman"/>
+                <w:i w:val="false"/>
+                <w:b w:val="true"/>
                 <w:u w:val="none"/>
                 <w:strike w:val="false"/>
                 <w:sz w:val="20"/>
@@ -11670,7 +11608,7 @@
                 <w:szCs w:val="20"/>
                 <w:color w:val="000000"/>
               </w:rPr>
-              <w:t xml:space="preserve">log10(External CO2 Flux)</w:t>
+              <w:t xml:space="preserve">External CO2 Flux</w:t>
             </w:r>
           </w:p>
         </w:tc>
@@ -12275,7 +12213,7 @@
                 <w:szCs w:val="20"/>
                 <w:color w:val="000000"/>
               </w:rPr>
-              <w:t xml:space="preserve">Q</w:t>
+              <w:t xml:space="preserve">Neither</w:t>
             </w:r>
           </w:p>
         </w:tc>
@@ -12390,43 +12328,43 @@
               <w:left w:val="none" w:sz="0" w:space="0" w:color="000000"/>
               <w:right w:val="none" w:sz="0" w:space="0" w:color="000000"/>
             </w:tcBorders>
-            <w:shd w:val="clear" w:color="auto" w:fill="FFFFFF"/>
-            <w:tcMar>
-              <w:top w:w="0" w:type="dxa"/>
-              <w:bottom w:w="0" w:type="dxa"/>
-              <w:left w:w="0" w:type="dxa"/>
-              <w:right w:w="0" w:type="dxa"/>
-            </w:tcMar>
-            <w:vAlign w:val="center"/>
-          </w:tcPr>
-          <w:p>
-            <w:pPr>
-              <w:pStyle w:val="Normal"/>
-              <w:jc w:val="center"/>
-              <w:pBdr>
-                <w:bottom w:val="none" w:sz="0" w:space="0" w:color="000000"/>
-                <w:top w:val="none" w:sz="0" w:space="0" w:color="000000"/>
-                <w:left w:val="none" w:sz="0" w:space="0" w:color="000000"/>
-                <w:right w:val="none" w:sz="0" w:space="0" w:color="000000"/>
-              </w:pBdr>
-              <w:spacing w:after="100" w:before="100" w:line="240"/>
-              <w:ind w:left="100" w:right="100" w:firstLine="0" w:firstLineChars="0"/>
-              <w:rPr>
-                <w:rFonts w:ascii="Times New Roman" w:hAnsi="Times New Roman" w:eastAsia="Times New Roman" w:cs="Times New Roman"/>
-                <w:i w:val="false"/>
-                <w:b w:val="false"/>
-                <w:u w:val="none"/>
-                <w:strike w:val="false"/>
-                <w:sz w:val="20"/>
-                <w:szCs w:val="20"/>
-                <w:color w:val="000000"/>
-              </w:rPr>
-            </w:pPr>
-            <w:r>
-              <w:rPr>
-                <w:rFonts w:ascii="Times New Roman" w:hAnsi="Times New Roman" w:eastAsia="Times New Roman" w:cs="Times New Roman"/>
-                <w:i w:val="false"/>
-                <w:b w:val="false"/>
+            <w:shd w:val="clear" w:color="auto" w:fill="FFF3B0"/>
+            <w:tcMar>
+              <w:top w:w="0" w:type="dxa"/>
+              <w:bottom w:w="0" w:type="dxa"/>
+              <w:left w:w="0" w:type="dxa"/>
+              <w:right w:w="0" w:type="dxa"/>
+            </w:tcMar>
+            <w:vAlign w:val="center"/>
+          </w:tcPr>
+          <w:p>
+            <w:pPr>
+              <w:pStyle w:val="Normal"/>
+              <w:jc w:val="center"/>
+              <w:pBdr>
+                <w:bottom w:val="none" w:sz="0" w:space="0" w:color="000000"/>
+                <w:top w:val="none" w:sz="0" w:space="0" w:color="000000"/>
+                <w:left w:val="none" w:sz="0" w:space="0" w:color="000000"/>
+                <w:right w:val="none" w:sz="0" w:space="0" w:color="000000"/>
+              </w:pBdr>
+              <w:spacing w:after="100" w:before="100" w:line="240"/>
+              <w:ind w:left="100" w:right="100" w:firstLine="0" w:firstLineChars="0"/>
+              <w:rPr>
+                <w:rFonts w:ascii="Times New Roman" w:hAnsi="Times New Roman" w:eastAsia="Times New Roman" w:cs="Times New Roman"/>
+                <w:i w:val="false"/>
+                <w:b w:val="true"/>
+                <w:u w:val="none"/>
+                <w:strike w:val="false"/>
+                <w:sz w:val="20"/>
+                <w:szCs w:val="20"/>
+                <w:color w:val="000000"/>
+              </w:rPr>
+            </w:pPr>
+            <w:r>
+              <w:rPr>
+                <w:rFonts w:ascii="Times New Roman" w:hAnsi="Times New Roman" w:eastAsia="Times New Roman" w:cs="Times New Roman"/>
+                <w:i w:val="false"/>
+                <w:b w:val="true"/>
                 <w:u w:val="none"/>
                 <w:strike w:val="false"/>
                 <w:sz w:val="20"/>
@@ -12445,43 +12383,43 @@
               <w:left w:val="none" w:sz="0" w:space="0" w:color="000000"/>
               <w:right w:val="none" w:sz="0" w:space="0" w:color="000000"/>
             </w:tcBorders>
-            <w:shd w:val="clear" w:color="auto" w:fill="FFFFFF"/>
-            <w:tcMar>
-              <w:top w:w="0" w:type="dxa"/>
-              <w:bottom w:w="0" w:type="dxa"/>
-              <w:left w:w="0" w:type="dxa"/>
-              <w:right w:w="0" w:type="dxa"/>
-            </w:tcMar>
-            <w:vAlign w:val="center"/>
-          </w:tcPr>
-          <w:p>
-            <w:pPr>
-              <w:pStyle w:val="Normal"/>
-              <w:jc w:val="center"/>
-              <w:pBdr>
-                <w:bottom w:val="none" w:sz="0" w:space="0" w:color="000000"/>
-                <w:top w:val="none" w:sz="0" w:space="0" w:color="000000"/>
-                <w:left w:val="none" w:sz="0" w:space="0" w:color="000000"/>
-                <w:right w:val="none" w:sz="0" w:space="0" w:color="000000"/>
-              </w:pBdr>
-              <w:spacing w:after="100" w:before="100" w:line="240"/>
-              <w:ind w:left="100" w:right="100" w:firstLine="0" w:firstLineChars="0"/>
-              <w:rPr>
-                <w:rFonts w:ascii="Times New Roman" w:hAnsi="Times New Roman" w:eastAsia="Times New Roman" w:cs="Times New Roman"/>
-                <w:i w:val="false"/>
-                <w:b w:val="false"/>
-                <w:u w:val="none"/>
-                <w:strike w:val="false"/>
-                <w:sz w:val="20"/>
-                <w:szCs w:val="20"/>
-                <w:color w:val="000000"/>
-              </w:rPr>
-            </w:pPr>
-            <w:r>
-              <w:rPr>
-                <w:rFonts w:ascii="Times New Roman" w:hAnsi="Times New Roman" w:eastAsia="Times New Roman" w:cs="Times New Roman"/>
-                <w:i w:val="false"/>
-                <w:b w:val="false"/>
+            <w:shd w:val="clear" w:color="auto" w:fill="FFF3B0"/>
+            <w:tcMar>
+              <w:top w:w="0" w:type="dxa"/>
+              <w:bottom w:w="0" w:type="dxa"/>
+              <w:left w:w="0" w:type="dxa"/>
+              <w:right w:w="0" w:type="dxa"/>
+            </w:tcMar>
+            <w:vAlign w:val="center"/>
+          </w:tcPr>
+          <w:p>
+            <w:pPr>
+              <w:pStyle w:val="Normal"/>
+              <w:jc w:val="center"/>
+              <w:pBdr>
+                <w:bottom w:val="none" w:sz="0" w:space="0" w:color="000000"/>
+                <w:top w:val="none" w:sz="0" w:space="0" w:color="000000"/>
+                <w:left w:val="none" w:sz="0" w:space="0" w:color="000000"/>
+                <w:right w:val="none" w:sz="0" w:space="0" w:color="000000"/>
+              </w:pBdr>
+              <w:spacing w:after="100" w:before="100" w:line="240"/>
+              <w:ind w:left="100" w:right="100" w:firstLine="0" w:firstLineChars="0"/>
+              <w:rPr>
+                <w:rFonts w:ascii="Times New Roman" w:hAnsi="Times New Roman" w:eastAsia="Times New Roman" w:cs="Times New Roman"/>
+                <w:i w:val="false"/>
+                <w:b w:val="true"/>
+                <w:u w:val="none"/>
+                <w:strike w:val="false"/>
+                <w:sz w:val="20"/>
+                <w:szCs w:val="20"/>
+                <w:color w:val="000000"/>
+              </w:rPr>
+            </w:pPr>
+            <w:r>
+              <w:rPr>
+                <w:rFonts w:ascii="Times New Roman" w:hAnsi="Times New Roman" w:eastAsia="Times New Roman" w:cs="Times New Roman"/>
+                <w:i w:val="false"/>
+                <w:b w:val="true"/>
                 <w:u w:val="none"/>
                 <w:strike w:val="false"/>
                 <w:sz w:val="20"/>
@@ -12500,43 +12438,43 @@
               <w:left w:val="none" w:sz="0" w:space="0" w:color="000000"/>
               <w:right w:val="none" w:sz="0" w:space="0" w:color="000000"/>
             </w:tcBorders>
-            <w:shd w:val="clear" w:color="auto" w:fill="FFFFFF"/>
-            <w:tcMar>
-              <w:top w:w="0" w:type="dxa"/>
-              <w:bottom w:w="0" w:type="dxa"/>
-              <w:left w:w="0" w:type="dxa"/>
-              <w:right w:w="0" w:type="dxa"/>
-            </w:tcMar>
-            <w:vAlign w:val="center"/>
-          </w:tcPr>
-          <w:p>
-            <w:pPr>
-              <w:pStyle w:val="Normal"/>
-              <w:jc w:val="center"/>
-              <w:pBdr>
-                <w:bottom w:val="none" w:sz="0" w:space="0" w:color="000000"/>
-                <w:top w:val="none" w:sz="0" w:space="0" w:color="000000"/>
-                <w:left w:val="none" w:sz="0" w:space="0" w:color="000000"/>
-                <w:right w:val="none" w:sz="0" w:space="0" w:color="000000"/>
-              </w:pBdr>
-              <w:spacing w:after="100" w:before="100" w:line="240"/>
-              <w:ind w:left="100" w:right="100" w:firstLine="0" w:firstLineChars="0"/>
-              <w:rPr>
-                <w:rFonts w:ascii="Times New Roman" w:hAnsi="Times New Roman" w:eastAsia="Times New Roman" w:cs="Times New Roman"/>
-                <w:i w:val="false"/>
-                <w:b w:val="false"/>
-                <w:u w:val="none"/>
-                <w:strike w:val="false"/>
-                <w:sz w:val="20"/>
-                <w:szCs w:val="20"/>
-                <w:color w:val="000000"/>
-              </w:rPr>
-            </w:pPr>
-            <w:r>
-              <w:rPr>
-                <w:rFonts w:ascii="Times New Roman" w:hAnsi="Times New Roman" w:eastAsia="Times New Roman" w:cs="Times New Roman"/>
-                <w:i w:val="false"/>
-                <w:b w:val="false"/>
+            <w:shd w:val="clear" w:color="auto" w:fill="FFF3B0"/>
+            <w:tcMar>
+              <w:top w:w="0" w:type="dxa"/>
+              <w:bottom w:w="0" w:type="dxa"/>
+              <w:left w:w="0" w:type="dxa"/>
+              <w:right w:w="0" w:type="dxa"/>
+            </w:tcMar>
+            <w:vAlign w:val="center"/>
+          </w:tcPr>
+          <w:p>
+            <w:pPr>
+              <w:pStyle w:val="Normal"/>
+              <w:jc w:val="center"/>
+              <w:pBdr>
+                <w:bottom w:val="none" w:sz="0" w:space="0" w:color="000000"/>
+                <w:top w:val="none" w:sz="0" w:space="0" w:color="000000"/>
+                <w:left w:val="none" w:sz="0" w:space="0" w:color="000000"/>
+                <w:right w:val="none" w:sz="0" w:space="0" w:color="000000"/>
+              </w:pBdr>
+              <w:spacing w:after="100" w:before="100" w:line="240"/>
+              <w:ind w:left="100" w:right="100" w:firstLine="0" w:firstLineChars="0"/>
+              <w:rPr>
+                <w:rFonts w:ascii="Times New Roman" w:hAnsi="Times New Roman" w:eastAsia="Times New Roman" w:cs="Times New Roman"/>
+                <w:i w:val="false"/>
+                <w:b w:val="true"/>
+                <w:u w:val="none"/>
+                <w:strike w:val="false"/>
+                <w:sz w:val="20"/>
+                <w:szCs w:val="20"/>
+                <w:color w:val="000000"/>
+              </w:rPr>
+            </w:pPr>
+            <w:r>
+              <w:rPr>
+                <w:rFonts w:ascii="Times New Roman" w:hAnsi="Times New Roman" w:eastAsia="Times New Roman" w:cs="Times New Roman"/>
+                <w:i w:val="false"/>
+                <w:b w:val="true"/>
                 <w:u w:val="none"/>
                 <w:strike w:val="false"/>
                 <w:sz w:val="20"/>
@@ -12555,43 +12493,43 @@
               <w:left w:val="none" w:sz="0" w:space="0" w:color="000000"/>
               <w:right w:val="none" w:sz="0" w:space="0" w:color="000000"/>
             </w:tcBorders>
-            <w:shd w:val="clear" w:color="auto" w:fill="FFFFFF"/>
-            <w:tcMar>
-              <w:top w:w="0" w:type="dxa"/>
-              <w:bottom w:w="0" w:type="dxa"/>
-              <w:left w:w="0" w:type="dxa"/>
-              <w:right w:w="0" w:type="dxa"/>
-            </w:tcMar>
-            <w:vAlign w:val="center"/>
-          </w:tcPr>
-          <w:p>
-            <w:pPr>
-              <w:pStyle w:val="Normal"/>
-              <w:jc w:val="center"/>
-              <w:pBdr>
-                <w:bottom w:val="none" w:sz="0" w:space="0" w:color="000000"/>
-                <w:top w:val="none" w:sz="0" w:space="0" w:color="000000"/>
-                <w:left w:val="none" w:sz="0" w:space="0" w:color="000000"/>
-                <w:right w:val="none" w:sz="0" w:space="0" w:color="000000"/>
-              </w:pBdr>
-              <w:spacing w:after="100" w:before="100" w:line="240"/>
-              <w:ind w:left="100" w:right="100" w:firstLine="0" w:firstLineChars="0"/>
-              <w:rPr>
-                <w:rFonts w:ascii="Times New Roman" w:hAnsi="Times New Roman" w:eastAsia="Times New Roman" w:cs="Times New Roman"/>
-                <w:i w:val="false"/>
-                <w:b w:val="false"/>
-                <w:u w:val="none"/>
-                <w:strike w:val="false"/>
-                <w:sz w:val="20"/>
-                <w:szCs w:val="20"/>
-                <w:color w:val="000000"/>
-              </w:rPr>
-            </w:pPr>
-            <w:r>
-              <w:rPr>
-                <w:rFonts w:ascii="Times New Roman" w:hAnsi="Times New Roman" w:eastAsia="Times New Roman" w:cs="Times New Roman"/>
-                <w:i w:val="false"/>
-                <w:b w:val="false"/>
+            <w:shd w:val="clear" w:color="auto" w:fill="FFF3B0"/>
+            <w:tcMar>
+              <w:top w:w="0" w:type="dxa"/>
+              <w:bottom w:w="0" w:type="dxa"/>
+              <w:left w:w="0" w:type="dxa"/>
+              <w:right w:w="0" w:type="dxa"/>
+            </w:tcMar>
+            <w:vAlign w:val="center"/>
+          </w:tcPr>
+          <w:p>
+            <w:pPr>
+              <w:pStyle w:val="Normal"/>
+              <w:jc w:val="center"/>
+              <w:pBdr>
+                <w:bottom w:val="none" w:sz="0" w:space="0" w:color="000000"/>
+                <w:top w:val="none" w:sz="0" w:space="0" w:color="000000"/>
+                <w:left w:val="none" w:sz="0" w:space="0" w:color="000000"/>
+                <w:right w:val="none" w:sz="0" w:space="0" w:color="000000"/>
+              </w:pBdr>
+              <w:spacing w:after="100" w:before="100" w:line="240"/>
+              <w:ind w:left="100" w:right="100" w:firstLine="0" w:firstLineChars="0"/>
+              <w:rPr>
+                <w:rFonts w:ascii="Times New Roman" w:hAnsi="Times New Roman" w:eastAsia="Times New Roman" w:cs="Times New Roman"/>
+                <w:i w:val="false"/>
+                <w:b w:val="true"/>
+                <w:u w:val="none"/>
+                <w:strike w:val="false"/>
+                <w:sz w:val="20"/>
+                <w:szCs w:val="20"/>
+                <w:color w:val="000000"/>
+              </w:rPr>
+            </w:pPr>
+            <w:r>
+              <w:rPr>
+                <w:rFonts w:ascii="Times New Roman" w:hAnsi="Times New Roman" w:eastAsia="Times New Roman" w:cs="Times New Roman"/>
+                <w:i w:val="false"/>
+                <w:b w:val="true"/>
                 <w:u w:val="none"/>
                 <w:strike w:val="false"/>
                 <w:sz w:val="20"/>
@@ -12610,43 +12548,43 @@
               <w:left w:val="none" w:sz="0" w:space="0" w:color="000000"/>
               <w:right w:val="none" w:sz="0" w:space="0" w:color="000000"/>
             </w:tcBorders>
-            <w:shd w:val="clear" w:color="auto" w:fill="FFFFFF"/>
-            <w:tcMar>
-              <w:top w:w="0" w:type="dxa"/>
-              <w:bottom w:w="0" w:type="dxa"/>
-              <w:left w:w="0" w:type="dxa"/>
-              <w:right w:w="0" w:type="dxa"/>
-            </w:tcMar>
-            <w:vAlign w:val="center"/>
-          </w:tcPr>
-          <w:p>
-            <w:pPr>
-              <w:pStyle w:val="Normal"/>
-              <w:jc w:val="center"/>
-              <w:pBdr>
-                <w:bottom w:val="none" w:sz="0" w:space="0" w:color="000000"/>
-                <w:top w:val="none" w:sz="0" w:space="0" w:color="000000"/>
-                <w:left w:val="none" w:sz="0" w:space="0" w:color="000000"/>
-                <w:right w:val="none" w:sz="0" w:space="0" w:color="000000"/>
-              </w:pBdr>
-              <w:spacing w:after="100" w:before="100" w:line="240"/>
-              <w:ind w:left="100" w:right="100" w:firstLine="0" w:firstLineChars="0"/>
-              <w:rPr>
-                <w:rFonts w:ascii="Times New Roman" w:hAnsi="Times New Roman" w:eastAsia="Times New Roman" w:cs="Times New Roman"/>
-                <w:i w:val="false"/>
-                <w:b w:val="false"/>
-                <w:u w:val="none"/>
-                <w:strike w:val="false"/>
-                <w:sz w:val="20"/>
-                <w:szCs w:val="20"/>
-                <w:color w:val="000000"/>
-              </w:rPr>
-            </w:pPr>
-            <w:r>
-              <w:rPr>
-                <w:rFonts w:ascii="Times New Roman" w:hAnsi="Times New Roman" w:eastAsia="Times New Roman" w:cs="Times New Roman"/>
-                <w:i w:val="false"/>
-                <w:b w:val="false"/>
+            <w:shd w:val="clear" w:color="auto" w:fill="FFF3B0"/>
+            <w:tcMar>
+              <w:top w:w="0" w:type="dxa"/>
+              <w:bottom w:w="0" w:type="dxa"/>
+              <w:left w:w="0" w:type="dxa"/>
+              <w:right w:w="0" w:type="dxa"/>
+            </w:tcMar>
+            <w:vAlign w:val="center"/>
+          </w:tcPr>
+          <w:p>
+            <w:pPr>
+              <w:pStyle w:val="Normal"/>
+              <w:jc w:val="center"/>
+              <w:pBdr>
+                <w:bottom w:val="none" w:sz="0" w:space="0" w:color="000000"/>
+                <w:top w:val="none" w:sz="0" w:space="0" w:color="000000"/>
+                <w:left w:val="none" w:sz="0" w:space="0" w:color="000000"/>
+                <w:right w:val="none" w:sz="0" w:space="0" w:color="000000"/>
+              </w:pBdr>
+              <w:spacing w:after="100" w:before="100" w:line="240"/>
+              <w:ind w:left="100" w:right="100" w:firstLine="0" w:firstLineChars="0"/>
+              <w:rPr>
+                <w:rFonts w:ascii="Times New Roman" w:hAnsi="Times New Roman" w:eastAsia="Times New Roman" w:cs="Times New Roman"/>
+                <w:i w:val="false"/>
+                <w:b w:val="true"/>
+                <w:u w:val="none"/>
+                <w:strike w:val="false"/>
+                <w:sz w:val="20"/>
+                <w:szCs w:val="20"/>
+                <w:color w:val="000000"/>
+              </w:rPr>
+            </w:pPr>
+            <w:r>
+              <w:rPr>
+                <w:rFonts w:ascii="Times New Roman" w:hAnsi="Times New Roman" w:eastAsia="Times New Roman" w:cs="Times New Roman"/>
+                <w:i w:val="false"/>
+                <w:b w:val="true"/>
                 <w:u w:val="none"/>
                 <w:strike w:val="false"/>
                 <w:sz w:val="20"/>
@@ -12665,43 +12603,43 @@
               <w:left w:val="none" w:sz="0" w:space="0" w:color="000000"/>
               <w:right w:val="none" w:sz="0" w:space="0" w:color="000000"/>
             </w:tcBorders>
-            <w:shd w:val="clear" w:color="auto" w:fill="FFFFFF"/>
-            <w:tcMar>
-              <w:top w:w="0" w:type="dxa"/>
-              <w:bottom w:w="0" w:type="dxa"/>
-              <w:left w:w="0" w:type="dxa"/>
-              <w:right w:w="0" w:type="dxa"/>
-            </w:tcMar>
-            <w:vAlign w:val="center"/>
-          </w:tcPr>
-          <w:p>
-            <w:pPr>
-              <w:pStyle w:val="Normal"/>
-              <w:jc w:val="center"/>
-              <w:pBdr>
-                <w:bottom w:val="none" w:sz="0" w:space="0" w:color="000000"/>
-                <w:top w:val="none" w:sz="0" w:space="0" w:color="000000"/>
-                <w:left w:val="none" w:sz="0" w:space="0" w:color="000000"/>
-                <w:right w:val="none" w:sz="0" w:space="0" w:color="000000"/>
-              </w:pBdr>
-              <w:spacing w:after="100" w:before="100" w:line="240"/>
-              <w:ind w:left="100" w:right="100" w:firstLine="0" w:firstLineChars="0"/>
-              <w:rPr>
-                <w:rFonts w:ascii="Times New Roman" w:hAnsi="Times New Roman" w:eastAsia="Times New Roman" w:cs="Times New Roman"/>
-                <w:i w:val="false"/>
-                <w:b w:val="false"/>
-                <w:u w:val="none"/>
-                <w:strike w:val="false"/>
-                <w:sz w:val="20"/>
-                <w:szCs w:val="20"/>
-                <w:color w:val="000000"/>
-              </w:rPr>
-            </w:pPr>
-            <w:r>
-              <w:rPr>
-                <w:rFonts w:ascii="Times New Roman" w:hAnsi="Times New Roman" w:eastAsia="Times New Roman" w:cs="Times New Roman"/>
-                <w:i w:val="false"/>
-                <w:b w:val="false"/>
+            <w:shd w:val="clear" w:color="auto" w:fill="FFF3B0"/>
+            <w:tcMar>
+              <w:top w:w="0" w:type="dxa"/>
+              <w:bottom w:w="0" w:type="dxa"/>
+              <w:left w:w="0" w:type="dxa"/>
+              <w:right w:w="0" w:type="dxa"/>
+            </w:tcMar>
+            <w:vAlign w:val="center"/>
+          </w:tcPr>
+          <w:p>
+            <w:pPr>
+              <w:pStyle w:val="Normal"/>
+              <w:jc w:val="center"/>
+              <w:pBdr>
+                <w:bottom w:val="none" w:sz="0" w:space="0" w:color="000000"/>
+                <w:top w:val="none" w:sz="0" w:space="0" w:color="000000"/>
+                <w:left w:val="none" w:sz="0" w:space="0" w:color="000000"/>
+                <w:right w:val="none" w:sz="0" w:space="0" w:color="000000"/>
+              </w:pBdr>
+              <w:spacing w:after="100" w:before="100" w:line="240"/>
+              <w:ind w:left="100" w:right="100" w:firstLine="0" w:firstLineChars="0"/>
+              <w:rPr>
+                <w:rFonts w:ascii="Times New Roman" w:hAnsi="Times New Roman" w:eastAsia="Times New Roman" w:cs="Times New Roman"/>
+                <w:i w:val="false"/>
+                <w:b w:val="true"/>
+                <w:u w:val="none"/>
+                <w:strike w:val="false"/>
+                <w:sz w:val="20"/>
+                <w:szCs w:val="20"/>
+                <w:color w:val="000000"/>
+              </w:rPr>
+            </w:pPr>
+            <w:r>
+              <w:rPr>
+                <w:rFonts w:ascii="Times New Roman" w:hAnsi="Times New Roman" w:eastAsia="Times New Roman" w:cs="Times New Roman"/>
+                <w:i w:val="false"/>
+                <w:b w:val="true"/>
                 <w:u w:val="none"/>
                 <w:strike w:val="false"/>
                 <w:sz w:val="20"/>
@@ -13208,43 +13146,43 @@
               <w:left w:val="none" w:sz="0" w:space="0" w:color="000000"/>
               <w:right w:val="none" w:sz="0" w:space="0" w:color="000000"/>
             </w:tcBorders>
-            <w:shd w:val="clear" w:color="auto" w:fill="FFFFFF"/>
-            <w:tcMar>
-              <w:top w:w="0" w:type="dxa"/>
-              <w:bottom w:w="0" w:type="dxa"/>
-              <w:left w:w="0" w:type="dxa"/>
-              <w:right w:w="0" w:type="dxa"/>
-            </w:tcMar>
-            <w:vAlign w:val="center"/>
-          </w:tcPr>
-          <w:p>
-            <w:pPr>
-              <w:pStyle w:val="Normal"/>
-              <w:jc w:val="center"/>
-              <w:pBdr>
-                <w:bottom w:val="none" w:sz="0" w:space="0" w:color="000000"/>
-                <w:top w:val="none" w:sz="0" w:space="0" w:color="000000"/>
-                <w:left w:val="none" w:sz="0" w:space="0" w:color="000000"/>
-                <w:right w:val="none" w:sz="0" w:space="0" w:color="000000"/>
-              </w:pBdr>
-              <w:spacing w:after="100" w:before="100" w:line="240"/>
-              <w:ind w:left="100" w:right="100" w:firstLine="0" w:firstLineChars="0"/>
-              <w:rPr>
-                <w:rFonts w:ascii="Times New Roman" w:hAnsi="Times New Roman" w:eastAsia="Times New Roman" w:cs="Times New Roman"/>
-                <w:i w:val="false"/>
-                <w:b w:val="false"/>
-                <w:u w:val="none"/>
-                <w:strike w:val="false"/>
-                <w:sz w:val="20"/>
-                <w:szCs w:val="20"/>
-                <w:color w:val="000000"/>
-              </w:rPr>
-            </w:pPr>
-            <w:r>
-              <w:rPr>
-                <w:rFonts w:ascii="Times New Roman" w:hAnsi="Times New Roman" w:eastAsia="Times New Roman" w:cs="Times New Roman"/>
-                <w:i w:val="false"/>
-                <w:b w:val="false"/>
+            <w:shd w:val="clear" w:color="auto" w:fill="FFF3B0"/>
+            <w:tcMar>
+              <w:top w:w="0" w:type="dxa"/>
+              <w:bottom w:w="0" w:type="dxa"/>
+              <w:left w:w="0" w:type="dxa"/>
+              <w:right w:w="0" w:type="dxa"/>
+            </w:tcMar>
+            <w:vAlign w:val="center"/>
+          </w:tcPr>
+          <w:p>
+            <w:pPr>
+              <w:pStyle w:val="Normal"/>
+              <w:jc w:val="center"/>
+              <w:pBdr>
+                <w:bottom w:val="none" w:sz="0" w:space="0" w:color="000000"/>
+                <w:top w:val="none" w:sz="0" w:space="0" w:color="000000"/>
+                <w:left w:val="none" w:sz="0" w:space="0" w:color="000000"/>
+                <w:right w:val="none" w:sz="0" w:space="0" w:color="000000"/>
+              </w:pBdr>
+              <w:spacing w:after="100" w:before="100" w:line="240"/>
+              <w:ind w:left="100" w:right="100" w:firstLine="0" w:firstLineChars="0"/>
+              <w:rPr>
+                <w:rFonts w:ascii="Times New Roman" w:hAnsi="Times New Roman" w:eastAsia="Times New Roman" w:cs="Times New Roman"/>
+                <w:i w:val="false"/>
+                <w:b w:val="true"/>
+                <w:u w:val="none"/>
+                <w:strike w:val="false"/>
+                <w:sz w:val="20"/>
+                <w:szCs w:val="20"/>
+                <w:color w:val="000000"/>
+              </w:rPr>
+            </w:pPr>
+            <w:r>
+              <w:rPr>
+                <w:rFonts w:ascii="Times New Roman" w:hAnsi="Times New Roman" w:eastAsia="Times New Roman" w:cs="Times New Roman"/>
+                <w:i w:val="false"/>
+                <w:b w:val="true"/>
                 <w:u w:val="none"/>
                 <w:strike w:val="false"/>
                 <w:sz w:val="20"/>
@@ -13263,43 +13201,43 @@
               <w:left w:val="none" w:sz="0" w:space="0" w:color="000000"/>
               <w:right w:val="none" w:sz="0" w:space="0" w:color="000000"/>
             </w:tcBorders>
-            <w:shd w:val="clear" w:color="auto" w:fill="FFFFFF"/>
-            <w:tcMar>
-              <w:top w:w="0" w:type="dxa"/>
-              <w:bottom w:w="0" w:type="dxa"/>
-              <w:left w:w="0" w:type="dxa"/>
-              <w:right w:w="0" w:type="dxa"/>
-            </w:tcMar>
-            <w:vAlign w:val="center"/>
-          </w:tcPr>
-          <w:p>
-            <w:pPr>
-              <w:pStyle w:val="Normal"/>
-              <w:jc w:val="center"/>
-              <w:pBdr>
-                <w:bottom w:val="none" w:sz="0" w:space="0" w:color="000000"/>
-                <w:top w:val="none" w:sz="0" w:space="0" w:color="000000"/>
-                <w:left w:val="none" w:sz="0" w:space="0" w:color="000000"/>
-                <w:right w:val="none" w:sz="0" w:space="0" w:color="000000"/>
-              </w:pBdr>
-              <w:spacing w:after="100" w:before="100" w:line="240"/>
-              <w:ind w:left="100" w:right="100" w:firstLine="0" w:firstLineChars="0"/>
-              <w:rPr>
-                <w:rFonts w:ascii="Times New Roman" w:hAnsi="Times New Roman" w:eastAsia="Times New Roman" w:cs="Times New Roman"/>
-                <w:i w:val="false"/>
-                <w:b w:val="false"/>
-                <w:u w:val="none"/>
-                <w:strike w:val="false"/>
-                <w:sz w:val="20"/>
-                <w:szCs w:val="20"/>
-                <w:color w:val="000000"/>
-              </w:rPr>
-            </w:pPr>
-            <w:r>
-              <w:rPr>
-                <w:rFonts w:ascii="Times New Roman" w:hAnsi="Times New Roman" w:eastAsia="Times New Roman" w:cs="Times New Roman"/>
-                <w:i w:val="false"/>
-                <w:b w:val="false"/>
+            <w:shd w:val="clear" w:color="auto" w:fill="FFF3B0"/>
+            <w:tcMar>
+              <w:top w:w="0" w:type="dxa"/>
+              <w:bottom w:w="0" w:type="dxa"/>
+              <w:left w:w="0" w:type="dxa"/>
+              <w:right w:w="0" w:type="dxa"/>
+            </w:tcMar>
+            <w:vAlign w:val="center"/>
+          </w:tcPr>
+          <w:p>
+            <w:pPr>
+              <w:pStyle w:val="Normal"/>
+              <w:jc w:val="center"/>
+              <w:pBdr>
+                <w:bottom w:val="none" w:sz="0" w:space="0" w:color="000000"/>
+                <w:top w:val="none" w:sz="0" w:space="0" w:color="000000"/>
+                <w:left w:val="none" w:sz="0" w:space="0" w:color="000000"/>
+                <w:right w:val="none" w:sz="0" w:space="0" w:color="000000"/>
+              </w:pBdr>
+              <w:spacing w:after="100" w:before="100" w:line="240"/>
+              <w:ind w:left="100" w:right="100" w:firstLine="0" w:firstLineChars="0"/>
+              <w:rPr>
+                <w:rFonts w:ascii="Times New Roman" w:hAnsi="Times New Roman" w:eastAsia="Times New Roman" w:cs="Times New Roman"/>
+                <w:i w:val="false"/>
+                <w:b w:val="true"/>
+                <w:u w:val="none"/>
+                <w:strike w:val="false"/>
+                <w:sz w:val="20"/>
+                <w:szCs w:val="20"/>
+                <w:color w:val="000000"/>
+              </w:rPr>
+            </w:pPr>
+            <w:r>
+              <w:rPr>
+                <w:rFonts w:ascii="Times New Roman" w:hAnsi="Times New Roman" w:eastAsia="Times New Roman" w:cs="Times New Roman"/>
+                <w:i w:val="false"/>
+                <w:b w:val="true"/>
                 <w:u w:val="none"/>
                 <w:strike w:val="false"/>
                 <w:sz w:val="20"/>
@@ -13318,43 +13256,43 @@
               <w:left w:val="none" w:sz="0" w:space="0" w:color="000000"/>
               <w:right w:val="none" w:sz="0" w:space="0" w:color="000000"/>
             </w:tcBorders>
-            <w:shd w:val="clear" w:color="auto" w:fill="FFFFFF"/>
-            <w:tcMar>
-              <w:top w:w="0" w:type="dxa"/>
-              <w:bottom w:w="0" w:type="dxa"/>
-              <w:left w:w="0" w:type="dxa"/>
-              <w:right w:w="0" w:type="dxa"/>
-            </w:tcMar>
-            <w:vAlign w:val="center"/>
-          </w:tcPr>
-          <w:p>
-            <w:pPr>
-              <w:pStyle w:val="Normal"/>
-              <w:jc w:val="center"/>
-              <w:pBdr>
-                <w:bottom w:val="none" w:sz="0" w:space="0" w:color="000000"/>
-                <w:top w:val="none" w:sz="0" w:space="0" w:color="000000"/>
-                <w:left w:val="none" w:sz="0" w:space="0" w:color="000000"/>
-                <w:right w:val="none" w:sz="0" w:space="0" w:color="000000"/>
-              </w:pBdr>
-              <w:spacing w:after="100" w:before="100" w:line="240"/>
-              <w:ind w:left="100" w:right="100" w:firstLine="0" w:firstLineChars="0"/>
-              <w:rPr>
-                <w:rFonts w:ascii="Times New Roman" w:hAnsi="Times New Roman" w:eastAsia="Times New Roman" w:cs="Times New Roman"/>
-                <w:i w:val="false"/>
-                <w:b w:val="false"/>
-                <w:u w:val="none"/>
-                <w:strike w:val="false"/>
-                <w:sz w:val="20"/>
-                <w:szCs w:val="20"/>
-                <w:color w:val="000000"/>
-              </w:rPr>
-            </w:pPr>
-            <w:r>
-              <w:rPr>
-                <w:rFonts w:ascii="Times New Roman" w:hAnsi="Times New Roman" w:eastAsia="Times New Roman" w:cs="Times New Roman"/>
-                <w:i w:val="false"/>
-                <w:b w:val="false"/>
+            <w:shd w:val="clear" w:color="auto" w:fill="FFF3B0"/>
+            <w:tcMar>
+              <w:top w:w="0" w:type="dxa"/>
+              <w:bottom w:w="0" w:type="dxa"/>
+              <w:left w:w="0" w:type="dxa"/>
+              <w:right w:w="0" w:type="dxa"/>
+            </w:tcMar>
+            <w:vAlign w:val="center"/>
+          </w:tcPr>
+          <w:p>
+            <w:pPr>
+              <w:pStyle w:val="Normal"/>
+              <w:jc w:val="center"/>
+              <w:pBdr>
+                <w:bottom w:val="none" w:sz="0" w:space="0" w:color="000000"/>
+                <w:top w:val="none" w:sz="0" w:space="0" w:color="000000"/>
+                <w:left w:val="none" w:sz="0" w:space="0" w:color="000000"/>
+                <w:right w:val="none" w:sz="0" w:space="0" w:color="000000"/>
+              </w:pBdr>
+              <w:spacing w:after="100" w:before="100" w:line="240"/>
+              <w:ind w:left="100" w:right="100" w:firstLine="0" w:firstLineChars="0"/>
+              <w:rPr>
+                <w:rFonts w:ascii="Times New Roman" w:hAnsi="Times New Roman" w:eastAsia="Times New Roman" w:cs="Times New Roman"/>
+                <w:i w:val="false"/>
+                <w:b w:val="true"/>
+                <w:u w:val="none"/>
+                <w:strike w:val="false"/>
+                <w:sz w:val="20"/>
+                <w:szCs w:val="20"/>
+                <w:color w:val="000000"/>
+              </w:rPr>
+            </w:pPr>
+            <w:r>
+              <w:rPr>
+                <w:rFonts w:ascii="Times New Roman" w:hAnsi="Times New Roman" w:eastAsia="Times New Roman" w:cs="Times New Roman"/>
+                <w:i w:val="false"/>
+                <w:b w:val="true"/>
                 <w:u w:val="none"/>
                 <w:strike w:val="false"/>
                 <w:sz w:val="20"/>
@@ -14234,7 +14172,7 @@
                 <w:szCs w:val="20"/>
                 <w:color w:val="000000"/>
               </w:rPr>
-              <w:t xml:space="preserve">TempC</w:t>
+              <w:t xml:space="preserve">Neither</w:t>
             </w:r>
           </w:p>
         </w:tc>
@@ -14349,43 +14287,43 @@
               <w:left w:val="none" w:sz="0" w:space="0" w:color="000000"/>
               <w:right w:val="none" w:sz="0" w:space="0" w:color="000000"/>
             </w:tcBorders>
-            <w:shd w:val="clear" w:color="auto" w:fill="FFFFFF"/>
-            <w:tcMar>
-              <w:top w:w="0" w:type="dxa"/>
-              <w:bottom w:w="0" w:type="dxa"/>
-              <w:left w:w="0" w:type="dxa"/>
-              <w:right w:w="0" w:type="dxa"/>
-            </w:tcMar>
-            <w:vAlign w:val="center"/>
-          </w:tcPr>
-          <w:p>
-            <w:pPr>
-              <w:pStyle w:val="Normal"/>
-              <w:jc w:val="center"/>
-              <w:pBdr>
-                <w:bottom w:val="none" w:sz="0" w:space="0" w:color="000000"/>
-                <w:top w:val="none" w:sz="0" w:space="0" w:color="000000"/>
-                <w:left w:val="none" w:sz="0" w:space="0" w:color="000000"/>
-                <w:right w:val="none" w:sz="0" w:space="0" w:color="000000"/>
-              </w:pBdr>
-              <w:spacing w:after="100" w:before="100" w:line="240"/>
-              <w:ind w:left="100" w:right="100" w:firstLine="0" w:firstLineChars="0"/>
-              <w:rPr>
-                <w:rFonts w:ascii="Times New Roman" w:hAnsi="Times New Roman" w:eastAsia="Times New Roman" w:cs="Times New Roman"/>
-                <w:i w:val="false"/>
-                <w:b w:val="false"/>
-                <w:u w:val="none"/>
-                <w:strike w:val="false"/>
-                <w:sz w:val="20"/>
-                <w:szCs w:val="20"/>
-                <w:color w:val="000000"/>
-              </w:rPr>
-            </w:pPr>
-            <w:r>
-              <w:rPr>
-                <w:rFonts w:ascii="Times New Roman" w:hAnsi="Times New Roman" w:eastAsia="Times New Roman" w:cs="Times New Roman"/>
-                <w:i w:val="false"/>
-                <w:b w:val="false"/>
+            <w:shd w:val="clear" w:color="auto" w:fill="FFF3B0"/>
+            <w:tcMar>
+              <w:top w:w="0" w:type="dxa"/>
+              <w:bottom w:w="0" w:type="dxa"/>
+              <w:left w:w="0" w:type="dxa"/>
+              <w:right w:w="0" w:type="dxa"/>
+            </w:tcMar>
+            <w:vAlign w:val="center"/>
+          </w:tcPr>
+          <w:p>
+            <w:pPr>
+              <w:pStyle w:val="Normal"/>
+              <w:jc w:val="center"/>
+              <w:pBdr>
+                <w:bottom w:val="none" w:sz="0" w:space="0" w:color="000000"/>
+                <w:top w:val="none" w:sz="0" w:space="0" w:color="000000"/>
+                <w:left w:val="none" w:sz="0" w:space="0" w:color="000000"/>
+                <w:right w:val="none" w:sz="0" w:space="0" w:color="000000"/>
+              </w:pBdr>
+              <w:spacing w:after="100" w:before="100" w:line="240"/>
+              <w:ind w:left="100" w:right="100" w:firstLine="0" w:firstLineChars="0"/>
+              <w:rPr>
+                <w:rFonts w:ascii="Times New Roman" w:hAnsi="Times New Roman" w:eastAsia="Times New Roman" w:cs="Times New Roman"/>
+                <w:i w:val="false"/>
+                <w:b w:val="true"/>
+                <w:u w:val="none"/>
+                <w:strike w:val="false"/>
+                <w:sz w:val="20"/>
+                <w:szCs w:val="20"/>
+                <w:color w:val="000000"/>
+              </w:rPr>
+            </w:pPr>
+            <w:r>
+              <w:rPr>
+                <w:rFonts w:ascii="Times New Roman" w:hAnsi="Times New Roman" w:eastAsia="Times New Roman" w:cs="Times New Roman"/>
+                <w:i w:val="false"/>
+                <w:b w:val="true"/>
                 <w:u w:val="none"/>
                 <w:strike w:val="false"/>
                 <w:sz w:val="20"/>
@@ -14404,43 +14342,43 @@
               <w:left w:val="none" w:sz="0" w:space="0" w:color="000000"/>
               <w:right w:val="none" w:sz="0" w:space="0" w:color="000000"/>
             </w:tcBorders>
-            <w:shd w:val="clear" w:color="auto" w:fill="FFFFFF"/>
-            <w:tcMar>
-              <w:top w:w="0" w:type="dxa"/>
-              <w:bottom w:w="0" w:type="dxa"/>
-              <w:left w:w="0" w:type="dxa"/>
-              <w:right w:w="0" w:type="dxa"/>
-            </w:tcMar>
-            <w:vAlign w:val="center"/>
-          </w:tcPr>
-          <w:p>
-            <w:pPr>
-              <w:pStyle w:val="Normal"/>
-              <w:jc w:val="center"/>
-              <w:pBdr>
-                <w:bottom w:val="none" w:sz="0" w:space="0" w:color="000000"/>
-                <w:top w:val="none" w:sz="0" w:space="0" w:color="000000"/>
-                <w:left w:val="none" w:sz="0" w:space="0" w:color="000000"/>
-                <w:right w:val="none" w:sz="0" w:space="0" w:color="000000"/>
-              </w:pBdr>
-              <w:spacing w:after="100" w:before="100" w:line="240"/>
-              <w:ind w:left="100" w:right="100" w:firstLine="0" w:firstLineChars="0"/>
-              <w:rPr>
-                <w:rFonts w:ascii="Times New Roman" w:hAnsi="Times New Roman" w:eastAsia="Times New Roman" w:cs="Times New Roman"/>
-                <w:i w:val="false"/>
-                <w:b w:val="false"/>
-                <w:u w:val="none"/>
-                <w:strike w:val="false"/>
-                <w:sz w:val="20"/>
-                <w:szCs w:val="20"/>
-                <w:color w:val="000000"/>
-              </w:rPr>
-            </w:pPr>
-            <w:r>
-              <w:rPr>
-                <w:rFonts w:ascii="Times New Roman" w:hAnsi="Times New Roman" w:eastAsia="Times New Roman" w:cs="Times New Roman"/>
-                <w:i w:val="false"/>
-                <w:b w:val="false"/>
+            <w:shd w:val="clear" w:color="auto" w:fill="FFF3B0"/>
+            <w:tcMar>
+              <w:top w:w="0" w:type="dxa"/>
+              <w:bottom w:w="0" w:type="dxa"/>
+              <w:left w:w="0" w:type="dxa"/>
+              <w:right w:w="0" w:type="dxa"/>
+            </w:tcMar>
+            <w:vAlign w:val="center"/>
+          </w:tcPr>
+          <w:p>
+            <w:pPr>
+              <w:pStyle w:val="Normal"/>
+              <w:jc w:val="center"/>
+              <w:pBdr>
+                <w:bottom w:val="none" w:sz="0" w:space="0" w:color="000000"/>
+                <w:top w:val="none" w:sz="0" w:space="0" w:color="000000"/>
+                <w:left w:val="none" w:sz="0" w:space="0" w:color="000000"/>
+                <w:right w:val="none" w:sz="0" w:space="0" w:color="000000"/>
+              </w:pBdr>
+              <w:spacing w:after="100" w:before="100" w:line="240"/>
+              <w:ind w:left="100" w:right="100" w:firstLine="0" w:firstLineChars="0"/>
+              <w:rPr>
+                <w:rFonts w:ascii="Times New Roman" w:hAnsi="Times New Roman" w:eastAsia="Times New Roman" w:cs="Times New Roman"/>
+                <w:i w:val="false"/>
+                <w:b w:val="true"/>
+                <w:u w:val="none"/>
+                <w:strike w:val="false"/>
+                <w:sz w:val="20"/>
+                <w:szCs w:val="20"/>
+                <w:color w:val="000000"/>
+              </w:rPr>
+            </w:pPr>
+            <w:r>
+              <w:rPr>
+                <w:rFonts w:ascii="Times New Roman" w:hAnsi="Times New Roman" w:eastAsia="Times New Roman" w:cs="Times New Roman"/>
+                <w:i w:val="false"/>
+                <w:b w:val="true"/>
                 <w:u w:val="none"/>
                 <w:strike w:val="false"/>
                 <w:sz w:val="20"/>
@@ -14459,43 +14397,43 @@
               <w:left w:val="none" w:sz="0" w:space="0" w:color="000000"/>
               <w:right w:val="none" w:sz="0" w:space="0" w:color="000000"/>
             </w:tcBorders>
-            <w:shd w:val="clear" w:color="auto" w:fill="FFFFFF"/>
-            <w:tcMar>
-              <w:top w:w="0" w:type="dxa"/>
-              <w:bottom w:w="0" w:type="dxa"/>
-              <w:left w:w="0" w:type="dxa"/>
-              <w:right w:w="0" w:type="dxa"/>
-            </w:tcMar>
-            <w:vAlign w:val="center"/>
-          </w:tcPr>
-          <w:p>
-            <w:pPr>
-              <w:pStyle w:val="Normal"/>
-              <w:jc w:val="center"/>
-              <w:pBdr>
-                <w:bottom w:val="none" w:sz="0" w:space="0" w:color="000000"/>
-                <w:top w:val="none" w:sz="0" w:space="0" w:color="000000"/>
-                <w:left w:val="none" w:sz="0" w:space="0" w:color="000000"/>
-                <w:right w:val="none" w:sz="0" w:space="0" w:color="000000"/>
-              </w:pBdr>
-              <w:spacing w:after="100" w:before="100" w:line="240"/>
-              <w:ind w:left="100" w:right="100" w:firstLine="0" w:firstLineChars="0"/>
-              <w:rPr>
-                <w:rFonts w:ascii="Times New Roman" w:hAnsi="Times New Roman" w:eastAsia="Times New Roman" w:cs="Times New Roman"/>
-                <w:i w:val="false"/>
-                <w:b w:val="false"/>
-                <w:u w:val="none"/>
-                <w:strike w:val="false"/>
-                <w:sz w:val="20"/>
-                <w:szCs w:val="20"/>
-                <w:color w:val="000000"/>
-              </w:rPr>
-            </w:pPr>
-            <w:r>
-              <w:rPr>
-                <w:rFonts w:ascii="Times New Roman" w:hAnsi="Times New Roman" w:eastAsia="Times New Roman" w:cs="Times New Roman"/>
-                <w:i w:val="false"/>
-                <w:b w:val="false"/>
+            <w:shd w:val="clear" w:color="auto" w:fill="FFF3B0"/>
+            <w:tcMar>
+              <w:top w:w="0" w:type="dxa"/>
+              <w:bottom w:w="0" w:type="dxa"/>
+              <w:left w:w="0" w:type="dxa"/>
+              <w:right w:w="0" w:type="dxa"/>
+            </w:tcMar>
+            <w:vAlign w:val="center"/>
+          </w:tcPr>
+          <w:p>
+            <w:pPr>
+              <w:pStyle w:val="Normal"/>
+              <w:jc w:val="center"/>
+              <w:pBdr>
+                <w:bottom w:val="none" w:sz="0" w:space="0" w:color="000000"/>
+                <w:top w:val="none" w:sz="0" w:space="0" w:color="000000"/>
+                <w:left w:val="none" w:sz="0" w:space="0" w:color="000000"/>
+                <w:right w:val="none" w:sz="0" w:space="0" w:color="000000"/>
+              </w:pBdr>
+              <w:spacing w:after="100" w:before="100" w:line="240"/>
+              <w:ind w:left="100" w:right="100" w:firstLine="0" w:firstLineChars="0"/>
+              <w:rPr>
+                <w:rFonts w:ascii="Times New Roman" w:hAnsi="Times New Roman" w:eastAsia="Times New Roman" w:cs="Times New Roman"/>
+                <w:i w:val="false"/>
+                <w:b w:val="true"/>
+                <w:u w:val="none"/>
+                <w:strike w:val="false"/>
+                <w:sz w:val="20"/>
+                <w:szCs w:val="20"/>
+                <w:color w:val="000000"/>
+              </w:rPr>
+            </w:pPr>
+            <w:r>
+              <w:rPr>
+                <w:rFonts w:ascii="Times New Roman" w:hAnsi="Times New Roman" w:eastAsia="Times New Roman" w:cs="Times New Roman"/>
+                <w:i w:val="false"/>
+                <w:b w:val="true"/>
                 <w:u w:val="none"/>
                 <w:strike w:val="false"/>
                 <w:sz w:val="20"/>
@@ -15167,43 +15105,43 @@
               <w:left w:val="none" w:sz="0" w:space="0" w:color="000000"/>
               <w:right w:val="none" w:sz="0" w:space="0" w:color="000000"/>
             </w:tcBorders>
-            <w:shd w:val="clear" w:color="auto" w:fill="FFFFFF"/>
-            <w:tcMar>
-              <w:top w:w="0" w:type="dxa"/>
-              <w:bottom w:w="0" w:type="dxa"/>
-              <w:left w:w="0" w:type="dxa"/>
-              <w:right w:w="0" w:type="dxa"/>
-            </w:tcMar>
-            <w:vAlign w:val="center"/>
-          </w:tcPr>
-          <w:p>
-            <w:pPr>
-              <w:pStyle w:val="Normal"/>
-              <w:jc w:val="center"/>
-              <w:pBdr>
-                <w:bottom w:val="none" w:sz="0" w:space="0" w:color="000000"/>
-                <w:top w:val="none" w:sz="0" w:space="0" w:color="000000"/>
-                <w:left w:val="none" w:sz="0" w:space="0" w:color="000000"/>
-                <w:right w:val="none" w:sz="0" w:space="0" w:color="000000"/>
-              </w:pBdr>
-              <w:spacing w:after="100" w:before="100" w:line="240"/>
-              <w:ind w:left="100" w:right="100" w:firstLine="0" w:firstLineChars="0"/>
-              <w:rPr>
-                <w:rFonts w:ascii="Times New Roman" w:hAnsi="Times New Roman" w:eastAsia="Times New Roman" w:cs="Times New Roman"/>
-                <w:i w:val="false"/>
-                <w:b w:val="false"/>
-                <w:u w:val="none"/>
-                <w:strike w:val="false"/>
-                <w:sz w:val="20"/>
-                <w:szCs w:val="20"/>
-                <w:color w:val="000000"/>
-              </w:rPr>
-            </w:pPr>
-            <w:r>
-              <w:rPr>
-                <w:rFonts w:ascii="Times New Roman" w:hAnsi="Times New Roman" w:eastAsia="Times New Roman" w:cs="Times New Roman"/>
-                <w:i w:val="false"/>
-                <w:b w:val="false"/>
+            <w:shd w:val="clear" w:color="auto" w:fill="FFF3B0"/>
+            <w:tcMar>
+              <w:top w:w="0" w:type="dxa"/>
+              <w:bottom w:w="0" w:type="dxa"/>
+              <w:left w:w="0" w:type="dxa"/>
+              <w:right w:w="0" w:type="dxa"/>
+            </w:tcMar>
+            <w:vAlign w:val="center"/>
+          </w:tcPr>
+          <w:p>
+            <w:pPr>
+              <w:pStyle w:val="Normal"/>
+              <w:jc w:val="center"/>
+              <w:pBdr>
+                <w:bottom w:val="none" w:sz="0" w:space="0" w:color="000000"/>
+                <w:top w:val="none" w:sz="0" w:space="0" w:color="000000"/>
+                <w:left w:val="none" w:sz="0" w:space="0" w:color="000000"/>
+                <w:right w:val="none" w:sz="0" w:space="0" w:color="000000"/>
+              </w:pBdr>
+              <w:spacing w:after="100" w:before="100" w:line="240"/>
+              <w:ind w:left="100" w:right="100" w:firstLine="0" w:firstLineChars="0"/>
+              <w:rPr>
+                <w:rFonts w:ascii="Times New Roman" w:hAnsi="Times New Roman" w:eastAsia="Times New Roman" w:cs="Times New Roman"/>
+                <w:i w:val="false"/>
+                <w:b w:val="true"/>
+                <w:u w:val="none"/>
+                <w:strike w:val="false"/>
+                <w:sz w:val="20"/>
+                <w:szCs w:val="20"/>
+                <w:color w:val="000000"/>
+              </w:rPr>
+            </w:pPr>
+            <w:r>
+              <w:rPr>
+                <w:rFonts w:ascii="Times New Roman" w:hAnsi="Times New Roman" w:eastAsia="Times New Roman" w:cs="Times New Roman"/>
+                <w:i w:val="false"/>
+                <w:b w:val="true"/>
                 <w:u w:val="none"/>
                 <w:strike w:val="false"/>
                 <w:sz w:val="20"/>
@@ -15222,43 +15160,43 @@
               <w:left w:val="none" w:sz="0" w:space="0" w:color="000000"/>
               <w:right w:val="none" w:sz="0" w:space="0" w:color="000000"/>
             </w:tcBorders>
-            <w:shd w:val="clear" w:color="auto" w:fill="FFFFFF"/>
-            <w:tcMar>
-              <w:top w:w="0" w:type="dxa"/>
-              <w:bottom w:w="0" w:type="dxa"/>
-              <w:left w:w="0" w:type="dxa"/>
-              <w:right w:w="0" w:type="dxa"/>
-            </w:tcMar>
-            <w:vAlign w:val="center"/>
-          </w:tcPr>
-          <w:p>
-            <w:pPr>
-              <w:pStyle w:val="Normal"/>
-              <w:jc w:val="center"/>
-              <w:pBdr>
-                <w:bottom w:val="none" w:sz="0" w:space="0" w:color="000000"/>
-                <w:top w:val="none" w:sz="0" w:space="0" w:color="000000"/>
-                <w:left w:val="none" w:sz="0" w:space="0" w:color="000000"/>
-                <w:right w:val="none" w:sz="0" w:space="0" w:color="000000"/>
-              </w:pBdr>
-              <w:spacing w:after="100" w:before="100" w:line="240"/>
-              <w:ind w:left="100" w:right="100" w:firstLine="0" w:firstLineChars="0"/>
-              <w:rPr>
-                <w:rFonts w:ascii="Times New Roman" w:hAnsi="Times New Roman" w:eastAsia="Times New Roman" w:cs="Times New Roman"/>
-                <w:i w:val="false"/>
-                <w:b w:val="false"/>
-                <w:u w:val="none"/>
-                <w:strike w:val="false"/>
-                <w:sz w:val="20"/>
-                <w:szCs w:val="20"/>
-                <w:color w:val="000000"/>
-              </w:rPr>
-            </w:pPr>
-            <w:r>
-              <w:rPr>
-                <w:rFonts w:ascii="Times New Roman" w:hAnsi="Times New Roman" w:eastAsia="Times New Roman" w:cs="Times New Roman"/>
-                <w:i w:val="false"/>
-                <w:b w:val="false"/>
+            <w:shd w:val="clear" w:color="auto" w:fill="FFF3B0"/>
+            <w:tcMar>
+              <w:top w:w="0" w:type="dxa"/>
+              <w:bottom w:w="0" w:type="dxa"/>
+              <w:left w:w="0" w:type="dxa"/>
+              <w:right w:w="0" w:type="dxa"/>
+            </w:tcMar>
+            <w:vAlign w:val="center"/>
+          </w:tcPr>
+          <w:p>
+            <w:pPr>
+              <w:pStyle w:val="Normal"/>
+              <w:jc w:val="center"/>
+              <w:pBdr>
+                <w:bottom w:val="none" w:sz="0" w:space="0" w:color="000000"/>
+                <w:top w:val="none" w:sz="0" w:space="0" w:color="000000"/>
+                <w:left w:val="none" w:sz="0" w:space="0" w:color="000000"/>
+                <w:right w:val="none" w:sz="0" w:space="0" w:color="000000"/>
+              </w:pBdr>
+              <w:spacing w:after="100" w:before="100" w:line="240"/>
+              <w:ind w:left="100" w:right="100" w:firstLine="0" w:firstLineChars="0"/>
+              <w:rPr>
+                <w:rFonts w:ascii="Times New Roman" w:hAnsi="Times New Roman" w:eastAsia="Times New Roman" w:cs="Times New Roman"/>
+                <w:i w:val="false"/>
+                <w:b w:val="true"/>
+                <w:u w:val="none"/>
+                <w:strike w:val="false"/>
+                <w:sz w:val="20"/>
+                <w:szCs w:val="20"/>
+                <w:color w:val="000000"/>
+              </w:rPr>
+            </w:pPr>
+            <w:r>
+              <w:rPr>
+                <w:rFonts w:ascii="Times New Roman" w:hAnsi="Times New Roman" w:eastAsia="Times New Roman" w:cs="Times New Roman"/>
+                <w:i w:val="false"/>
+                <w:b w:val="true"/>
                 <w:u w:val="none"/>
                 <w:strike w:val="false"/>
                 <w:sz w:val="20"/>
@@ -15277,43 +15215,43 @@
               <w:left w:val="none" w:sz="0" w:space="0" w:color="000000"/>
               <w:right w:val="none" w:sz="0" w:space="0" w:color="000000"/>
             </w:tcBorders>
-            <w:shd w:val="clear" w:color="auto" w:fill="FFFFFF"/>
-            <w:tcMar>
-              <w:top w:w="0" w:type="dxa"/>
-              <w:bottom w:w="0" w:type="dxa"/>
-              <w:left w:w="0" w:type="dxa"/>
-              <w:right w:w="0" w:type="dxa"/>
-            </w:tcMar>
-            <w:vAlign w:val="center"/>
-          </w:tcPr>
-          <w:p>
-            <w:pPr>
-              <w:pStyle w:val="Normal"/>
-              <w:jc w:val="center"/>
-              <w:pBdr>
-                <w:bottom w:val="none" w:sz="0" w:space="0" w:color="000000"/>
-                <w:top w:val="none" w:sz="0" w:space="0" w:color="000000"/>
-                <w:left w:val="none" w:sz="0" w:space="0" w:color="000000"/>
-                <w:right w:val="none" w:sz="0" w:space="0" w:color="000000"/>
-              </w:pBdr>
-              <w:spacing w:after="100" w:before="100" w:line="240"/>
-              <w:ind w:left="100" w:right="100" w:firstLine="0" w:firstLineChars="0"/>
-              <w:rPr>
-                <w:rFonts w:ascii="Times New Roman" w:hAnsi="Times New Roman" w:eastAsia="Times New Roman" w:cs="Times New Roman"/>
-                <w:i w:val="false"/>
-                <w:b w:val="false"/>
-                <w:u w:val="none"/>
-                <w:strike w:val="false"/>
-                <w:sz w:val="20"/>
-                <w:szCs w:val="20"/>
-                <w:color w:val="000000"/>
-              </w:rPr>
-            </w:pPr>
-            <w:r>
-              <w:rPr>
-                <w:rFonts w:ascii="Times New Roman" w:hAnsi="Times New Roman" w:eastAsia="Times New Roman" w:cs="Times New Roman"/>
-                <w:i w:val="false"/>
-                <w:b w:val="false"/>
+            <w:shd w:val="clear" w:color="auto" w:fill="FFF3B0"/>
+            <w:tcMar>
+              <w:top w:w="0" w:type="dxa"/>
+              <w:bottom w:w="0" w:type="dxa"/>
+              <w:left w:w="0" w:type="dxa"/>
+              <w:right w:w="0" w:type="dxa"/>
+            </w:tcMar>
+            <w:vAlign w:val="center"/>
+          </w:tcPr>
+          <w:p>
+            <w:pPr>
+              <w:pStyle w:val="Normal"/>
+              <w:jc w:val="center"/>
+              <w:pBdr>
+                <w:bottom w:val="none" w:sz="0" w:space="0" w:color="000000"/>
+                <w:top w:val="none" w:sz="0" w:space="0" w:color="000000"/>
+                <w:left w:val="none" w:sz="0" w:space="0" w:color="000000"/>
+                <w:right w:val="none" w:sz="0" w:space="0" w:color="000000"/>
+              </w:pBdr>
+              <w:spacing w:after="100" w:before="100" w:line="240"/>
+              <w:ind w:left="100" w:right="100" w:firstLine="0" w:firstLineChars="0"/>
+              <w:rPr>
+                <w:rFonts w:ascii="Times New Roman" w:hAnsi="Times New Roman" w:eastAsia="Times New Roman" w:cs="Times New Roman"/>
+                <w:i w:val="false"/>
+                <w:b w:val="true"/>
+                <w:u w:val="none"/>
+                <w:strike w:val="false"/>
+                <w:sz w:val="20"/>
+                <w:szCs w:val="20"/>
+                <w:color w:val="000000"/>
+              </w:rPr>
+            </w:pPr>
+            <w:r>
+              <w:rPr>
+                <w:rFonts w:ascii="Times New Roman" w:hAnsi="Times New Roman" w:eastAsia="Times New Roman" w:cs="Times New Roman"/>
+                <w:i w:val="false"/>
+                <w:b w:val="true"/>
                 <w:u w:val="none"/>
                 <w:strike w:val="false"/>
                 <w:sz w:val="20"/>
@@ -16193,7 +16131,7 @@
                 <w:szCs w:val="20"/>
                 <w:color w:val="000000"/>
               </w:rPr>
-              <w:t xml:space="preserve">TempC</w:t>
+              <w:t xml:space="preserve">Neither</w:t>
             </w:r>
           </w:p>
         </w:tc>
@@ -16473,43 +16411,43 @@
               <w:left w:val="none" w:sz="0" w:space="0" w:color="000000"/>
               <w:right w:val="none" w:sz="0" w:space="0" w:color="000000"/>
             </w:tcBorders>
-            <w:shd w:val="clear" w:color="auto" w:fill="FFFFFF"/>
-            <w:tcMar>
-              <w:top w:w="0" w:type="dxa"/>
-              <w:bottom w:w="0" w:type="dxa"/>
-              <w:left w:w="0" w:type="dxa"/>
-              <w:right w:w="0" w:type="dxa"/>
-            </w:tcMar>
-            <w:vAlign w:val="center"/>
-          </w:tcPr>
-          <w:p>
-            <w:pPr>
-              <w:pStyle w:val="Normal"/>
-              <w:jc w:val="center"/>
-              <w:pBdr>
-                <w:bottom w:val="none" w:sz="0" w:space="0" w:color="000000"/>
-                <w:top w:val="none" w:sz="0" w:space="0" w:color="000000"/>
-                <w:left w:val="none" w:sz="0" w:space="0" w:color="000000"/>
-                <w:right w:val="none" w:sz="0" w:space="0" w:color="000000"/>
-              </w:pBdr>
-              <w:spacing w:after="100" w:before="100" w:line="240"/>
-              <w:ind w:left="100" w:right="100" w:firstLine="0" w:firstLineChars="0"/>
-              <w:rPr>
-                <w:rFonts w:ascii="Times New Roman" w:hAnsi="Times New Roman" w:eastAsia="Times New Roman" w:cs="Times New Roman"/>
-                <w:i w:val="false"/>
-                <w:b w:val="false"/>
-                <w:u w:val="none"/>
-                <w:strike w:val="false"/>
-                <w:sz w:val="20"/>
-                <w:szCs w:val="20"/>
-                <w:color w:val="000000"/>
-              </w:rPr>
-            </w:pPr>
-            <w:r>
-              <w:rPr>
-                <w:rFonts w:ascii="Times New Roman" w:hAnsi="Times New Roman" w:eastAsia="Times New Roman" w:cs="Times New Roman"/>
-                <w:i w:val="false"/>
-                <w:b w:val="false"/>
+            <w:shd w:val="clear" w:color="auto" w:fill="FFF3B0"/>
+            <w:tcMar>
+              <w:top w:w="0" w:type="dxa"/>
+              <w:bottom w:w="0" w:type="dxa"/>
+              <w:left w:w="0" w:type="dxa"/>
+              <w:right w:w="0" w:type="dxa"/>
+            </w:tcMar>
+            <w:vAlign w:val="center"/>
+          </w:tcPr>
+          <w:p>
+            <w:pPr>
+              <w:pStyle w:val="Normal"/>
+              <w:jc w:val="center"/>
+              <w:pBdr>
+                <w:bottom w:val="none" w:sz="0" w:space="0" w:color="000000"/>
+                <w:top w:val="none" w:sz="0" w:space="0" w:color="000000"/>
+                <w:left w:val="none" w:sz="0" w:space="0" w:color="000000"/>
+                <w:right w:val="none" w:sz="0" w:space="0" w:color="000000"/>
+              </w:pBdr>
+              <w:spacing w:after="100" w:before="100" w:line="240"/>
+              <w:ind w:left="100" w:right="100" w:firstLine="0" w:firstLineChars="0"/>
+              <w:rPr>
+                <w:rFonts w:ascii="Times New Roman" w:hAnsi="Times New Roman" w:eastAsia="Times New Roman" w:cs="Times New Roman"/>
+                <w:i w:val="false"/>
+                <w:b w:val="true"/>
+                <w:u w:val="none"/>
+                <w:strike w:val="false"/>
+                <w:sz w:val="20"/>
+                <w:szCs w:val="20"/>
+                <w:color w:val="000000"/>
+              </w:rPr>
+            </w:pPr>
+            <w:r>
+              <w:rPr>
+                <w:rFonts w:ascii="Times New Roman" w:hAnsi="Times New Roman" w:eastAsia="Times New Roman" w:cs="Times New Roman"/>
+                <w:i w:val="false"/>
+                <w:b w:val="true"/>
                 <w:u w:val="none"/>
                 <w:strike w:val="false"/>
                 <w:sz w:val="20"/>
@@ -16528,43 +16466,43 @@
               <w:left w:val="none" w:sz="0" w:space="0" w:color="000000"/>
               <w:right w:val="none" w:sz="0" w:space="0" w:color="000000"/>
             </w:tcBorders>
-            <w:shd w:val="clear" w:color="auto" w:fill="FFFFFF"/>
-            <w:tcMar>
-              <w:top w:w="0" w:type="dxa"/>
-              <w:bottom w:w="0" w:type="dxa"/>
-              <w:left w:w="0" w:type="dxa"/>
-              <w:right w:w="0" w:type="dxa"/>
-            </w:tcMar>
-            <w:vAlign w:val="center"/>
-          </w:tcPr>
-          <w:p>
-            <w:pPr>
-              <w:pStyle w:val="Normal"/>
-              <w:jc w:val="center"/>
-              <w:pBdr>
-                <w:bottom w:val="none" w:sz="0" w:space="0" w:color="000000"/>
-                <w:top w:val="none" w:sz="0" w:space="0" w:color="000000"/>
-                <w:left w:val="none" w:sz="0" w:space="0" w:color="000000"/>
-                <w:right w:val="none" w:sz="0" w:space="0" w:color="000000"/>
-              </w:pBdr>
-              <w:spacing w:after="100" w:before="100" w:line="240"/>
-              <w:ind w:left="100" w:right="100" w:firstLine="0" w:firstLineChars="0"/>
-              <w:rPr>
-                <w:rFonts w:ascii="Times New Roman" w:hAnsi="Times New Roman" w:eastAsia="Times New Roman" w:cs="Times New Roman"/>
-                <w:i w:val="false"/>
-                <w:b w:val="false"/>
-                <w:u w:val="none"/>
-                <w:strike w:val="false"/>
-                <w:sz w:val="20"/>
-                <w:szCs w:val="20"/>
-                <w:color w:val="000000"/>
-              </w:rPr>
-            </w:pPr>
-            <w:r>
-              <w:rPr>
-                <w:rFonts w:ascii="Times New Roman" w:hAnsi="Times New Roman" w:eastAsia="Times New Roman" w:cs="Times New Roman"/>
-                <w:i w:val="false"/>
-                <w:b w:val="false"/>
+            <w:shd w:val="clear" w:color="auto" w:fill="FFF3B0"/>
+            <w:tcMar>
+              <w:top w:w="0" w:type="dxa"/>
+              <w:bottom w:w="0" w:type="dxa"/>
+              <w:left w:w="0" w:type="dxa"/>
+              <w:right w:w="0" w:type="dxa"/>
+            </w:tcMar>
+            <w:vAlign w:val="center"/>
+          </w:tcPr>
+          <w:p>
+            <w:pPr>
+              <w:pStyle w:val="Normal"/>
+              <w:jc w:val="center"/>
+              <w:pBdr>
+                <w:bottom w:val="none" w:sz="0" w:space="0" w:color="000000"/>
+                <w:top w:val="none" w:sz="0" w:space="0" w:color="000000"/>
+                <w:left w:val="none" w:sz="0" w:space="0" w:color="000000"/>
+                <w:right w:val="none" w:sz="0" w:space="0" w:color="000000"/>
+              </w:pBdr>
+              <w:spacing w:after="100" w:before="100" w:line="240"/>
+              <w:ind w:left="100" w:right="100" w:firstLine="0" w:firstLineChars="0"/>
+              <w:rPr>
+                <w:rFonts w:ascii="Times New Roman" w:hAnsi="Times New Roman" w:eastAsia="Times New Roman" w:cs="Times New Roman"/>
+                <w:i w:val="false"/>
+                <w:b w:val="true"/>
+                <w:u w:val="none"/>
+                <w:strike w:val="false"/>
+                <w:sz w:val="20"/>
+                <w:szCs w:val="20"/>
+                <w:color w:val="000000"/>
+              </w:rPr>
+            </w:pPr>
+            <w:r>
+              <w:rPr>
+                <w:rFonts w:ascii="Times New Roman" w:hAnsi="Times New Roman" w:eastAsia="Times New Roman" w:cs="Times New Roman"/>
+                <w:i w:val="false"/>
+                <w:b w:val="true"/>
                 <w:u w:val="none"/>
                 <w:strike w:val="false"/>
                 <w:sz w:val="20"/>
@@ -16583,43 +16521,43 @@
               <w:left w:val="none" w:sz="0" w:space="0" w:color="000000"/>
               <w:right w:val="none" w:sz="0" w:space="0" w:color="000000"/>
             </w:tcBorders>
-            <w:shd w:val="clear" w:color="auto" w:fill="FFFFFF"/>
-            <w:tcMar>
-              <w:top w:w="0" w:type="dxa"/>
-              <w:bottom w:w="0" w:type="dxa"/>
-              <w:left w:w="0" w:type="dxa"/>
-              <w:right w:w="0" w:type="dxa"/>
-            </w:tcMar>
-            <w:vAlign w:val="center"/>
-          </w:tcPr>
-          <w:p>
-            <w:pPr>
-              <w:pStyle w:val="Normal"/>
-              <w:jc w:val="center"/>
-              <w:pBdr>
-                <w:bottom w:val="none" w:sz="0" w:space="0" w:color="000000"/>
-                <w:top w:val="none" w:sz="0" w:space="0" w:color="000000"/>
-                <w:left w:val="none" w:sz="0" w:space="0" w:color="000000"/>
-                <w:right w:val="none" w:sz="0" w:space="0" w:color="000000"/>
-              </w:pBdr>
-              <w:spacing w:after="100" w:before="100" w:line="240"/>
-              <w:ind w:left="100" w:right="100" w:firstLine="0" w:firstLineChars="0"/>
-              <w:rPr>
-                <w:rFonts w:ascii="Times New Roman" w:hAnsi="Times New Roman" w:eastAsia="Times New Roman" w:cs="Times New Roman"/>
-                <w:i w:val="false"/>
-                <w:b w:val="false"/>
-                <w:u w:val="none"/>
-                <w:strike w:val="false"/>
-                <w:sz w:val="20"/>
-                <w:szCs w:val="20"/>
-                <w:color w:val="000000"/>
-              </w:rPr>
-            </w:pPr>
-            <w:r>
-              <w:rPr>
-                <w:rFonts w:ascii="Times New Roman" w:hAnsi="Times New Roman" w:eastAsia="Times New Roman" w:cs="Times New Roman"/>
-                <w:i w:val="false"/>
-                <w:b w:val="false"/>
+            <w:shd w:val="clear" w:color="auto" w:fill="FFF3B0"/>
+            <w:tcMar>
+              <w:top w:w="0" w:type="dxa"/>
+              <w:bottom w:w="0" w:type="dxa"/>
+              <w:left w:w="0" w:type="dxa"/>
+              <w:right w:w="0" w:type="dxa"/>
+            </w:tcMar>
+            <w:vAlign w:val="center"/>
+          </w:tcPr>
+          <w:p>
+            <w:pPr>
+              <w:pStyle w:val="Normal"/>
+              <w:jc w:val="center"/>
+              <w:pBdr>
+                <w:bottom w:val="none" w:sz="0" w:space="0" w:color="000000"/>
+                <w:top w:val="none" w:sz="0" w:space="0" w:color="000000"/>
+                <w:left w:val="none" w:sz="0" w:space="0" w:color="000000"/>
+                <w:right w:val="none" w:sz="0" w:space="0" w:color="000000"/>
+              </w:pBdr>
+              <w:spacing w:after="100" w:before="100" w:line="240"/>
+              <w:ind w:left="100" w:right="100" w:firstLine="0" w:firstLineChars="0"/>
+              <w:rPr>
+                <w:rFonts w:ascii="Times New Roman" w:hAnsi="Times New Roman" w:eastAsia="Times New Roman" w:cs="Times New Roman"/>
+                <w:i w:val="false"/>
+                <w:b w:val="true"/>
+                <w:u w:val="none"/>
+                <w:strike w:val="false"/>
+                <w:sz w:val="20"/>
+                <w:szCs w:val="20"/>
+                <w:color w:val="000000"/>
+              </w:rPr>
+            </w:pPr>
+            <w:r>
+              <w:rPr>
+                <w:rFonts w:ascii="Times New Roman" w:hAnsi="Times New Roman" w:eastAsia="Times New Roman" w:cs="Times New Roman"/>
+                <w:i w:val="false"/>
+                <w:b w:val="true"/>
                 <w:u w:val="none"/>
                 <w:strike w:val="false"/>
                 <w:sz w:val="20"/>
@@ -17139,43 +17077,43 @@
               <w:left w:val="none" w:sz="0" w:space="0" w:color="000000"/>
               <w:right w:val="none" w:sz="0" w:space="0" w:color="000000"/>
             </w:tcBorders>
-            <w:shd w:val="clear" w:color="auto" w:fill="FFFFFF"/>
-            <w:tcMar>
-              <w:top w:w="0" w:type="dxa"/>
-              <w:bottom w:w="0" w:type="dxa"/>
-              <w:left w:w="0" w:type="dxa"/>
-              <w:right w:w="0" w:type="dxa"/>
-            </w:tcMar>
-            <w:vAlign w:val="center"/>
-          </w:tcPr>
-          <w:p>
-            <w:pPr>
-              <w:pStyle w:val="Normal"/>
-              <w:jc w:val="center"/>
-              <w:pBdr>
-                <w:bottom w:val="none" w:sz="0" w:space="0" w:color="000000"/>
-                <w:top w:val="none" w:sz="0" w:space="0" w:color="000000"/>
-                <w:left w:val="none" w:sz="0" w:space="0" w:color="000000"/>
-                <w:right w:val="none" w:sz="0" w:space="0" w:color="000000"/>
-              </w:pBdr>
-              <w:spacing w:after="100" w:before="100" w:line="240"/>
-              <w:ind w:left="100" w:right="100" w:firstLine="0" w:firstLineChars="0"/>
-              <w:rPr>
-                <w:rFonts w:ascii="Times New Roman" w:hAnsi="Times New Roman" w:eastAsia="Times New Roman" w:cs="Times New Roman"/>
-                <w:i w:val="false"/>
-                <w:b w:val="false"/>
-                <w:u w:val="none"/>
-                <w:strike w:val="false"/>
-                <w:sz w:val="20"/>
-                <w:szCs w:val="20"/>
-                <w:color w:val="000000"/>
-              </w:rPr>
-            </w:pPr>
-            <w:r>
-              <w:rPr>
-                <w:rFonts w:ascii="Times New Roman" w:hAnsi="Times New Roman" w:eastAsia="Times New Roman" w:cs="Times New Roman"/>
-                <w:i w:val="false"/>
-                <w:b w:val="false"/>
+            <w:shd w:val="clear" w:color="auto" w:fill="FFF3B0"/>
+            <w:tcMar>
+              <w:top w:w="0" w:type="dxa"/>
+              <w:bottom w:w="0" w:type="dxa"/>
+              <w:left w:w="0" w:type="dxa"/>
+              <w:right w:w="0" w:type="dxa"/>
+            </w:tcMar>
+            <w:vAlign w:val="center"/>
+          </w:tcPr>
+          <w:p>
+            <w:pPr>
+              <w:pStyle w:val="Normal"/>
+              <w:jc w:val="center"/>
+              <w:pBdr>
+                <w:bottom w:val="none" w:sz="0" w:space="0" w:color="000000"/>
+                <w:top w:val="none" w:sz="0" w:space="0" w:color="000000"/>
+                <w:left w:val="none" w:sz="0" w:space="0" w:color="000000"/>
+                <w:right w:val="none" w:sz="0" w:space="0" w:color="000000"/>
+              </w:pBdr>
+              <w:spacing w:after="100" w:before="100" w:line="240"/>
+              <w:ind w:left="100" w:right="100" w:firstLine="0" w:firstLineChars="0"/>
+              <w:rPr>
+                <w:rFonts w:ascii="Times New Roman" w:hAnsi="Times New Roman" w:eastAsia="Times New Roman" w:cs="Times New Roman"/>
+                <w:i w:val="false"/>
+                <w:b w:val="true"/>
+                <w:u w:val="none"/>
+                <w:strike w:val="false"/>
+                <w:sz w:val="20"/>
+                <w:szCs w:val="20"/>
+                <w:color w:val="000000"/>
+              </w:rPr>
+            </w:pPr>
+            <w:r>
+              <w:rPr>
+                <w:rFonts w:ascii="Times New Roman" w:hAnsi="Times New Roman" w:eastAsia="Times New Roman" w:cs="Times New Roman"/>
+                <w:i w:val="false"/>
+                <w:b w:val="true"/>
                 <w:u w:val="none"/>
                 <w:strike w:val="false"/>
                 <w:sz w:val="20"/>
@@ -17194,43 +17132,43 @@
               <w:left w:val="none" w:sz="0" w:space="0" w:color="000000"/>
               <w:right w:val="none" w:sz="0" w:space="0" w:color="000000"/>
             </w:tcBorders>
-            <w:shd w:val="clear" w:color="auto" w:fill="FFFFFF"/>
-            <w:tcMar>
-              <w:top w:w="0" w:type="dxa"/>
-              <w:bottom w:w="0" w:type="dxa"/>
-              <w:left w:w="0" w:type="dxa"/>
-              <w:right w:w="0" w:type="dxa"/>
-            </w:tcMar>
-            <w:vAlign w:val="center"/>
-          </w:tcPr>
-          <w:p>
-            <w:pPr>
-              <w:pStyle w:val="Normal"/>
-              <w:jc w:val="center"/>
-              <w:pBdr>
-                <w:bottom w:val="none" w:sz="0" w:space="0" w:color="000000"/>
-                <w:top w:val="none" w:sz="0" w:space="0" w:color="000000"/>
-                <w:left w:val="none" w:sz="0" w:space="0" w:color="000000"/>
-                <w:right w:val="none" w:sz="0" w:space="0" w:color="000000"/>
-              </w:pBdr>
-              <w:spacing w:after="100" w:before="100" w:line="240"/>
-              <w:ind w:left="100" w:right="100" w:firstLine="0" w:firstLineChars="0"/>
-              <w:rPr>
-                <w:rFonts w:ascii="Times New Roman" w:hAnsi="Times New Roman" w:eastAsia="Times New Roman" w:cs="Times New Roman"/>
-                <w:i w:val="false"/>
-                <w:b w:val="false"/>
-                <w:u w:val="none"/>
-                <w:strike w:val="false"/>
-                <w:sz w:val="20"/>
-                <w:szCs w:val="20"/>
-                <w:color w:val="000000"/>
-              </w:rPr>
-            </w:pPr>
-            <w:r>
-              <w:rPr>
-                <w:rFonts w:ascii="Times New Roman" w:hAnsi="Times New Roman" w:eastAsia="Times New Roman" w:cs="Times New Roman"/>
-                <w:i w:val="false"/>
-                <w:b w:val="false"/>
+            <w:shd w:val="clear" w:color="auto" w:fill="FFF3B0"/>
+            <w:tcMar>
+              <w:top w:w="0" w:type="dxa"/>
+              <w:bottom w:w="0" w:type="dxa"/>
+              <w:left w:w="0" w:type="dxa"/>
+              <w:right w:w="0" w:type="dxa"/>
+            </w:tcMar>
+            <w:vAlign w:val="center"/>
+          </w:tcPr>
+          <w:p>
+            <w:pPr>
+              <w:pStyle w:val="Normal"/>
+              <w:jc w:val="center"/>
+              <w:pBdr>
+                <w:bottom w:val="none" w:sz="0" w:space="0" w:color="000000"/>
+                <w:top w:val="none" w:sz="0" w:space="0" w:color="000000"/>
+                <w:left w:val="none" w:sz="0" w:space="0" w:color="000000"/>
+                <w:right w:val="none" w:sz="0" w:space="0" w:color="000000"/>
+              </w:pBdr>
+              <w:spacing w:after="100" w:before="100" w:line="240"/>
+              <w:ind w:left="100" w:right="100" w:firstLine="0" w:firstLineChars="0"/>
+              <w:rPr>
+                <w:rFonts w:ascii="Times New Roman" w:hAnsi="Times New Roman" w:eastAsia="Times New Roman" w:cs="Times New Roman"/>
+                <w:i w:val="false"/>
+                <w:b w:val="true"/>
+                <w:u w:val="none"/>
+                <w:strike w:val="false"/>
+                <w:sz w:val="20"/>
+                <w:szCs w:val="20"/>
+                <w:color w:val="000000"/>
+              </w:rPr>
+            </w:pPr>
+            <w:r>
+              <w:rPr>
+                <w:rFonts w:ascii="Times New Roman" w:hAnsi="Times New Roman" w:eastAsia="Times New Roman" w:cs="Times New Roman"/>
+                <w:i w:val="false"/>
+                <w:b w:val="true"/>
                 <w:u w:val="none"/>
                 <w:strike w:val="false"/>
                 <w:sz w:val="20"/>
@@ -17249,43 +17187,43 @@
               <w:left w:val="none" w:sz="0" w:space="0" w:color="000000"/>
               <w:right w:val="none" w:sz="0" w:space="0" w:color="000000"/>
             </w:tcBorders>
-            <w:shd w:val="clear" w:color="auto" w:fill="FFFFFF"/>
-            <w:tcMar>
-              <w:top w:w="0" w:type="dxa"/>
-              <w:bottom w:w="0" w:type="dxa"/>
-              <w:left w:w="0" w:type="dxa"/>
-              <w:right w:w="0" w:type="dxa"/>
-            </w:tcMar>
-            <w:vAlign w:val="center"/>
-          </w:tcPr>
-          <w:p>
-            <w:pPr>
-              <w:pStyle w:val="Normal"/>
-              <w:jc w:val="center"/>
-              <w:pBdr>
-                <w:bottom w:val="none" w:sz="0" w:space="0" w:color="000000"/>
-                <w:top w:val="none" w:sz="0" w:space="0" w:color="000000"/>
-                <w:left w:val="none" w:sz="0" w:space="0" w:color="000000"/>
-                <w:right w:val="none" w:sz="0" w:space="0" w:color="000000"/>
-              </w:pBdr>
-              <w:spacing w:after="100" w:before="100" w:line="240"/>
-              <w:ind w:left="100" w:right="100" w:firstLine="0" w:firstLineChars="0"/>
-              <w:rPr>
-                <w:rFonts w:ascii="Times New Roman" w:hAnsi="Times New Roman" w:eastAsia="Times New Roman" w:cs="Times New Roman"/>
-                <w:i w:val="false"/>
-                <w:b w:val="false"/>
-                <w:u w:val="none"/>
-                <w:strike w:val="false"/>
-                <w:sz w:val="20"/>
-                <w:szCs w:val="20"/>
-                <w:color w:val="000000"/>
-              </w:rPr>
-            </w:pPr>
-            <w:r>
-              <w:rPr>
-                <w:rFonts w:ascii="Times New Roman" w:hAnsi="Times New Roman" w:eastAsia="Times New Roman" w:cs="Times New Roman"/>
-                <w:i w:val="false"/>
-                <w:b w:val="false"/>
+            <w:shd w:val="clear" w:color="auto" w:fill="FFF3B0"/>
+            <w:tcMar>
+              <w:top w:w="0" w:type="dxa"/>
+              <w:bottom w:w="0" w:type="dxa"/>
+              <w:left w:w="0" w:type="dxa"/>
+              <w:right w:w="0" w:type="dxa"/>
+            </w:tcMar>
+            <w:vAlign w:val="center"/>
+          </w:tcPr>
+          <w:p>
+            <w:pPr>
+              <w:pStyle w:val="Normal"/>
+              <w:jc w:val="center"/>
+              <w:pBdr>
+                <w:bottom w:val="none" w:sz="0" w:space="0" w:color="000000"/>
+                <w:top w:val="none" w:sz="0" w:space="0" w:color="000000"/>
+                <w:left w:val="none" w:sz="0" w:space="0" w:color="000000"/>
+                <w:right w:val="none" w:sz="0" w:space="0" w:color="000000"/>
+              </w:pBdr>
+              <w:spacing w:after="100" w:before="100" w:line="240"/>
+              <w:ind w:left="100" w:right="100" w:firstLine="0" w:firstLineChars="0"/>
+              <w:rPr>
+                <w:rFonts w:ascii="Times New Roman" w:hAnsi="Times New Roman" w:eastAsia="Times New Roman" w:cs="Times New Roman"/>
+                <w:i w:val="false"/>
+                <w:b w:val="true"/>
+                <w:u w:val="none"/>
+                <w:strike w:val="false"/>
+                <w:sz w:val="20"/>
+                <w:szCs w:val="20"/>
+                <w:color w:val="000000"/>
+              </w:rPr>
+            </w:pPr>
+            <w:r>
+              <w:rPr>
+                <w:rFonts w:ascii="Times New Roman" w:hAnsi="Times New Roman" w:eastAsia="Times New Roman" w:cs="Times New Roman"/>
+                <w:i w:val="false"/>
+                <w:b w:val="true"/>
                 <w:u w:val="none"/>
                 <w:strike w:val="false"/>
                 <w:sz w:val="20"/>
@@ -17627,43 +17565,43 @@
               <w:left w:val="none" w:sz="0" w:space="0" w:color="000000"/>
               <w:right w:val="none" w:sz="0" w:space="0" w:color="000000"/>
             </w:tcBorders>
-            <w:shd w:val="clear" w:color="auto" w:fill="FFFFFF"/>
-            <w:tcMar>
-              <w:top w:w="0" w:type="dxa"/>
-              <w:bottom w:w="0" w:type="dxa"/>
-              <w:left w:w="0" w:type="dxa"/>
-              <w:right w:w="0" w:type="dxa"/>
-            </w:tcMar>
-            <w:vAlign w:val="center"/>
-          </w:tcPr>
-          <w:p>
-            <w:pPr>
-              <w:pStyle w:val="Normal"/>
-              <w:jc w:val="center"/>
-              <w:pBdr>
-                <w:bottom w:val="none" w:sz="0" w:space="0" w:color="000000"/>
-                <w:top w:val="none" w:sz="0" w:space="0" w:color="000000"/>
-                <w:left w:val="none" w:sz="0" w:space="0" w:color="000000"/>
-                <w:right w:val="none" w:sz="0" w:space="0" w:color="000000"/>
-              </w:pBdr>
-              <w:spacing w:after="100" w:before="100" w:line="240"/>
-              <w:ind w:left="100" w:right="100" w:firstLine="0" w:firstLineChars="0"/>
-              <w:rPr>
-                <w:rFonts w:ascii="Times New Roman" w:hAnsi="Times New Roman" w:eastAsia="Times New Roman" w:cs="Times New Roman"/>
-                <w:i w:val="false"/>
-                <w:b w:val="false"/>
-                <w:u w:val="none"/>
-                <w:strike w:val="false"/>
-                <w:sz w:val="20"/>
-                <w:szCs w:val="20"/>
-                <w:color w:val="000000"/>
-              </w:rPr>
-            </w:pPr>
-            <w:r>
-              <w:rPr>
-                <w:rFonts w:ascii="Times New Roman" w:hAnsi="Times New Roman" w:eastAsia="Times New Roman" w:cs="Times New Roman"/>
-                <w:i w:val="false"/>
-                <w:b w:val="false"/>
+            <w:shd w:val="clear" w:color="auto" w:fill="FFF3B0"/>
+            <w:tcMar>
+              <w:top w:w="0" w:type="dxa"/>
+              <w:bottom w:w="0" w:type="dxa"/>
+              <w:left w:w="0" w:type="dxa"/>
+              <w:right w:w="0" w:type="dxa"/>
+            </w:tcMar>
+            <w:vAlign w:val="center"/>
+          </w:tcPr>
+          <w:p>
+            <w:pPr>
+              <w:pStyle w:val="Normal"/>
+              <w:jc w:val="center"/>
+              <w:pBdr>
+                <w:bottom w:val="none" w:sz="0" w:space="0" w:color="000000"/>
+                <w:top w:val="none" w:sz="0" w:space="0" w:color="000000"/>
+                <w:left w:val="none" w:sz="0" w:space="0" w:color="000000"/>
+                <w:right w:val="none" w:sz="0" w:space="0" w:color="000000"/>
+              </w:pBdr>
+              <w:spacing w:after="100" w:before="100" w:line="240"/>
+              <w:ind w:left="100" w:right="100" w:firstLine="0" w:firstLineChars="0"/>
+              <w:rPr>
+                <w:rFonts w:ascii="Times New Roman" w:hAnsi="Times New Roman" w:eastAsia="Times New Roman" w:cs="Times New Roman"/>
+                <w:i w:val="false"/>
+                <w:b w:val="true"/>
+                <w:u w:val="none"/>
+                <w:strike w:val="false"/>
+                <w:sz w:val="20"/>
+                <w:szCs w:val="20"/>
+                <w:color w:val="000000"/>
+              </w:rPr>
+            </w:pPr>
+            <w:r>
+              <w:rPr>
+                <w:rFonts w:ascii="Times New Roman" w:hAnsi="Times New Roman" w:eastAsia="Times New Roman" w:cs="Times New Roman"/>
+                <w:i w:val="false"/>
+                <w:b w:val="true"/>
                 <w:u w:val="none"/>
                 <w:strike w:val="false"/>
                 <w:sz w:val="20"/>
@@ -17682,43 +17620,43 @@
               <w:left w:val="none" w:sz="0" w:space="0" w:color="000000"/>
               <w:right w:val="none" w:sz="0" w:space="0" w:color="000000"/>
             </w:tcBorders>
-            <w:shd w:val="clear" w:color="auto" w:fill="FFFFFF"/>
-            <w:tcMar>
-              <w:top w:w="0" w:type="dxa"/>
-              <w:bottom w:w="0" w:type="dxa"/>
-              <w:left w:w="0" w:type="dxa"/>
-              <w:right w:w="0" w:type="dxa"/>
-            </w:tcMar>
-            <w:vAlign w:val="center"/>
-          </w:tcPr>
-          <w:p>
-            <w:pPr>
-              <w:pStyle w:val="Normal"/>
-              <w:jc w:val="center"/>
-              <w:pBdr>
-                <w:bottom w:val="none" w:sz="0" w:space="0" w:color="000000"/>
-                <w:top w:val="none" w:sz="0" w:space="0" w:color="000000"/>
-                <w:left w:val="none" w:sz="0" w:space="0" w:color="000000"/>
-                <w:right w:val="none" w:sz="0" w:space="0" w:color="000000"/>
-              </w:pBdr>
-              <w:spacing w:after="100" w:before="100" w:line="240"/>
-              <w:ind w:left="100" w:right="100" w:firstLine="0" w:firstLineChars="0"/>
-              <w:rPr>
-                <w:rFonts w:ascii="Times New Roman" w:hAnsi="Times New Roman" w:eastAsia="Times New Roman" w:cs="Times New Roman"/>
-                <w:i w:val="false"/>
-                <w:b w:val="false"/>
-                <w:u w:val="none"/>
-                <w:strike w:val="false"/>
-                <w:sz w:val="20"/>
-                <w:szCs w:val="20"/>
-                <w:color w:val="000000"/>
-              </w:rPr>
-            </w:pPr>
-            <w:r>
-              <w:rPr>
-                <w:rFonts w:ascii="Times New Roman" w:hAnsi="Times New Roman" w:eastAsia="Times New Roman" w:cs="Times New Roman"/>
-                <w:i w:val="false"/>
-                <w:b w:val="false"/>
+            <w:shd w:val="clear" w:color="auto" w:fill="FFF3B0"/>
+            <w:tcMar>
+              <w:top w:w="0" w:type="dxa"/>
+              <w:bottom w:w="0" w:type="dxa"/>
+              <w:left w:w="0" w:type="dxa"/>
+              <w:right w:w="0" w:type="dxa"/>
+            </w:tcMar>
+            <w:vAlign w:val="center"/>
+          </w:tcPr>
+          <w:p>
+            <w:pPr>
+              <w:pStyle w:val="Normal"/>
+              <w:jc w:val="center"/>
+              <w:pBdr>
+                <w:bottom w:val="none" w:sz="0" w:space="0" w:color="000000"/>
+                <w:top w:val="none" w:sz="0" w:space="0" w:color="000000"/>
+                <w:left w:val="none" w:sz="0" w:space="0" w:color="000000"/>
+                <w:right w:val="none" w:sz="0" w:space="0" w:color="000000"/>
+              </w:pBdr>
+              <w:spacing w:after="100" w:before="100" w:line="240"/>
+              <w:ind w:left="100" w:right="100" w:firstLine="0" w:firstLineChars="0"/>
+              <w:rPr>
+                <w:rFonts w:ascii="Times New Roman" w:hAnsi="Times New Roman" w:eastAsia="Times New Roman" w:cs="Times New Roman"/>
+                <w:i w:val="false"/>
+                <w:b w:val="true"/>
+                <w:u w:val="none"/>
+                <w:strike w:val="false"/>
+                <w:sz w:val="20"/>
+                <w:szCs w:val="20"/>
+                <w:color w:val="000000"/>
+              </w:rPr>
+            </w:pPr>
+            <w:r>
+              <w:rPr>
+                <w:rFonts w:ascii="Times New Roman" w:hAnsi="Times New Roman" w:eastAsia="Times New Roman" w:cs="Times New Roman"/>
+                <w:i w:val="false"/>
+                <w:b w:val="true"/>
                 <w:u w:val="none"/>
                 <w:strike w:val="false"/>
                 <w:sz w:val="20"/>
@@ -17737,43 +17675,43 @@
               <w:left w:val="none" w:sz="0" w:space="0" w:color="000000"/>
               <w:right w:val="none" w:sz="0" w:space="0" w:color="000000"/>
             </w:tcBorders>
-            <w:shd w:val="clear" w:color="auto" w:fill="FFFFFF"/>
-            <w:tcMar>
-              <w:top w:w="0" w:type="dxa"/>
-              <w:bottom w:w="0" w:type="dxa"/>
-              <w:left w:w="0" w:type="dxa"/>
-              <w:right w:w="0" w:type="dxa"/>
-            </w:tcMar>
-            <w:vAlign w:val="center"/>
-          </w:tcPr>
-          <w:p>
-            <w:pPr>
-              <w:pStyle w:val="Normal"/>
-              <w:jc w:val="center"/>
-              <w:pBdr>
-                <w:bottom w:val="none" w:sz="0" w:space="0" w:color="000000"/>
-                <w:top w:val="none" w:sz="0" w:space="0" w:color="000000"/>
-                <w:left w:val="none" w:sz="0" w:space="0" w:color="000000"/>
-                <w:right w:val="none" w:sz="0" w:space="0" w:color="000000"/>
-              </w:pBdr>
-              <w:spacing w:after="100" w:before="100" w:line="240"/>
-              <w:ind w:left="100" w:right="100" w:firstLine="0" w:firstLineChars="0"/>
-              <w:rPr>
-                <w:rFonts w:ascii="Times New Roman" w:hAnsi="Times New Roman" w:eastAsia="Times New Roman" w:cs="Times New Roman"/>
-                <w:i w:val="false"/>
-                <w:b w:val="false"/>
-                <w:u w:val="none"/>
-                <w:strike w:val="false"/>
-                <w:sz w:val="20"/>
-                <w:szCs w:val="20"/>
-                <w:color w:val="000000"/>
-              </w:rPr>
-            </w:pPr>
-            <w:r>
-              <w:rPr>
-                <w:rFonts w:ascii="Times New Roman" w:hAnsi="Times New Roman" w:eastAsia="Times New Roman" w:cs="Times New Roman"/>
-                <w:i w:val="false"/>
-                <w:b w:val="false"/>
+            <w:shd w:val="clear" w:color="auto" w:fill="FFF3B0"/>
+            <w:tcMar>
+              <w:top w:w="0" w:type="dxa"/>
+              <w:bottom w:w="0" w:type="dxa"/>
+              <w:left w:w="0" w:type="dxa"/>
+              <w:right w:w="0" w:type="dxa"/>
+            </w:tcMar>
+            <w:vAlign w:val="center"/>
+          </w:tcPr>
+          <w:p>
+            <w:pPr>
+              <w:pStyle w:val="Normal"/>
+              <w:jc w:val="center"/>
+              <w:pBdr>
+                <w:bottom w:val="none" w:sz="0" w:space="0" w:color="000000"/>
+                <w:top w:val="none" w:sz="0" w:space="0" w:color="000000"/>
+                <w:left w:val="none" w:sz="0" w:space="0" w:color="000000"/>
+                <w:right w:val="none" w:sz="0" w:space="0" w:color="000000"/>
+              </w:pBdr>
+              <w:spacing w:after="100" w:before="100" w:line="240"/>
+              <w:ind w:left="100" w:right="100" w:firstLine="0" w:firstLineChars="0"/>
+              <w:rPr>
+                <w:rFonts w:ascii="Times New Roman" w:hAnsi="Times New Roman" w:eastAsia="Times New Roman" w:cs="Times New Roman"/>
+                <w:i w:val="false"/>
+                <w:b w:val="true"/>
+                <w:u w:val="none"/>
+                <w:strike w:val="false"/>
+                <w:sz w:val="20"/>
+                <w:szCs w:val="20"/>
+                <w:color w:val="000000"/>
+              </w:rPr>
+            </w:pPr>
+            <w:r>
+              <w:rPr>
+                <w:rFonts w:ascii="Times New Roman" w:hAnsi="Times New Roman" w:eastAsia="Times New Roman" w:cs="Times New Roman"/>
+                <w:i w:val="false"/>
+                <w:b w:val="true"/>
                 <w:u w:val="none"/>
                 <w:strike w:val="false"/>
                 <w:sz w:val="20"/>
@@ -18445,43 +18383,43 @@
               <w:left w:val="none" w:sz="0" w:space="0" w:color="000000"/>
               <w:right w:val="none" w:sz="0" w:space="0" w:color="000000"/>
             </w:tcBorders>
-            <w:shd w:val="clear" w:color="auto" w:fill="FFFFFF"/>
-            <w:tcMar>
-              <w:top w:w="0" w:type="dxa"/>
-              <w:bottom w:w="0" w:type="dxa"/>
-              <w:left w:w="0" w:type="dxa"/>
-              <w:right w:w="0" w:type="dxa"/>
-            </w:tcMar>
-            <w:vAlign w:val="center"/>
-          </w:tcPr>
-          <w:p>
-            <w:pPr>
-              <w:pStyle w:val="Normal"/>
-              <w:jc w:val="center"/>
-              <w:pBdr>
-                <w:bottom w:val="none" w:sz="0" w:space="0" w:color="000000"/>
-                <w:top w:val="none" w:sz="0" w:space="0" w:color="000000"/>
-                <w:left w:val="none" w:sz="0" w:space="0" w:color="000000"/>
-                <w:right w:val="none" w:sz="0" w:space="0" w:color="000000"/>
-              </w:pBdr>
-              <w:spacing w:after="100" w:before="100" w:line="240"/>
-              <w:ind w:left="100" w:right="100" w:firstLine="0" w:firstLineChars="0"/>
-              <w:rPr>
-                <w:rFonts w:ascii="Times New Roman" w:hAnsi="Times New Roman" w:eastAsia="Times New Roman" w:cs="Times New Roman"/>
-                <w:i w:val="false"/>
-                <w:b w:val="false"/>
-                <w:u w:val="none"/>
-                <w:strike w:val="false"/>
-                <w:sz w:val="20"/>
-                <w:szCs w:val="20"/>
-                <w:color w:val="000000"/>
-              </w:rPr>
-            </w:pPr>
-            <w:r>
-              <w:rPr>
-                <w:rFonts w:ascii="Times New Roman" w:hAnsi="Times New Roman" w:eastAsia="Times New Roman" w:cs="Times New Roman"/>
-                <w:i w:val="false"/>
-                <w:b w:val="false"/>
+            <w:shd w:val="clear" w:color="auto" w:fill="FFF3B0"/>
+            <w:tcMar>
+              <w:top w:w="0" w:type="dxa"/>
+              <w:bottom w:w="0" w:type="dxa"/>
+              <w:left w:w="0" w:type="dxa"/>
+              <w:right w:w="0" w:type="dxa"/>
+            </w:tcMar>
+            <w:vAlign w:val="center"/>
+          </w:tcPr>
+          <w:p>
+            <w:pPr>
+              <w:pStyle w:val="Normal"/>
+              <w:jc w:val="center"/>
+              <w:pBdr>
+                <w:bottom w:val="none" w:sz="0" w:space="0" w:color="000000"/>
+                <w:top w:val="none" w:sz="0" w:space="0" w:color="000000"/>
+                <w:left w:val="none" w:sz="0" w:space="0" w:color="000000"/>
+                <w:right w:val="none" w:sz="0" w:space="0" w:color="000000"/>
+              </w:pBdr>
+              <w:spacing w:after="100" w:before="100" w:line="240"/>
+              <w:ind w:left="100" w:right="100" w:firstLine="0" w:firstLineChars="0"/>
+              <w:rPr>
+                <w:rFonts w:ascii="Times New Roman" w:hAnsi="Times New Roman" w:eastAsia="Times New Roman" w:cs="Times New Roman"/>
+                <w:i w:val="false"/>
+                <w:b w:val="true"/>
+                <w:u w:val="none"/>
+                <w:strike w:val="false"/>
+                <w:sz w:val="20"/>
+                <w:szCs w:val="20"/>
+                <w:color w:val="000000"/>
+              </w:rPr>
+            </w:pPr>
+            <w:r>
+              <w:rPr>
+                <w:rFonts w:ascii="Times New Roman" w:hAnsi="Times New Roman" w:eastAsia="Times New Roman" w:cs="Times New Roman"/>
+                <w:i w:val="false"/>
+                <w:b w:val="true"/>
                 <w:u w:val="none"/>
                 <w:strike w:val="false"/>
                 <w:sz w:val="20"/>
@@ -18500,43 +18438,43 @@
               <w:left w:val="none" w:sz="0" w:space="0" w:color="000000"/>
               <w:right w:val="none" w:sz="0" w:space="0" w:color="000000"/>
             </w:tcBorders>
-            <w:shd w:val="clear" w:color="auto" w:fill="FFFFFF"/>
-            <w:tcMar>
-              <w:top w:w="0" w:type="dxa"/>
-              <w:bottom w:w="0" w:type="dxa"/>
-              <w:left w:w="0" w:type="dxa"/>
-              <w:right w:w="0" w:type="dxa"/>
-            </w:tcMar>
-            <w:vAlign w:val="center"/>
-          </w:tcPr>
-          <w:p>
-            <w:pPr>
-              <w:pStyle w:val="Normal"/>
-              <w:jc w:val="center"/>
-              <w:pBdr>
-                <w:bottom w:val="none" w:sz="0" w:space="0" w:color="000000"/>
-                <w:top w:val="none" w:sz="0" w:space="0" w:color="000000"/>
-                <w:left w:val="none" w:sz="0" w:space="0" w:color="000000"/>
-                <w:right w:val="none" w:sz="0" w:space="0" w:color="000000"/>
-              </w:pBdr>
-              <w:spacing w:after="100" w:before="100" w:line="240"/>
-              <w:ind w:left="100" w:right="100" w:firstLine="0" w:firstLineChars="0"/>
-              <w:rPr>
-                <w:rFonts w:ascii="Times New Roman" w:hAnsi="Times New Roman" w:eastAsia="Times New Roman" w:cs="Times New Roman"/>
-                <w:i w:val="false"/>
-                <w:b w:val="false"/>
-                <w:u w:val="none"/>
-                <w:strike w:val="false"/>
-                <w:sz w:val="20"/>
-                <w:szCs w:val="20"/>
-                <w:color w:val="000000"/>
-              </w:rPr>
-            </w:pPr>
-            <w:r>
-              <w:rPr>
-                <w:rFonts w:ascii="Times New Roman" w:hAnsi="Times New Roman" w:eastAsia="Times New Roman" w:cs="Times New Roman"/>
-                <w:i w:val="false"/>
-                <w:b w:val="false"/>
+            <w:shd w:val="clear" w:color="auto" w:fill="FFF3B0"/>
+            <w:tcMar>
+              <w:top w:w="0" w:type="dxa"/>
+              <w:bottom w:w="0" w:type="dxa"/>
+              <w:left w:w="0" w:type="dxa"/>
+              <w:right w:w="0" w:type="dxa"/>
+            </w:tcMar>
+            <w:vAlign w:val="center"/>
+          </w:tcPr>
+          <w:p>
+            <w:pPr>
+              <w:pStyle w:val="Normal"/>
+              <w:jc w:val="center"/>
+              <w:pBdr>
+                <w:bottom w:val="none" w:sz="0" w:space="0" w:color="000000"/>
+                <w:top w:val="none" w:sz="0" w:space="0" w:color="000000"/>
+                <w:left w:val="none" w:sz="0" w:space="0" w:color="000000"/>
+                <w:right w:val="none" w:sz="0" w:space="0" w:color="000000"/>
+              </w:pBdr>
+              <w:spacing w:after="100" w:before="100" w:line="240"/>
+              <w:ind w:left="100" w:right="100" w:firstLine="0" w:firstLineChars="0"/>
+              <w:rPr>
+                <w:rFonts w:ascii="Times New Roman" w:hAnsi="Times New Roman" w:eastAsia="Times New Roman" w:cs="Times New Roman"/>
+                <w:i w:val="false"/>
+                <w:b w:val="true"/>
+                <w:u w:val="none"/>
+                <w:strike w:val="false"/>
+                <w:sz w:val="20"/>
+                <w:szCs w:val="20"/>
+                <w:color w:val="000000"/>
+              </w:rPr>
+            </w:pPr>
+            <w:r>
+              <w:rPr>
+                <w:rFonts w:ascii="Times New Roman" w:hAnsi="Times New Roman" w:eastAsia="Times New Roman" w:cs="Times New Roman"/>
+                <w:i w:val="false"/>
+                <w:b w:val="true"/>
                 <w:u w:val="none"/>
                 <w:strike w:val="false"/>
                 <w:sz w:val="20"/>
@@ -18555,43 +18493,43 @@
               <w:left w:val="none" w:sz="0" w:space="0" w:color="000000"/>
               <w:right w:val="none" w:sz="0" w:space="0" w:color="000000"/>
             </w:tcBorders>
-            <w:shd w:val="clear" w:color="auto" w:fill="FFFFFF"/>
-            <w:tcMar>
-              <w:top w:w="0" w:type="dxa"/>
-              <w:bottom w:w="0" w:type="dxa"/>
-              <w:left w:w="0" w:type="dxa"/>
-              <w:right w:w="0" w:type="dxa"/>
-            </w:tcMar>
-            <w:vAlign w:val="center"/>
-          </w:tcPr>
-          <w:p>
-            <w:pPr>
-              <w:pStyle w:val="Normal"/>
-              <w:jc w:val="center"/>
-              <w:pBdr>
-                <w:bottom w:val="none" w:sz="0" w:space="0" w:color="000000"/>
-                <w:top w:val="none" w:sz="0" w:space="0" w:color="000000"/>
-                <w:left w:val="none" w:sz="0" w:space="0" w:color="000000"/>
-                <w:right w:val="none" w:sz="0" w:space="0" w:color="000000"/>
-              </w:pBdr>
-              <w:spacing w:after="100" w:before="100" w:line="240"/>
-              <w:ind w:left="100" w:right="100" w:firstLine="0" w:firstLineChars="0"/>
-              <w:rPr>
-                <w:rFonts w:ascii="Times New Roman" w:hAnsi="Times New Roman" w:eastAsia="Times New Roman" w:cs="Times New Roman"/>
-                <w:i w:val="false"/>
-                <w:b w:val="false"/>
-                <w:u w:val="none"/>
-                <w:strike w:val="false"/>
-                <w:sz w:val="20"/>
-                <w:szCs w:val="20"/>
-                <w:color w:val="000000"/>
-              </w:rPr>
-            </w:pPr>
-            <w:r>
-              <w:rPr>
-                <w:rFonts w:ascii="Times New Roman" w:hAnsi="Times New Roman" w:eastAsia="Times New Roman" w:cs="Times New Roman"/>
-                <w:i w:val="false"/>
-                <w:b w:val="false"/>
+            <w:shd w:val="clear" w:color="auto" w:fill="FFF3B0"/>
+            <w:tcMar>
+              <w:top w:w="0" w:type="dxa"/>
+              <w:bottom w:w="0" w:type="dxa"/>
+              <w:left w:w="0" w:type="dxa"/>
+              <w:right w:w="0" w:type="dxa"/>
+            </w:tcMar>
+            <w:vAlign w:val="center"/>
+          </w:tcPr>
+          <w:p>
+            <w:pPr>
+              <w:pStyle w:val="Normal"/>
+              <w:jc w:val="center"/>
+              <w:pBdr>
+                <w:bottom w:val="none" w:sz="0" w:space="0" w:color="000000"/>
+                <w:top w:val="none" w:sz="0" w:space="0" w:color="000000"/>
+                <w:left w:val="none" w:sz="0" w:space="0" w:color="000000"/>
+                <w:right w:val="none" w:sz="0" w:space="0" w:color="000000"/>
+              </w:pBdr>
+              <w:spacing w:after="100" w:before="100" w:line="240"/>
+              <w:ind w:left="100" w:right="100" w:firstLine="0" w:firstLineChars="0"/>
+              <w:rPr>
+                <w:rFonts w:ascii="Times New Roman" w:hAnsi="Times New Roman" w:eastAsia="Times New Roman" w:cs="Times New Roman"/>
+                <w:i w:val="false"/>
+                <w:b w:val="true"/>
+                <w:u w:val="none"/>
+                <w:strike w:val="false"/>
+                <w:sz w:val="20"/>
+                <w:szCs w:val="20"/>
+                <w:color w:val="000000"/>
+              </w:rPr>
+            </w:pPr>
+            <w:r>
+              <w:rPr>
+                <w:rFonts w:ascii="Times New Roman" w:hAnsi="Times New Roman" w:eastAsia="Times New Roman" w:cs="Times New Roman"/>
+                <w:i w:val="false"/>
+                <w:b w:val="true"/>
                 <w:u w:val="none"/>
                 <w:strike w:val="false"/>
                 <w:sz w:val="20"/>
@@ -19471,7 +19409,7 @@
                 <w:szCs w:val="20"/>
                 <w:color w:val="000000"/>
               </w:rPr>
-              <w:t xml:space="preserve">Q</w:t>
+              <w:t xml:space="preserve">Neither</w:t>
             </w:r>
           </w:p>
         </w:tc>
@@ -19751,43 +19689,43 @@
               <w:left w:val="none" w:sz="0" w:space="0" w:color="000000"/>
               <w:right w:val="none" w:sz="0" w:space="0" w:color="000000"/>
             </w:tcBorders>
-            <w:shd w:val="clear" w:color="auto" w:fill="FFFFFF"/>
-            <w:tcMar>
-              <w:top w:w="0" w:type="dxa"/>
-              <w:bottom w:w="0" w:type="dxa"/>
-              <w:left w:w="0" w:type="dxa"/>
-              <w:right w:w="0" w:type="dxa"/>
-            </w:tcMar>
-            <w:vAlign w:val="center"/>
-          </w:tcPr>
-          <w:p>
-            <w:pPr>
-              <w:pStyle w:val="Normal"/>
-              <w:jc w:val="center"/>
-              <w:pBdr>
-                <w:bottom w:val="none" w:sz="0" w:space="0" w:color="000000"/>
-                <w:top w:val="none" w:sz="0" w:space="0" w:color="000000"/>
-                <w:left w:val="none" w:sz="0" w:space="0" w:color="000000"/>
-                <w:right w:val="none" w:sz="0" w:space="0" w:color="000000"/>
-              </w:pBdr>
-              <w:spacing w:after="100" w:before="100" w:line="240"/>
-              <w:ind w:left="100" w:right="100" w:firstLine="0" w:firstLineChars="0"/>
-              <w:rPr>
-                <w:rFonts w:ascii="Times New Roman" w:hAnsi="Times New Roman" w:eastAsia="Times New Roman" w:cs="Times New Roman"/>
-                <w:i w:val="false"/>
-                <w:b w:val="false"/>
-                <w:u w:val="none"/>
-                <w:strike w:val="false"/>
-                <w:sz w:val="20"/>
-                <w:szCs w:val="20"/>
-                <w:color w:val="000000"/>
-              </w:rPr>
-            </w:pPr>
-            <w:r>
-              <w:rPr>
-                <w:rFonts w:ascii="Times New Roman" w:hAnsi="Times New Roman" w:eastAsia="Times New Roman" w:cs="Times New Roman"/>
-                <w:i w:val="false"/>
-                <w:b w:val="false"/>
+            <w:shd w:val="clear" w:color="auto" w:fill="FFF3B0"/>
+            <w:tcMar>
+              <w:top w:w="0" w:type="dxa"/>
+              <w:bottom w:w="0" w:type="dxa"/>
+              <w:left w:w="0" w:type="dxa"/>
+              <w:right w:w="0" w:type="dxa"/>
+            </w:tcMar>
+            <w:vAlign w:val="center"/>
+          </w:tcPr>
+          <w:p>
+            <w:pPr>
+              <w:pStyle w:val="Normal"/>
+              <w:jc w:val="center"/>
+              <w:pBdr>
+                <w:bottom w:val="none" w:sz="0" w:space="0" w:color="000000"/>
+                <w:top w:val="none" w:sz="0" w:space="0" w:color="000000"/>
+                <w:left w:val="none" w:sz="0" w:space="0" w:color="000000"/>
+                <w:right w:val="none" w:sz="0" w:space="0" w:color="000000"/>
+              </w:pBdr>
+              <w:spacing w:after="100" w:before="100" w:line="240"/>
+              <w:ind w:left="100" w:right="100" w:firstLine="0" w:firstLineChars="0"/>
+              <w:rPr>
+                <w:rFonts w:ascii="Times New Roman" w:hAnsi="Times New Roman" w:eastAsia="Times New Roman" w:cs="Times New Roman"/>
+                <w:i w:val="false"/>
+                <w:b w:val="true"/>
+                <w:u w:val="none"/>
+                <w:strike w:val="false"/>
+                <w:sz w:val="20"/>
+                <w:szCs w:val="20"/>
+                <w:color w:val="000000"/>
+              </w:rPr>
+            </w:pPr>
+            <w:r>
+              <w:rPr>
+                <w:rFonts w:ascii="Times New Roman" w:hAnsi="Times New Roman" w:eastAsia="Times New Roman" w:cs="Times New Roman"/>
+                <w:i w:val="false"/>
+                <w:b w:val="true"/>
                 <w:u w:val="none"/>
                 <w:strike w:val="false"/>
                 <w:sz w:val="20"/>
@@ -19806,43 +19744,43 @@
               <w:left w:val="none" w:sz="0" w:space="0" w:color="000000"/>
               <w:right w:val="none" w:sz="0" w:space="0" w:color="000000"/>
             </w:tcBorders>
-            <w:shd w:val="clear" w:color="auto" w:fill="FFFFFF"/>
-            <w:tcMar>
-              <w:top w:w="0" w:type="dxa"/>
-              <w:bottom w:w="0" w:type="dxa"/>
-              <w:left w:w="0" w:type="dxa"/>
-              <w:right w:w="0" w:type="dxa"/>
-            </w:tcMar>
-            <w:vAlign w:val="center"/>
-          </w:tcPr>
-          <w:p>
-            <w:pPr>
-              <w:pStyle w:val="Normal"/>
-              <w:jc w:val="center"/>
-              <w:pBdr>
-                <w:bottom w:val="none" w:sz="0" w:space="0" w:color="000000"/>
-                <w:top w:val="none" w:sz="0" w:space="0" w:color="000000"/>
-                <w:left w:val="none" w:sz="0" w:space="0" w:color="000000"/>
-                <w:right w:val="none" w:sz="0" w:space="0" w:color="000000"/>
-              </w:pBdr>
-              <w:spacing w:after="100" w:before="100" w:line="240"/>
-              <w:ind w:left="100" w:right="100" w:firstLine="0" w:firstLineChars="0"/>
-              <w:rPr>
-                <w:rFonts w:ascii="Times New Roman" w:hAnsi="Times New Roman" w:eastAsia="Times New Roman" w:cs="Times New Roman"/>
-                <w:i w:val="false"/>
-                <w:b w:val="false"/>
-                <w:u w:val="none"/>
-                <w:strike w:val="false"/>
-                <w:sz w:val="20"/>
-                <w:szCs w:val="20"/>
-                <w:color w:val="000000"/>
-              </w:rPr>
-            </w:pPr>
-            <w:r>
-              <w:rPr>
-                <w:rFonts w:ascii="Times New Roman" w:hAnsi="Times New Roman" w:eastAsia="Times New Roman" w:cs="Times New Roman"/>
-                <w:i w:val="false"/>
-                <w:b w:val="false"/>
+            <w:shd w:val="clear" w:color="auto" w:fill="FFF3B0"/>
+            <w:tcMar>
+              <w:top w:w="0" w:type="dxa"/>
+              <w:bottom w:w="0" w:type="dxa"/>
+              <w:left w:w="0" w:type="dxa"/>
+              <w:right w:w="0" w:type="dxa"/>
+            </w:tcMar>
+            <w:vAlign w:val="center"/>
+          </w:tcPr>
+          <w:p>
+            <w:pPr>
+              <w:pStyle w:val="Normal"/>
+              <w:jc w:val="center"/>
+              <w:pBdr>
+                <w:bottom w:val="none" w:sz="0" w:space="0" w:color="000000"/>
+                <w:top w:val="none" w:sz="0" w:space="0" w:color="000000"/>
+                <w:left w:val="none" w:sz="0" w:space="0" w:color="000000"/>
+                <w:right w:val="none" w:sz="0" w:space="0" w:color="000000"/>
+              </w:pBdr>
+              <w:spacing w:after="100" w:before="100" w:line="240"/>
+              <w:ind w:left="100" w:right="100" w:firstLine="0" w:firstLineChars="0"/>
+              <w:rPr>
+                <w:rFonts w:ascii="Times New Roman" w:hAnsi="Times New Roman" w:eastAsia="Times New Roman" w:cs="Times New Roman"/>
+                <w:i w:val="false"/>
+                <w:b w:val="true"/>
+                <w:u w:val="none"/>
+                <w:strike w:val="false"/>
+                <w:sz w:val="20"/>
+                <w:szCs w:val="20"/>
+                <w:color w:val="000000"/>
+              </w:rPr>
+            </w:pPr>
+            <w:r>
+              <w:rPr>
+                <w:rFonts w:ascii="Times New Roman" w:hAnsi="Times New Roman" w:eastAsia="Times New Roman" w:cs="Times New Roman"/>
+                <w:i w:val="false"/>
+                <w:b w:val="true"/>
                 <w:u w:val="none"/>
                 <w:strike w:val="false"/>
                 <w:sz w:val="20"/>
@@ -19861,43 +19799,43 @@
               <w:left w:val="none" w:sz="0" w:space="0" w:color="000000"/>
               <w:right w:val="none" w:sz="0" w:space="0" w:color="000000"/>
             </w:tcBorders>
-            <w:shd w:val="clear" w:color="auto" w:fill="FFFFFF"/>
-            <w:tcMar>
-              <w:top w:w="0" w:type="dxa"/>
-              <w:bottom w:w="0" w:type="dxa"/>
-              <w:left w:w="0" w:type="dxa"/>
-              <w:right w:w="0" w:type="dxa"/>
-            </w:tcMar>
-            <w:vAlign w:val="center"/>
-          </w:tcPr>
-          <w:p>
-            <w:pPr>
-              <w:pStyle w:val="Normal"/>
-              <w:jc w:val="center"/>
-              <w:pBdr>
-                <w:bottom w:val="none" w:sz="0" w:space="0" w:color="000000"/>
-                <w:top w:val="none" w:sz="0" w:space="0" w:color="000000"/>
-                <w:left w:val="none" w:sz="0" w:space="0" w:color="000000"/>
-                <w:right w:val="none" w:sz="0" w:space="0" w:color="000000"/>
-              </w:pBdr>
-              <w:spacing w:after="100" w:before="100" w:line="240"/>
-              <w:ind w:left="100" w:right="100" w:firstLine="0" w:firstLineChars="0"/>
-              <w:rPr>
-                <w:rFonts w:ascii="Times New Roman" w:hAnsi="Times New Roman" w:eastAsia="Times New Roman" w:cs="Times New Roman"/>
-                <w:i w:val="false"/>
-                <w:b w:val="false"/>
-                <w:u w:val="none"/>
-                <w:strike w:val="false"/>
-                <w:sz w:val="20"/>
-                <w:szCs w:val="20"/>
-                <w:color w:val="000000"/>
-              </w:rPr>
-            </w:pPr>
-            <w:r>
-              <w:rPr>
-                <w:rFonts w:ascii="Times New Roman" w:hAnsi="Times New Roman" w:eastAsia="Times New Roman" w:cs="Times New Roman"/>
-                <w:i w:val="false"/>
-                <w:b w:val="false"/>
+            <w:shd w:val="clear" w:color="auto" w:fill="FFF3B0"/>
+            <w:tcMar>
+              <w:top w:w="0" w:type="dxa"/>
+              <w:bottom w:w="0" w:type="dxa"/>
+              <w:left w:w="0" w:type="dxa"/>
+              <w:right w:w="0" w:type="dxa"/>
+            </w:tcMar>
+            <w:vAlign w:val="center"/>
+          </w:tcPr>
+          <w:p>
+            <w:pPr>
+              <w:pStyle w:val="Normal"/>
+              <w:jc w:val="center"/>
+              <w:pBdr>
+                <w:bottom w:val="none" w:sz="0" w:space="0" w:color="000000"/>
+                <w:top w:val="none" w:sz="0" w:space="0" w:color="000000"/>
+                <w:left w:val="none" w:sz="0" w:space="0" w:color="000000"/>
+                <w:right w:val="none" w:sz="0" w:space="0" w:color="000000"/>
+              </w:pBdr>
+              <w:spacing w:after="100" w:before="100" w:line="240"/>
+              <w:ind w:left="100" w:right="100" w:firstLine="0" w:firstLineChars="0"/>
+              <w:rPr>
+                <w:rFonts w:ascii="Times New Roman" w:hAnsi="Times New Roman" w:eastAsia="Times New Roman" w:cs="Times New Roman"/>
+                <w:i w:val="false"/>
+                <w:b w:val="true"/>
+                <w:u w:val="none"/>
+                <w:strike w:val="false"/>
+                <w:sz w:val="20"/>
+                <w:szCs w:val="20"/>
+                <w:color w:val="000000"/>
+              </w:rPr>
+            </w:pPr>
+            <w:r>
+              <w:rPr>
+                <w:rFonts w:ascii="Times New Roman" w:hAnsi="Times New Roman" w:eastAsia="Times New Roman" w:cs="Times New Roman"/>
+                <w:i w:val="false"/>
+                <w:b w:val="true"/>
                 <w:u w:val="none"/>
                 <w:strike w:val="false"/>
                 <w:sz w:val="20"/>
@@ -20777,7 +20715,7 @@
                 <w:szCs w:val="20"/>
                 <w:color w:val="000000"/>
               </w:rPr>
-              <w:t xml:space="preserve">Q</w:t>
+              <w:t xml:space="preserve">Neither</w:t>
             </w:r>
           </w:p>
         </w:tc>
@@ -20892,43 +20830,43 @@
               <w:left w:val="none" w:sz="0" w:space="0" w:color="000000"/>
               <w:right w:val="none" w:sz="0" w:space="0" w:color="000000"/>
             </w:tcBorders>
-            <w:shd w:val="clear" w:color="auto" w:fill="FFFFFF"/>
-            <w:tcMar>
-              <w:top w:w="0" w:type="dxa"/>
-              <w:bottom w:w="0" w:type="dxa"/>
-              <w:left w:w="0" w:type="dxa"/>
-              <w:right w:w="0" w:type="dxa"/>
-            </w:tcMar>
-            <w:vAlign w:val="center"/>
-          </w:tcPr>
-          <w:p>
-            <w:pPr>
-              <w:pStyle w:val="Normal"/>
-              <w:jc w:val="center"/>
-              <w:pBdr>
-                <w:bottom w:val="none" w:sz="0" w:space="0" w:color="000000"/>
-                <w:top w:val="none" w:sz="0" w:space="0" w:color="000000"/>
-                <w:left w:val="none" w:sz="0" w:space="0" w:color="000000"/>
-                <w:right w:val="none" w:sz="0" w:space="0" w:color="000000"/>
-              </w:pBdr>
-              <w:spacing w:after="100" w:before="100" w:line="240"/>
-              <w:ind w:left="100" w:right="100" w:firstLine="0" w:firstLineChars="0"/>
-              <w:rPr>
-                <w:rFonts w:ascii="Times New Roman" w:hAnsi="Times New Roman" w:eastAsia="Times New Roman" w:cs="Times New Roman"/>
-                <w:i w:val="false"/>
-                <w:b w:val="false"/>
-                <w:u w:val="none"/>
-                <w:strike w:val="false"/>
-                <w:sz w:val="20"/>
-                <w:szCs w:val="20"/>
-                <w:color w:val="000000"/>
-              </w:rPr>
-            </w:pPr>
-            <w:r>
-              <w:rPr>
-                <w:rFonts w:ascii="Times New Roman" w:hAnsi="Times New Roman" w:eastAsia="Times New Roman" w:cs="Times New Roman"/>
-                <w:i w:val="false"/>
-                <w:b w:val="false"/>
+            <w:shd w:val="clear" w:color="auto" w:fill="FFF3B0"/>
+            <w:tcMar>
+              <w:top w:w="0" w:type="dxa"/>
+              <w:bottom w:w="0" w:type="dxa"/>
+              <w:left w:w="0" w:type="dxa"/>
+              <w:right w:w="0" w:type="dxa"/>
+            </w:tcMar>
+            <w:vAlign w:val="center"/>
+          </w:tcPr>
+          <w:p>
+            <w:pPr>
+              <w:pStyle w:val="Normal"/>
+              <w:jc w:val="center"/>
+              <w:pBdr>
+                <w:bottom w:val="none" w:sz="0" w:space="0" w:color="000000"/>
+                <w:top w:val="none" w:sz="0" w:space="0" w:color="000000"/>
+                <w:left w:val="none" w:sz="0" w:space="0" w:color="000000"/>
+                <w:right w:val="none" w:sz="0" w:space="0" w:color="000000"/>
+              </w:pBdr>
+              <w:spacing w:after="100" w:before="100" w:line="240"/>
+              <w:ind w:left="100" w:right="100" w:firstLine="0" w:firstLineChars="0"/>
+              <w:rPr>
+                <w:rFonts w:ascii="Times New Roman" w:hAnsi="Times New Roman" w:eastAsia="Times New Roman" w:cs="Times New Roman"/>
+                <w:i w:val="false"/>
+                <w:b w:val="true"/>
+                <w:u w:val="none"/>
+                <w:strike w:val="false"/>
+                <w:sz w:val="20"/>
+                <w:szCs w:val="20"/>
+                <w:color w:val="000000"/>
+              </w:rPr>
+            </w:pPr>
+            <w:r>
+              <w:rPr>
+                <w:rFonts w:ascii="Times New Roman" w:hAnsi="Times New Roman" w:eastAsia="Times New Roman" w:cs="Times New Roman"/>
+                <w:i w:val="false"/>
+                <w:b w:val="true"/>
                 <w:u w:val="none"/>
                 <w:strike w:val="false"/>
                 <w:sz w:val="20"/>
@@ -20947,43 +20885,43 @@
               <w:left w:val="none" w:sz="0" w:space="0" w:color="000000"/>
               <w:right w:val="none" w:sz="0" w:space="0" w:color="000000"/>
             </w:tcBorders>
-            <w:shd w:val="clear" w:color="auto" w:fill="FFFFFF"/>
-            <w:tcMar>
-              <w:top w:w="0" w:type="dxa"/>
-              <w:bottom w:w="0" w:type="dxa"/>
-              <w:left w:w="0" w:type="dxa"/>
-              <w:right w:w="0" w:type="dxa"/>
-            </w:tcMar>
-            <w:vAlign w:val="center"/>
-          </w:tcPr>
-          <w:p>
-            <w:pPr>
-              <w:pStyle w:val="Normal"/>
-              <w:jc w:val="center"/>
-              <w:pBdr>
-                <w:bottom w:val="none" w:sz="0" w:space="0" w:color="000000"/>
-                <w:top w:val="none" w:sz="0" w:space="0" w:color="000000"/>
-                <w:left w:val="none" w:sz="0" w:space="0" w:color="000000"/>
-                <w:right w:val="none" w:sz="0" w:space="0" w:color="000000"/>
-              </w:pBdr>
-              <w:spacing w:after="100" w:before="100" w:line="240"/>
-              <w:ind w:left="100" w:right="100" w:firstLine="0" w:firstLineChars="0"/>
-              <w:rPr>
-                <w:rFonts w:ascii="Times New Roman" w:hAnsi="Times New Roman" w:eastAsia="Times New Roman" w:cs="Times New Roman"/>
-                <w:i w:val="false"/>
-                <w:b w:val="false"/>
-                <w:u w:val="none"/>
-                <w:strike w:val="false"/>
-                <w:sz w:val="20"/>
-                <w:szCs w:val="20"/>
-                <w:color w:val="000000"/>
-              </w:rPr>
-            </w:pPr>
-            <w:r>
-              <w:rPr>
-                <w:rFonts w:ascii="Times New Roman" w:hAnsi="Times New Roman" w:eastAsia="Times New Roman" w:cs="Times New Roman"/>
-                <w:i w:val="false"/>
-                <w:b w:val="false"/>
+            <w:shd w:val="clear" w:color="auto" w:fill="FFF3B0"/>
+            <w:tcMar>
+              <w:top w:w="0" w:type="dxa"/>
+              <w:bottom w:w="0" w:type="dxa"/>
+              <w:left w:w="0" w:type="dxa"/>
+              <w:right w:w="0" w:type="dxa"/>
+            </w:tcMar>
+            <w:vAlign w:val="center"/>
+          </w:tcPr>
+          <w:p>
+            <w:pPr>
+              <w:pStyle w:val="Normal"/>
+              <w:jc w:val="center"/>
+              <w:pBdr>
+                <w:bottom w:val="none" w:sz="0" w:space="0" w:color="000000"/>
+                <w:top w:val="none" w:sz="0" w:space="0" w:color="000000"/>
+                <w:left w:val="none" w:sz="0" w:space="0" w:color="000000"/>
+                <w:right w:val="none" w:sz="0" w:space="0" w:color="000000"/>
+              </w:pBdr>
+              <w:spacing w:after="100" w:before="100" w:line="240"/>
+              <w:ind w:left="100" w:right="100" w:firstLine="0" w:firstLineChars="0"/>
+              <w:rPr>
+                <w:rFonts w:ascii="Times New Roman" w:hAnsi="Times New Roman" w:eastAsia="Times New Roman" w:cs="Times New Roman"/>
+                <w:i w:val="false"/>
+                <w:b w:val="true"/>
+                <w:u w:val="none"/>
+                <w:strike w:val="false"/>
+                <w:sz w:val="20"/>
+                <w:szCs w:val="20"/>
+                <w:color w:val="000000"/>
+              </w:rPr>
+            </w:pPr>
+            <w:r>
+              <w:rPr>
+                <w:rFonts w:ascii="Times New Roman" w:hAnsi="Times New Roman" w:eastAsia="Times New Roman" w:cs="Times New Roman"/>
+                <w:i w:val="false"/>
+                <w:b w:val="true"/>
                 <w:u w:val="none"/>
                 <w:strike w:val="false"/>
                 <w:sz w:val="20"/>
@@ -21002,43 +20940,43 @@
               <w:left w:val="none" w:sz="0" w:space="0" w:color="000000"/>
               <w:right w:val="none" w:sz="0" w:space="0" w:color="000000"/>
             </w:tcBorders>
-            <w:shd w:val="clear" w:color="auto" w:fill="FFFFFF"/>
-            <w:tcMar>
-              <w:top w:w="0" w:type="dxa"/>
-              <w:bottom w:w="0" w:type="dxa"/>
-              <w:left w:w="0" w:type="dxa"/>
-              <w:right w:w="0" w:type="dxa"/>
-            </w:tcMar>
-            <w:vAlign w:val="center"/>
-          </w:tcPr>
-          <w:p>
-            <w:pPr>
-              <w:pStyle w:val="Normal"/>
-              <w:jc w:val="center"/>
-              <w:pBdr>
-                <w:bottom w:val="none" w:sz="0" w:space="0" w:color="000000"/>
-                <w:top w:val="none" w:sz="0" w:space="0" w:color="000000"/>
-                <w:left w:val="none" w:sz="0" w:space="0" w:color="000000"/>
-                <w:right w:val="none" w:sz="0" w:space="0" w:color="000000"/>
-              </w:pBdr>
-              <w:spacing w:after="100" w:before="100" w:line="240"/>
-              <w:ind w:left="100" w:right="100" w:firstLine="0" w:firstLineChars="0"/>
-              <w:rPr>
-                <w:rFonts w:ascii="Times New Roman" w:hAnsi="Times New Roman" w:eastAsia="Times New Roman" w:cs="Times New Roman"/>
-                <w:i w:val="false"/>
-                <w:b w:val="false"/>
-                <w:u w:val="none"/>
-                <w:strike w:val="false"/>
-                <w:sz w:val="20"/>
-                <w:szCs w:val="20"/>
-                <w:color w:val="000000"/>
-              </w:rPr>
-            </w:pPr>
-            <w:r>
-              <w:rPr>
-                <w:rFonts w:ascii="Times New Roman" w:hAnsi="Times New Roman" w:eastAsia="Times New Roman" w:cs="Times New Roman"/>
-                <w:i w:val="false"/>
-                <w:b w:val="false"/>
+            <w:shd w:val="clear" w:color="auto" w:fill="FFF3B0"/>
+            <w:tcMar>
+              <w:top w:w="0" w:type="dxa"/>
+              <w:bottom w:w="0" w:type="dxa"/>
+              <w:left w:w="0" w:type="dxa"/>
+              <w:right w:w="0" w:type="dxa"/>
+            </w:tcMar>
+            <w:vAlign w:val="center"/>
+          </w:tcPr>
+          <w:p>
+            <w:pPr>
+              <w:pStyle w:val="Normal"/>
+              <w:jc w:val="center"/>
+              <w:pBdr>
+                <w:bottom w:val="none" w:sz="0" w:space="0" w:color="000000"/>
+                <w:top w:val="none" w:sz="0" w:space="0" w:color="000000"/>
+                <w:left w:val="none" w:sz="0" w:space="0" w:color="000000"/>
+                <w:right w:val="none" w:sz="0" w:space="0" w:color="000000"/>
+              </w:pBdr>
+              <w:spacing w:after="100" w:before="100" w:line="240"/>
+              <w:ind w:left="100" w:right="100" w:firstLine="0" w:firstLineChars="0"/>
+              <w:rPr>
+                <w:rFonts w:ascii="Times New Roman" w:hAnsi="Times New Roman" w:eastAsia="Times New Roman" w:cs="Times New Roman"/>
+                <w:i w:val="false"/>
+                <w:b w:val="true"/>
+                <w:u w:val="none"/>
+                <w:strike w:val="false"/>
+                <w:sz w:val="20"/>
+                <w:szCs w:val="20"/>
+                <w:color w:val="000000"/>
+              </w:rPr>
+            </w:pPr>
+            <w:r>
+              <w:rPr>
+                <w:rFonts w:ascii="Times New Roman" w:hAnsi="Times New Roman" w:eastAsia="Times New Roman" w:cs="Times New Roman"/>
+                <w:i w:val="false"/>
+                <w:b w:val="true"/>
                 <w:u w:val="none"/>
                 <w:strike w:val="false"/>
                 <w:sz w:val="20"/>
@@ -21710,43 +21648,43 @@
               <w:left w:val="none" w:sz="0" w:space="0" w:color="000000"/>
               <w:right w:val="none" w:sz="0" w:space="0" w:color="000000"/>
             </w:tcBorders>
-            <w:shd w:val="clear" w:color="auto" w:fill="FFFFFF"/>
-            <w:tcMar>
-              <w:top w:w="0" w:type="dxa"/>
-              <w:bottom w:w="0" w:type="dxa"/>
-              <w:left w:w="0" w:type="dxa"/>
-              <w:right w:w="0" w:type="dxa"/>
-            </w:tcMar>
-            <w:vAlign w:val="center"/>
-          </w:tcPr>
-          <w:p>
-            <w:pPr>
-              <w:pStyle w:val="Normal"/>
-              <w:jc w:val="center"/>
-              <w:pBdr>
-                <w:bottom w:val="none" w:sz="0" w:space="0" w:color="000000"/>
-                <w:top w:val="none" w:sz="0" w:space="0" w:color="000000"/>
-                <w:left w:val="none" w:sz="0" w:space="0" w:color="000000"/>
-                <w:right w:val="none" w:sz="0" w:space="0" w:color="000000"/>
-              </w:pBdr>
-              <w:spacing w:after="100" w:before="100" w:line="240"/>
-              <w:ind w:left="100" w:right="100" w:firstLine="0" w:firstLineChars="0"/>
-              <w:rPr>
-                <w:rFonts w:ascii="Times New Roman" w:hAnsi="Times New Roman" w:eastAsia="Times New Roman" w:cs="Times New Roman"/>
-                <w:i w:val="false"/>
-                <w:b w:val="false"/>
-                <w:u w:val="none"/>
-                <w:strike w:val="false"/>
-                <w:sz w:val="20"/>
-                <w:szCs w:val="20"/>
-                <w:color w:val="000000"/>
-              </w:rPr>
-            </w:pPr>
-            <w:r>
-              <w:rPr>
-                <w:rFonts w:ascii="Times New Roman" w:hAnsi="Times New Roman" w:eastAsia="Times New Roman" w:cs="Times New Roman"/>
-                <w:i w:val="false"/>
-                <w:b w:val="false"/>
+            <w:shd w:val="clear" w:color="auto" w:fill="FFF3B0"/>
+            <w:tcMar>
+              <w:top w:w="0" w:type="dxa"/>
+              <w:bottom w:w="0" w:type="dxa"/>
+              <w:left w:w="0" w:type="dxa"/>
+              <w:right w:w="0" w:type="dxa"/>
+            </w:tcMar>
+            <w:vAlign w:val="center"/>
+          </w:tcPr>
+          <w:p>
+            <w:pPr>
+              <w:pStyle w:val="Normal"/>
+              <w:jc w:val="center"/>
+              <w:pBdr>
+                <w:bottom w:val="none" w:sz="0" w:space="0" w:color="000000"/>
+                <w:top w:val="none" w:sz="0" w:space="0" w:color="000000"/>
+                <w:left w:val="none" w:sz="0" w:space="0" w:color="000000"/>
+                <w:right w:val="none" w:sz="0" w:space="0" w:color="000000"/>
+              </w:pBdr>
+              <w:spacing w:after="100" w:before="100" w:line="240"/>
+              <w:ind w:left="100" w:right="100" w:firstLine="0" w:firstLineChars="0"/>
+              <w:rPr>
+                <w:rFonts w:ascii="Times New Roman" w:hAnsi="Times New Roman" w:eastAsia="Times New Roman" w:cs="Times New Roman"/>
+                <w:i w:val="false"/>
+                <w:b w:val="true"/>
+                <w:u w:val="none"/>
+                <w:strike w:val="false"/>
+                <w:sz w:val="20"/>
+                <w:szCs w:val="20"/>
+                <w:color w:val="000000"/>
+              </w:rPr>
+            </w:pPr>
+            <w:r>
+              <w:rPr>
+                <w:rFonts w:ascii="Times New Roman" w:hAnsi="Times New Roman" w:eastAsia="Times New Roman" w:cs="Times New Roman"/>
+                <w:i w:val="false"/>
+                <w:b w:val="true"/>
                 <w:u w:val="none"/>
                 <w:strike w:val="false"/>
                 <w:sz w:val="20"/>
@@ -21765,43 +21703,43 @@
               <w:left w:val="none" w:sz="0" w:space="0" w:color="000000"/>
               <w:right w:val="none" w:sz="0" w:space="0" w:color="000000"/>
             </w:tcBorders>
-            <w:shd w:val="clear" w:color="auto" w:fill="FFFFFF"/>
-            <w:tcMar>
-              <w:top w:w="0" w:type="dxa"/>
-              <w:bottom w:w="0" w:type="dxa"/>
-              <w:left w:w="0" w:type="dxa"/>
-              <w:right w:w="0" w:type="dxa"/>
-            </w:tcMar>
-            <w:vAlign w:val="center"/>
-          </w:tcPr>
-          <w:p>
-            <w:pPr>
-              <w:pStyle w:val="Normal"/>
-              <w:jc w:val="center"/>
-              <w:pBdr>
-                <w:bottom w:val="none" w:sz="0" w:space="0" w:color="000000"/>
-                <w:top w:val="none" w:sz="0" w:space="0" w:color="000000"/>
-                <w:left w:val="none" w:sz="0" w:space="0" w:color="000000"/>
-                <w:right w:val="none" w:sz="0" w:space="0" w:color="000000"/>
-              </w:pBdr>
-              <w:spacing w:after="100" w:before="100" w:line="240"/>
-              <w:ind w:left="100" w:right="100" w:firstLine="0" w:firstLineChars="0"/>
-              <w:rPr>
-                <w:rFonts w:ascii="Times New Roman" w:hAnsi="Times New Roman" w:eastAsia="Times New Roman" w:cs="Times New Roman"/>
-                <w:i w:val="false"/>
-                <w:b w:val="false"/>
-                <w:u w:val="none"/>
-                <w:strike w:val="false"/>
-                <w:sz w:val="20"/>
-                <w:szCs w:val="20"/>
-                <w:color w:val="000000"/>
-              </w:rPr>
-            </w:pPr>
-            <w:r>
-              <w:rPr>
-                <w:rFonts w:ascii="Times New Roman" w:hAnsi="Times New Roman" w:eastAsia="Times New Roman" w:cs="Times New Roman"/>
-                <w:i w:val="false"/>
-                <w:b w:val="false"/>
+            <w:shd w:val="clear" w:color="auto" w:fill="FFF3B0"/>
+            <w:tcMar>
+              <w:top w:w="0" w:type="dxa"/>
+              <w:bottom w:w="0" w:type="dxa"/>
+              <w:left w:w="0" w:type="dxa"/>
+              <w:right w:w="0" w:type="dxa"/>
+            </w:tcMar>
+            <w:vAlign w:val="center"/>
+          </w:tcPr>
+          <w:p>
+            <w:pPr>
+              <w:pStyle w:val="Normal"/>
+              <w:jc w:val="center"/>
+              <w:pBdr>
+                <w:bottom w:val="none" w:sz="0" w:space="0" w:color="000000"/>
+                <w:top w:val="none" w:sz="0" w:space="0" w:color="000000"/>
+                <w:left w:val="none" w:sz="0" w:space="0" w:color="000000"/>
+                <w:right w:val="none" w:sz="0" w:space="0" w:color="000000"/>
+              </w:pBdr>
+              <w:spacing w:after="100" w:before="100" w:line="240"/>
+              <w:ind w:left="100" w:right="100" w:firstLine="0" w:firstLineChars="0"/>
+              <w:rPr>
+                <w:rFonts w:ascii="Times New Roman" w:hAnsi="Times New Roman" w:eastAsia="Times New Roman" w:cs="Times New Roman"/>
+                <w:i w:val="false"/>
+                <w:b w:val="true"/>
+                <w:u w:val="none"/>
+                <w:strike w:val="false"/>
+                <w:sz w:val="20"/>
+                <w:szCs w:val="20"/>
+                <w:color w:val="000000"/>
+              </w:rPr>
+            </w:pPr>
+            <w:r>
+              <w:rPr>
+                <w:rFonts w:ascii="Times New Roman" w:hAnsi="Times New Roman" w:eastAsia="Times New Roman" w:cs="Times New Roman"/>
+                <w:i w:val="false"/>
+                <w:b w:val="true"/>
                 <w:u w:val="none"/>
                 <w:strike w:val="false"/>
                 <w:sz w:val="20"/>
@@ -21820,43 +21758,43 @@
               <w:left w:val="none" w:sz="0" w:space="0" w:color="000000"/>
               <w:right w:val="none" w:sz="0" w:space="0" w:color="000000"/>
             </w:tcBorders>
-            <w:shd w:val="clear" w:color="auto" w:fill="FFFFFF"/>
-            <w:tcMar>
-              <w:top w:w="0" w:type="dxa"/>
-              <w:bottom w:w="0" w:type="dxa"/>
-              <w:left w:w="0" w:type="dxa"/>
-              <w:right w:w="0" w:type="dxa"/>
-            </w:tcMar>
-            <w:vAlign w:val="center"/>
-          </w:tcPr>
-          <w:p>
-            <w:pPr>
-              <w:pStyle w:val="Normal"/>
-              <w:jc w:val="center"/>
-              <w:pBdr>
-                <w:bottom w:val="none" w:sz="0" w:space="0" w:color="000000"/>
-                <w:top w:val="none" w:sz="0" w:space="0" w:color="000000"/>
-                <w:left w:val="none" w:sz="0" w:space="0" w:color="000000"/>
-                <w:right w:val="none" w:sz="0" w:space="0" w:color="000000"/>
-              </w:pBdr>
-              <w:spacing w:after="100" w:before="100" w:line="240"/>
-              <w:ind w:left="100" w:right="100" w:firstLine="0" w:firstLineChars="0"/>
-              <w:rPr>
-                <w:rFonts w:ascii="Times New Roman" w:hAnsi="Times New Roman" w:eastAsia="Times New Roman" w:cs="Times New Roman"/>
-                <w:i w:val="false"/>
-                <w:b w:val="false"/>
-                <w:u w:val="none"/>
-                <w:strike w:val="false"/>
-                <w:sz w:val="20"/>
-                <w:szCs w:val="20"/>
-                <w:color w:val="000000"/>
-              </w:rPr>
-            </w:pPr>
-            <w:r>
-              <w:rPr>
-                <w:rFonts w:ascii="Times New Roman" w:hAnsi="Times New Roman" w:eastAsia="Times New Roman" w:cs="Times New Roman"/>
-                <w:i w:val="false"/>
-                <w:b w:val="false"/>
+            <w:shd w:val="clear" w:color="auto" w:fill="FFF3B0"/>
+            <w:tcMar>
+              <w:top w:w="0" w:type="dxa"/>
+              <w:bottom w:w="0" w:type="dxa"/>
+              <w:left w:w="0" w:type="dxa"/>
+              <w:right w:w="0" w:type="dxa"/>
+            </w:tcMar>
+            <w:vAlign w:val="center"/>
+          </w:tcPr>
+          <w:p>
+            <w:pPr>
+              <w:pStyle w:val="Normal"/>
+              <w:jc w:val="center"/>
+              <w:pBdr>
+                <w:bottom w:val="none" w:sz="0" w:space="0" w:color="000000"/>
+                <w:top w:val="none" w:sz="0" w:space="0" w:color="000000"/>
+                <w:left w:val="none" w:sz="0" w:space="0" w:color="000000"/>
+                <w:right w:val="none" w:sz="0" w:space="0" w:color="000000"/>
+              </w:pBdr>
+              <w:spacing w:after="100" w:before="100" w:line="240"/>
+              <w:ind w:left="100" w:right="100" w:firstLine="0" w:firstLineChars="0"/>
+              <w:rPr>
+                <w:rFonts w:ascii="Times New Roman" w:hAnsi="Times New Roman" w:eastAsia="Times New Roman" w:cs="Times New Roman"/>
+                <w:i w:val="false"/>
+                <w:b w:val="true"/>
+                <w:u w:val="none"/>
+                <w:strike w:val="false"/>
+                <w:sz w:val="20"/>
+                <w:szCs w:val="20"/>
+                <w:color w:val="000000"/>
+              </w:rPr>
+            </w:pPr>
+            <w:r>
+              <w:rPr>
+                <w:rFonts w:ascii="Times New Roman" w:hAnsi="Times New Roman" w:eastAsia="Times New Roman" w:cs="Times New Roman"/>
+                <w:i w:val="false"/>
+                <w:b w:val="true"/>
                 <w:u w:val="none"/>
                 <w:strike w:val="false"/>
                 <w:sz w:val="20"/>
@@ -22144,7 +22082,7 @@
                 <w:szCs w:val="16"/>
                 <w:color w:val="000000"/>
               </w:rPr>
-              <w:t xml:space="preserve">Note. Flux = CO2 flux (g C m⁻² day⁻¹); Q = discharge (L s⁻¹); Internal/External refer to the CO2 flux pathway (CO2 flux total = Internal + External); Internal Contribution (%) = internal's share of total CO2 flux. All models fit via generalized least squares with a continuous-time AR(1) residual correlation structure (nlme::corCAR1) to account for temporal autocorrelation in the daily flux series (see lmm_outline_synthesis.R for the residual diagnostics motivating this). Temperature Slope (β) and Discharge Slope (c) are the raw partial coefficients from the joint (No Interaction) model log10(flux) ~ TempC + log10(Q), each controlling for the other predictor; c is not a beta, it is the exponent of the log-log discharge (C-Q) rating-curve relationship. (SD) columns are the same coefficients standardized (raw slope x SD[predictor] / SD[response]) so Temperature and Discharge are directly comparable in magnitude; p columns give that term's exact p-value (&lt;0.001 shown for anything smaller). * on Temperature/Discharge/Interaction indicates p &lt; 0.05 for that term's own coefficient. Interaction (b) = the TempC:log10Q coefficient from the interaction model. Lower AIC indicates better fit. ΔAIC = AIC(No Interaction) - AIC(Interaction); positive values favor the interaction model; * marks |delta_AIC| &gt;= 2, the standard rule-of-thumb threshold (Burnham &amp; Anderson 2002) for a meaningful difference. Pseudo-R² (cor²) = squared Pearson correlation between fitted and observed values — NOT an RSS-based OLS R² (GLS's correlated residuals break that decomposition), just how well predictions track the data. It is taken from the interaction model when delta_AIC meaningfully favors it (starred, positive), and from the simpler additive (No Interaction) model otherwise. Favors = predictor (Temp or Q) with the larger absolute standardized slope.</w:t>
+              <w:t xml:space="preserve">Note. Flux = CO2 flux (g C m⁻² day⁻¹); Q = discharge (L s⁻¹); Internal/External refer to the CO2 flux pathway (CO2 flux total = Internal + External); Internal Contribution (%) = internal's share of total CO2 flux. All models fit via generalized least squares with a continuous-time AR(1) residual correlation structure (nlme::corCAR1) to account for temporal autocorrelation in the daily flux series (see lmm_outline_synthesis.R for the residual diagnostics motivating this). Temperature Slope (β) and Discharge Slope (c) are the raw partial coefficients from the joint (No Interaction) model log10(flux) ~ TempC + log10(Q), each controlling for the other predictor; c is not a beta, it is the exponent of the log-log discharge (C-Q) rating-curve relationship. (SD) columns are the same coefficients standardized (raw slope x SD[predictor] / SD[response]) so Temperature and Discharge are directly comparable in magnitude; p columns give that term's exact p-value (&lt;0.001 shown for anything smaller). * on Temperature/Discharge/Interaction indicates p &lt; 0.05 for that term's own coefficient. Interaction (b) = the TempC:log10Q coefficient from the interaction model. Lower AIC indicates better fit. ΔAIC = AIC(No Interaction) - AIC(Interaction); positive values favor the interaction model; * marks |delta_AIC| &gt;= 2, the standard rule-of-thumb threshold (Burnham &amp; Anderson 2002) for a meaningful difference. Pseudo-R² (cor²) = squared Pearson correlation between fitted and observed values — NOT an RSS-based OLS R² (GLS's correlated residuals break that decomposition), just how well predictions track the data. It is taken from the interaction model when delta_AIC meaningfully favors it (starred, positive), and from the simpler additive (No Interaction) model otherwise. Favors = predictor with the larger ABSOLUTE standardized slope, after any slope with p &gt;= 0.05 is set to zero (an effect indistinguishable from no effect cannot win); "Tied" means the two absolute standardized slopes differ by no more than 0.05 (5 percentage points), and "Neither" means both slopes were non-significant. Shaded, bold (b)/(SD)/p cells mark a term significant at p &lt; 0.05. Total, Internal, and External CO2 Flux are log10-transformed (row labels shown without the log10() notation); Internal Contribution (%) is not.</w:t>
             </w:r>
           </w:p>
         </w:tc>
